--- a/tools/templates/Model_validation_template.docx
+++ b/tools/templates/Model_validation_template.docx
@@ -1084,827 +1084,6 @@
           </w:tcPr>
           <w:p>
             <w:pPr>
-              <w:spacing w:after="40" w:before="0" w:line="240" w:lineRule="auto"/>
-            </w:pPr>
-            <w:r>
-              <w:rPr>
-                <w:rFonts w:ascii="Calibri" w:hAnsi="Calibri"/>
-                <w:sz w:val="21"/>
-                <w:color w:val="000000"/>
-                <w:b/>
-              </w:rPr>
-              <w:t xml:space="preserve">Taxon mapping and coverage</w:t>
-            </w:r>
-          </w:p>
-        </w:tc>
-        <w:tc>
-          <w:tcPr>
-            <w:tcW w:type="dxa" w:w="7834"/>
-            <w:vAlign w:val="center"/>
-            <w:shd w:fill="FFFFFF"/>
-            <w:tcMar>
-              <w:top w:w="90" w:type="dxa"/>
-              <w:bottom w:w="90" w:type="dxa"/>
-              <w:left w:w="110" w:type="dxa"/>
-              <w:right w:w="110" w:type="dxa"/>
-            </w:tcMar>
-            <w:tcBorders>
-              <w:top w:val="single" w:sz="5" w:color="D9D9D9"/>
-              <w:left w:val="single" w:sz="5" w:color="D9D9D9"/>
-              <w:bottom w:val="single" w:sz="5" w:color="D9D9D9"/>
-              <w:right w:val="single" w:sz="5" w:color="D9D9D9"/>
-            </w:tcBorders>
-          </w:tcPr>
-          <w:p>
-            <w:pPr>
-              <w:spacing w:after="40" w:before="0" w:line="240" w:lineRule="auto"/>
-            </w:pPr>
-            <w:r>
-              <w:rPr>
-                <w:rFonts w:ascii="Calibri" w:hAnsi="Calibri"/>
-                <w:sz w:val="21"/>
-                <w:color w:val="000000"/>
-              </w:rPr>
-              <w:t xml:space="preserve">Reference: [year]; [catch basis].</w:t>
-            </w:r>
-          </w:p>
-          <w:p>
-            <w:pPr>
-              <w:spacing w:after="40" w:before="0" w:line="240" w:lineRule="auto"/>
-            </w:pPr>
-            <w:r>
-              <w:rPr>
-                <w:rFonts w:ascii="Calibri" w:hAnsi="Calibri"/>
-                <w:sz w:val="21"/>
-                <w:color w:val="000000"/>
-              </w:rPr>
-              <w:t xml:space="preserve">Groups: [n]; catch taxa: [n].</w:t>
-            </w:r>
-          </w:p>
-          <w:p>
-            <w:pPr>
-              <w:spacing w:after="40" w:before="0" w:line="240" w:lineRule="auto"/>
-            </w:pPr>
-            <w:r>
-              <w:rPr>
-                <w:rFonts w:ascii="Calibri" w:hAnsi="Calibri"/>
-                <w:sz w:val="21"/>
-                <w:color w:val="000000"/>
-              </w:rPr>
-              <w:t xml:space="preserve">Catch: [t]; simple-chain PPR: [t C].</w:t>
-            </w:r>
-          </w:p>
-          <w:tbl>
-            <w:tblPr>
-              <w:tblW w:type="dxa" w:w="7474"/>
-              <w:jc w:val="center"/>
-              <w:tblLayout w:type="fixed"/>
-              <w:tblLook w:firstColumn="1" w:firstRow="1" w:lastColumn="0" w:lastRow="0" w:noHBand="0" w:noVBand="1" w:val="04A0"/>
-            </w:tblPr>
-            <w:tblGrid>
-              <w:gridCol w:w="2100"/>
-              <w:gridCol w:w="1120"/>
-              <w:gridCol w:w="1700"/>
-              <w:gridCol w:w="2554"/>
-            </w:tblGrid>
-            <w:tr>
-              <w:trPr>
-                <w:cantSplit/>
-                <w:tblHeader/>
-              </w:trPr>
-              <w:tc>
-                <w:tcPr>
-                  <w:tcW w:type="dxa" w:w="2100"/>
-                  <w:vAlign w:val="center"/>
-                  <w:shd w:fill="E5ECF0"/>
-                  <w:tcMar>
-                    <w:top w:w="90" w:type="dxa"/>
-                    <w:bottom w:w="90" w:type="dxa"/>
-                    <w:left w:w="110" w:type="dxa"/>
-                    <w:right w:w="110" w:type="dxa"/>
-                  </w:tcMar>
-                  <w:tcBorders>
-                    <w:top w:val="single" w:sz="5" w:color="D9D9D9"/>
-                    <w:left w:val="single" w:sz="5" w:color="D9D9D9"/>
-                    <w:bottom w:val="single" w:sz="5" w:color="D9D9D9"/>
-                    <w:right w:val="single" w:sz="5" w:color="D9D9D9"/>
-                  </w:tcBorders>
-                </w:tcPr>
-                <w:p>
-                  <w:pPr>
-                    <w:spacing w:after="40" w:before="0" w:line="240" w:lineRule="auto"/>
-                  </w:pPr>
-                  <w:r>
-                    <w:rPr>
-                      <w:rFonts w:ascii="Calibri" w:hAnsi="Calibri"/>
-                      <w:sz w:val="19"/>
-                      <w:color w:val="000000"/>
-                      <w:b/>
-                    </w:rPr>
-                    <w:t xml:space="preserve">Confidence</w:t>
-                  </w:r>
-                </w:p>
-              </w:tc>
-              <w:tc>
-                <w:tcPr>
-                  <w:tcW w:type="dxa" w:w="1120"/>
-                  <w:vAlign w:val="center"/>
-                  <w:shd w:fill="E5ECF0"/>
-                  <w:tcMar>
-                    <w:top w:w="90" w:type="dxa"/>
-                    <w:bottom w:w="90" w:type="dxa"/>
-                    <w:left w:w="110" w:type="dxa"/>
-                    <w:right w:w="110" w:type="dxa"/>
-                  </w:tcMar>
-                  <w:tcBorders>
-                    <w:top w:val="single" w:sz="5" w:color="D9D9D9"/>
-                    <w:left w:val="single" w:sz="5" w:color="D9D9D9"/>
-                    <w:bottom w:val="single" w:sz="5" w:color="D9D9D9"/>
-                    <w:right w:val="single" w:sz="5" w:color="D9D9D9"/>
-                  </w:tcBorders>
-                </w:tcPr>
-                <w:p>
-                  <w:pPr>
-                    <w:spacing w:after="40" w:before="0" w:line="240" w:lineRule="auto"/>
-                  </w:pPr>
-                  <w:r>
-                    <w:rPr>
-                      <w:rFonts w:ascii="Calibri" w:hAnsi="Calibri"/>
-                      <w:sz w:val="19"/>
-                      <w:color w:val="000000"/>
-                      <w:b/>
-                    </w:rPr>
-                    <w:t xml:space="preserve">Taxa (n)</w:t>
-                  </w:r>
-                </w:p>
-              </w:tc>
-              <w:tc>
-                <w:tcPr>
-                  <w:tcW w:type="dxa" w:w="1700"/>
-                  <w:vAlign w:val="center"/>
-                  <w:shd w:fill="E5ECF0"/>
-                  <w:tcMar>
-                    <w:top w:w="90" w:type="dxa"/>
-                    <w:bottom w:w="90" w:type="dxa"/>
-                    <w:left w:w="110" w:type="dxa"/>
-                    <w:right w:w="110" w:type="dxa"/>
-                  </w:tcMar>
-                  <w:tcBorders>
-                    <w:top w:val="single" w:sz="5" w:color="D9D9D9"/>
-                    <w:left w:val="single" w:sz="5" w:color="D9D9D9"/>
-                    <w:bottom w:val="single" w:sz="5" w:color="D9D9D9"/>
-                    <w:right w:val="single" w:sz="5" w:color="D9D9D9"/>
-                  </w:tcBorders>
-                </w:tcPr>
-                <w:p>
-                  <w:pPr>
-                    <w:spacing w:after="40" w:before="0" w:line="240" w:lineRule="auto"/>
-                  </w:pPr>
-                  <w:r>
-                    <w:rPr>
-                      <w:rFonts w:ascii="Calibri" w:hAnsi="Calibri"/>
-                      <w:sz w:val="19"/>
-                      <w:color w:val="000000"/>
-                      <w:b/>
-                    </w:rPr>
-                    <w:t xml:space="preserve">Catch (%)</w:t>
-                  </w:r>
-                </w:p>
-              </w:tc>
-              <w:tc>
-                <w:tcPr>
-                  <w:tcW w:type="dxa" w:w="2554"/>
-                  <w:vAlign w:val="center"/>
-                  <w:shd w:fill="E5ECF0"/>
-                  <w:tcMar>
-                    <w:top w:w="90" w:type="dxa"/>
-                    <w:bottom w:w="90" w:type="dxa"/>
-                    <w:left w:w="110" w:type="dxa"/>
-                    <w:right w:w="110" w:type="dxa"/>
-                  </w:tcMar>
-                  <w:tcBorders>
-                    <w:top w:val="single" w:sz="5" w:color="D9D9D9"/>
-                    <w:left w:val="single" w:sz="5" w:color="D9D9D9"/>
-                    <w:bottom w:val="single" w:sz="5" w:color="D9D9D9"/>
-                    <w:right w:val="single" w:sz="5" w:color="D9D9D9"/>
-                  </w:tcBorders>
-                </w:tcPr>
-                <w:p>
-                  <w:pPr>
-                    <w:spacing w:after="40" w:before="0" w:line="240" w:lineRule="auto"/>
-                  </w:pPr>
-                  <w:r>
-                    <w:rPr>
-                      <w:rFonts w:ascii="Calibri" w:hAnsi="Calibri"/>
-                      <w:sz w:val="19"/>
-                      <w:color w:val="000000"/>
-                      <w:b/>
-                    </w:rPr>
-                    <w:t xml:space="preserve">Simple-chain</w:t>
-                    <w:br/>
-                    <w:t xml:space="preserve">PPR (%)</w:t>
-                  </w:r>
-                </w:p>
-              </w:tc>
-            </w:tr>
-            <w:tr>
-              <w:trPr>
-                <w:cantSplit/>
-              </w:trPr>
-              <w:tc>
-                <w:tcPr>
-                  <w:tcW w:type="dxa" w:w="2100"/>
-                  <w:vAlign w:val="center"/>
-                  <w:shd w:fill="FFFFFF"/>
-                  <w:tcMar>
-                    <w:top w:w="90" w:type="dxa"/>
-                    <w:bottom w:w="90" w:type="dxa"/>
-                    <w:left w:w="110" w:type="dxa"/>
-                    <w:right w:w="110" w:type="dxa"/>
-                  </w:tcMar>
-                  <w:tcBorders>
-                    <w:top w:val="single" w:sz="5" w:color="D9D9D9"/>
-                    <w:left w:val="single" w:sz="5" w:color="D9D9D9"/>
-                    <w:bottom w:val="single" w:sz="5" w:color="D9D9D9"/>
-                    <w:right w:val="single" w:sz="5" w:color="D9D9D9"/>
-                  </w:tcBorders>
-                </w:tcPr>
-                <w:p>
-                  <w:pPr>
-                    <w:spacing w:after="40" w:before="0" w:line="240" w:lineRule="auto"/>
-                  </w:pPr>
-                  <w:r>
-                    <w:rPr>
-                      <w:rFonts w:ascii="Calibri" w:hAnsi="Calibri"/>
-                      <w:sz w:val="19"/>
-                      <w:color w:val="000000"/>
-                    </w:rPr>
-                    <w:t xml:space="preserve">High</w:t>
-                  </w:r>
-                </w:p>
-              </w:tc>
-              <w:tc>
-                <w:tcPr>
-                  <w:tcW w:type="dxa" w:w="1120"/>
-                  <w:vAlign w:val="center"/>
-                  <w:shd w:fill="FFFFFF"/>
-                  <w:tcMar>
-                    <w:top w:w="90" w:type="dxa"/>
-                    <w:bottom w:w="90" w:type="dxa"/>
-                    <w:left w:w="110" w:type="dxa"/>
-                    <w:right w:w="110" w:type="dxa"/>
-                  </w:tcMar>
-                  <w:tcBorders>
-                    <w:top w:val="single" w:sz="5" w:color="D9D9D9"/>
-                    <w:left w:val="single" w:sz="5" w:color="D9D9D9"/>
-                    <w:bottom w:val="single" w:sz="5" w:color="D9D9D9"/>
-                    <w:right w:val="single" w:sz="5" w:color="D9D9D9"/>
-                  </w:tcBorders>
-                </w:tcPr>
-                <w:p>
-                  <w:pPr>
-                    <w:spacing w:after="40" w:before="0" w:line="240" w:lineRule="auto"/>
-                  </w:pPr>
-                  <w:r>
-                    <w:rPr>
-                      <w:rFonts w:ascii="Calibri" w:hAnsi="Calibri"/>
-                      <w:sz w:val="19"/>
-                      <w:color w:val="000000"/>
-                    </w:rPr>
-                    <w:t xml:space="preserve">[n]</w:t>
-                  </w:r>
-                </w:p>
-              </w:tc>
-              <w:tc>
-                <w:tcPr>
-                  <w:tcW w:type="dxa" w:w="1700"/>
-                  <w:vAlign w:val="center"/>
-                  <w:shd w:fill="FFFFFF"/>
-                  <w:tcMar>
-                    <w:top w:w="90" w:type="dxa"/>
-                    <w:bottom w:w="90" w:type="dxa"/>
-                    <w:left w:w="110" w:type="dxa"/>
-                    <w:right w:w="110" w:type="dxa"/>
-                  </w:tcMar>
-                  <w:tcBorders>
-                    <w:top w:val="single" w:sz="5" w:color="D9D9D9"/>
-                    <w:left w:val="single" w:sz="5" w:color="D9D9D9"/>
-                    <w:bottom w:val="single" w:sz="5" w:color="D9D9D9"/>
-                    <w:right w:val="single" w:sz="5" w:color="D9D9D9"/>
-                  </w:tcBorders>
-                </w:tcPr>
-                <w:p>
-                  <w:pPr>
-                    <w:spacing w:after="40" w:before="0" w:line="240" w:lineRule="auto"/>
-                  </w:pPr>
-                  <w:r>
-                    <w:rPr>
-                      <w:rFonts w:ascii="Calibri" w:hAnsi="Calibri"/>
-                      <w:sz w:val="19"/>
-                      <w:color w:val="000000"/>
-                    </w:rPr>
-                    <w:t xml:space="preserve">[%]</w:t>
-                  </w:r>
-                </w:p>
-              </w:tc>
-              <w:tc>
-                <w:tcPr>
-                  <w:tcW w:type="dxa" w:w="2554"/>
-                  <w:vAlign w:val="center"/>
-                  <w:shd w:fill="FFFFFF"/>
-                  <w:tcMar>
-                    <w:top w:w="90" w:type="dxa"/>
-                    <w:bottom w:w="90" w:type="dxa"/>
-                    <w:left w:w="110" w:type="dxa"/>
-                    <w:right w:w="110" w:type="dxa"/>
-                  </w:tcMar>
-                  <w:tcBorders>
-                    <w:top w:val="single" w:sz="5" w:color="D9D9D9"/>
-                    <w:left w:val="single" w:sz="5" w:color="D9D9D9"/>
-                    <w:bottom w:val="single" w:sz="5" w:color="D9D9D9"/>
-                    <w:right w:val="single" w:sz="5" w:color="D9D9D9"/>
-                  </w:tcBorders>
-                </w:tcPr>
-                <w:p>
-                  <w:pPr>
-                    <w:spacing w:after="40" w:before="0" w:line="240" w:lineRule="auto"/>
-                  </w:pPr>
-                  <w:r>
-                    <w:rPr>
-                      <w:rFonts w:ascii="Calibri" w:hAnsi="Calibri"/>
-                      <w:sz w:val="19"/>
-                      <w:color w:val="000000"/>
-                    </w:rPr>
-                    <w:t xml:space="preserve">[%]</w:t>
-                  </w:r>
-                </w:p>
-              </w:tc>
-            </w:tr>
-            <w:tr>
-              <w:trPr>
-                <w:cantSplit/>
-              </w:trPr>
-              <w:tc>
-                <w:tcPr>
-                  <w:tcW w:type="dxa" w:w="2100"/>
-                  <w:vAlign w:val="center"/>
-                  <w:shd w:fill="FFFFFF"/>
-                  <w:tcMar>
-                    <w:top w:w="90" w:type="dxa"/>
-                    <w:bottom w:w="90" w:type="dxa"/>
-                    <w:left w:w="110" w:type="dxa"/>
-                    <w:right w:w="110" w:type="dxa"/>
-                  </w:tcMar>
-                  <w:tcBorders>
-                    <w:top w:val="single" w:sz="5" w:color="D9D9D9"/>
-                    <w:left w:val="single" w:sz="5" w:color="D9D9D9"/>
-                    <w:bottom w:val="single" w:sz="5" w:color="D9D9D9"/>
-                    <w:right w:val="single" w:sz="5" w:color="D9D9D9"/>
-                  </w:tcBorders>
-                </w:tcPr>
-                <w:p>
-                  <w:pPr>
-                    <w:spacing w:after="40" w:before="0" w:line="240" w:lineRule="auto"/>
-                  </w:pPr>
-                  <w:r>
-                    <w:rPr>
-                      <w:rFonts w:ascii="Calibri" w:hAnsi="Calibri"/>
-                      <w:sz w:val="19"/>
-                      <w:color w:val="000000"/>
-                    </w:rPr>
-                    <w:t xml:space="preserve">Medium</w:t>
-                  </w:r>
-                </w:p>
-              </w:tc>
-              <w:tc>
-                <w:tcPr>
-                  <w:tcW w:type="dxa" w:w="1120"/>
-                  <w:vAlign w:val="center"/>
-                  <w:shd w:fill="FFFFFF"/>
-                  <w:tcMar>
-                    <w:top w:w="90" w:type="dxa"/>
-                    <w:bottom w:w="90" w:type="dxa"/>
-                    <w:left w:w="110" w:type="dxa"/>
-                    <w:right w:w="110" w:type="dxa"/>
-                  </w:tcMar>
-                  <w:tcBorders>
-                    <w:top w:val="single" w:sz="5" w:color="D9D9D9"/>
-                    <w:left w:val="single" w:sz="5" w:color="D9D9D9"/>
-                    <w:bottom w:val="single" w:sz="5" w:color="D9D9D9"/>
-                    <w:right w:val="single" w:sz="5" w:color="D9D9D9"/>
-                  </w:tcBorders>
-                </w:tcPr>
-                <w:p>
-                  <w:pPr>
-                    <w:spacing w:after="40" w:before="0" w:line="240" w:lineRule="auto"/>
-                  </w:pPr>
-                  <w:r>
-                    <w:rPr>
-                      <w:rFonts w:ascii="Calibri" w:hAnsi="Calibri"/>
-                      <w:sz w:val="19"/>
-                      <w:color w:val="000000"/>
-                    </w:rPr>
-                    <w:t xml:space="preserve">[n]</w:t>
-                  </w:r>
-                </w:p>
-              </w:tc>
-              <w:tc>
-                <w:tcPr>
-                  <w:tcW w:type="dxa" w:w="1700"/>
-                  <w:vAlign w:val="center"/>
-                  <w:shd w:fill="FFFFFF"/>
-                  <w:tcMar>
-                    <w:top w:w="90" w:type="dxa"/>
-                    <w:bottom w:w="90" w:type="dxa"/>
-                    <w:left w:w="110" w:type="dxa"/>
-                    <w:right w:w="110" w:type="dxa"/>
-                  </w:tcMar>
-                  <w:tcBorders>
-                    <w:top w:val="single" w:sz="5" w:color="D9D9D9"/>
-                    <w:left w:val="single" w:sz="5" w:color="D9D9D9"/>
-                    <w:bottom w:val="single" w:sz="5" w:color="D9D9D9"/>
-                    <w:right w:val="single" w:sz="5" w:color="D9D9D9"/>
-                  </w:tcBorders>
-                </w:tcPr>
-                <w:p>
-                  <w:pPr>
-                    <w:spacing w:after="40" w:before="0" w:line="240" w:lineRule="auto"/>
-                  </w:pPr>
-                  <w:r>
-                    <w:rPr>
-                      <w:rFonts w:ascii="Calibri" w:hAnsi="Calibri"/>
-                      <w:sz w:val="19"/>
-                      <w:color w:val="000000"/>
-                    </w:rPr>
-                    <w:t xml:space="preserve">[%]</w:t>
-                  </w:r>
-                </w:p>
-              </w:tc>
-              <w:tc>
-                <w:tcPr>
-                  <w:tcW w:type="dxa" w:w="2554"/>
-                  <w:vAlign w:val="center"/>
-                  <w:shd w:fill="FFFFFF"/>
-                  <w:tcMar>
-                    <w:top w:w="90" w:type="dxa"/>
-                    <w:bottom w:w="90" w:type="dxa"/>
-                    <w:left w:w="110" w:type="dxa"/>
-                    <w:right w:w="110" w:type="dxa"/>
-                  </w:tcMar>
-                  <w:tcBorders>
-                    <w:top w:val="single" w:sz="5" w:color="D9D9D9"/>
-                    <w:left w:val="single" w:sz="5" w:color="D9D9D9"/>
-                    <w:bottom w:val="single" w:sz="5" w:color="D9D9D9"/>
-                    <w:right w:val="single" w:sz="5" w:color="D9D9D9"/>
-                  </w:tcBorders>
-                </w:tcPr>
-                <w:p>
-                  <w:pPr>
-                    <w:spacing w:after="40" w:before="0" w:line="240" w:lineRule="auto"/>
-                  </w:pPr>
-                  <w:r>
-                    <w:rPr>
-                      <w:rFonts w:ascii="Calibri" w:hAnsi="Calibri"/>
-                      <w:sz w:val="19"/>
-                      <w:color w:val="000000"/>
-                    </w:rPr>
-                    <w:t xml:space="preserve">[%]</w:t>
-                  </w:r>
-                </w:p>
-              </w:tc>
-            </w:tr>
-            <w:tr>
-              <w:trPr>
-                <w:cantSplit/>
-              </w:trPr>
-              <w:tc>
-                <w:tcPr>
-                  <w:tcW w:type="dxa" w:w="2100"/>
-                  <w:vAlign w:val="center"/>
-                  <w:shd w:fill="FFFFFF"/>
-                  <w:tcMar>
-                    <w:top w:w="90" w:type="dxa"/>
-                    <w:bottom w:w="90" w:type="dxa"/>
-                    <w:left w:w="110" w:type="dxa"/>
-                    <w:right w:w="110" w:type="dxa"/>
-                  </w:tcMar>
-                  <w:tcBorders>
-                    <w:top w:val="single" w:sz="5" w:color="D9D9D9"/>
-                    <w:left w:val="single" w:sz="5" w:color="D9D9D9"/>
-                    <w:bottom w:val="single" w:sz="5" w:color="D9D9D9"/>
-                    <w:right w:val="single" w:sz="5" w:color="D9D9D9"/>
-                  </w:tcBorders>
-                </w:tcPr>
-                <w:p>
-                  <w:pPr>
-                    <w:spacing w:after="40" w:before="0" w:line="240" w:lineRule="auto"/>
-                  </w:pPr>
-                  <w:r>
-                    <w:rPr>
-                      <w:rFonts w:ascii="Calibri" w:hAnsi="Calibri"/>
-                      <w:sz w:val="19"/>
-                      <w:color w:val="000000"/>
-                    </w:rPr>
-                    <w:t xml:space="preserve">Low</w:t>
-                  </w:r>
-                </w:p>
-              </w:tc>
-              <w:tc>
-                <w:tcPr>
-                  <w:tcW w:type="dxa" w:w="1120"/>
-                  <w:vAlign w:val="center"/>
-                  <w:shd w:fill="FFFFFF"/>
-                  <w:tcMar>
-                    <w:top w:w="90" w:type="dxa"/>
-                    <w:bottom w:w="90" w:type="dxa"/>
-                    <w:left w:w="110" w:type="dxa"/>
-                    <w:right w:w="110" w:type="dxa"/>
-                  </w:tcMar>
-                  <w:tcBorders>
-                    <w:top w:val="single" w:sz="5" w:color="D9D9D9"/>
-                    <w:left w:val="single" w:sz="5" w:color="D9D9D9"/>
-                    <w:bottom w:val="single" w:sz="5" w:color="D9D9D9"/>
-                    <w:right w:val="single" w:sz="5" w:color="D9D9D9"/>
-                  </w:tcBorders>
-                </w:tcPr>
-                <w:p>
-                  <w:pPr>
-                    <w:spacing w:after="40" w:before="0" w:line="240" w:lineRule="auto"/>
-                  </w:pPr>
-                  <w:r>
-                    <w:rPr>
-                      <w:rFonts w:ascii="Calibri" w:hAnsi="Calibri"/>
-                      <w:sz w:val="19"/>
-                      <w:color w:val="000000"/>
-                    </w:rPr>
-                    <w:t xml:space="preserve">[n]</w:t>
-                  </w:r>
-                </w:p>
-              </w:tc>
-              <w:tc>
-                <w:tcPr>
-                  <w:tcW w:type="dxa" w:w="1700"/>
-                  <w:vAlign w:val="center"/>
-                  <w:shd w:fill="FFFFFF"/>
-                  <w:tcMar>
-                    <w:top w:w="90" w:type="dxa"/>
-                    <w:bottom w:w="90" w:type="dxa"/>
-                    <w:left w:w="110" w:type="dxa"/>
-                    <w:right w:w="110" w:type="dxa"/>
-                  </w:tcMar>
-                  <w:tcBorders>
-                    <w:top w:val="single" w:sz="5" w:color="D9D9D9"/>
-                    <w:left w:val="single" w:sz="5" w:color="D9D9D9"/>
-                    <w:bottom w:val="single" w:sz="5" w:color="D9D9D9"/>
-                    <w:right w:val="single" w:sz="5" w:color="D9D9D9"/>
-                  </w:tcBorders>
-                </w:tcPr>
-                <w:p>
-                  <w:pPr>
-                    <w:spacing w:after="40" w:before="0" w:line="240" w:lineRule="auto"/>
-                  </w:pPr>
-                  <w:r>
-                    <w:rPr>
-                      <w:rFonts w:ascii="Calibri" w:hAnsi="Calibri"/>
-                      <w:sz w:val="19"/>
-                      <w:color w:val="000000"/>
-                    </w:rPr>
-                    <w:t xml:space="preserve">[%]</w:t>
-                  </w:r>
-                </w:p>
-              </w:tc>
-              <w:tc>
-                <w:tcPr>
-                  <w:tcW w:type="dxa" w:w="2554"/>
-                  <w:vAlign w:val="center"/>
-                  <w:shd w:fill="FFFFFF"/>
-                  <w:tcMar>
-                    <w:top w:w="90" w:type="dxa"/>
-                    <w:bottom w:w="90" w:type="dxa"/>
-                    <w:left w:w="110" w:type="dxa"/>
-                    <w:right w:w="110" w:type="dxa"/>
-                  </w:tcMar>
-                  <w:tcBorders>
-                    <w:top w:val="single" w:sz="5" w:color="D9D9D9"/>
-                    <w:left w:val="single" w:sz="5" w:color="D9D9D9"/>
-                    <w:bottom w:val="single" w:sz="5" w:color="D9D9D9"/>
-                    <w:right w:val="single" w:sz="5" w:color="D9D9D9"/>
-                  </w:tcBorders>
-                </w:tcPr>
-                <w:p>
-                  <w:pPr>
-                    <w:spacing w:after="40" w:before="0" w:line="240" w:lineRule="auto"/>
-                  </w:pPr>
-                  <w:r>
-                    <w:rPr>
-                      <w:rFonts w:ascii="Calibri" w:hAnsi="Calibri"/>
-                      <w:sz w:val="19"/>
-                      <w:color w:val="000000"/>
-                    </w:rPr>
-                    <w:t xml:space="preserve">[%]</w:t>
-                  </w:r>
-                </w:p>
-              </w:tc>
-            </w:tr>
-            <w:tr>
-              <w:trPr>
-                <w:cantSplit/>
-              </w:trPr>
-              <w:tc>
-                <w:tcPr>
-                  <w:tcW w:type="dxa" w:w="2100"/>
-                  <w:vAlign w:val="center"/>
-                  <w:shd w:fill="FFFFFF"/>
-                  <w:tcMar>
-                    <w:top w:w="90" w:type="dxa"/>
-                    <w:bottom w:w="90" w:type="dxa"/>
-                    <w:left w:w="110" w:type="dxa"/>
-                    <w:right w:w="110" w:type="dxa"/>
-                  </w:tcMar>
-                  <w:tcBorders>
-                    <w:top w:val="single" w:sz="5" w:color="D9D9D9"/>
-                    <w:left w:val="single" w:sz="5" w:color="D9D9D9"/>
-                    <w:bottom w:val="single" w:sz="5" w:color="D9D9D9"/>
-                    <w:right w:val="single" w:sz="5" w:color="D9D9D9"/>
-                  </w:tcBorders>
-                </w:tcPr>
-                <w:p>
-                  <w:pPr>
-                    <w:spacing w:after="40" w:before="0" w:line="240" w:lineRule="auto"/>
-                  </w:pPr>
-                  <w:r>
-                    <w:rPr>
-                      <w:rFonts w:ascii="Calibri" w:hAnsi="Calibri"/>
-                      <w:sz w:val="19"/>
-                      <w:color w:val="000000"/>
-                    </w:rPr>
-                    <w:t xml:space="preserve">Unresolved</w:t>
-                  </w:r>
-                </w:p>
-              </w:tc>
-              <w:tc>
-                <w:tcPr>
-                  <w:tcW w:type="dxa" w:w="1120"/>
-                  <w:vAlign w:val="center"/>
-                  <w:shd w:fill="FFFFFF"/>
-                  <w:tcMar>
-                    <w:top w:w="90" w:type="dxa"/>
-                    <w:bottom w:w="90" w:type="dxa"/>
-                    <w:left w:w="110" w:type="dxa"/>
-                    <w:right w:w="110" w:type="dxa"/>
-                  </w:tcMar>
-                  <w:tcBorders>
-                    <w:top w:val="single" w:sz="5" w:color="D9D9D9"/>
-                    <w:left w:val="single" w:sz="5" w:color="D9D9D9"/>
-                    <w:bottom w:val="single" w:sz="5" w:color="D9D9D9"/>
-                    <w:right w:val="single" w:sz="5" w:color="D9D9D9"/>
-                  </w:tcBorders>
-                </w:tcPr>
-                <w:p>
-                  <w:pPr>
-                    <w:spacing w:after="40" w:before="0" w:line="240" w:lineRule="auto"/>
-                  </w:pPr>
-                  <w:r>
-                    <w:rPr>
-                      <w:rFonts w:ascii="Calibri" w:hAnsi="Calibri"/>
-                      <w:sz w:val="19"/>
-                      <w:color w:val="000000"/>
-                    </w:rPr>
-                    <w:t xml:space="preserve">[n]</w:t>
-                  </w:r>
-                </w:p>
-              </w:tc>
-              <w:tc>
-                <w:tcPr>
-                  <w:tcW w:type="dxa" w:w="1700"/>
-                  <w:vAlign w:val="center"/>
-                  <w:shd w:fill="FFFFFF"/>
-                  <w:tcMar>
-                    <w:top w:w="90" w:type="dxa"/>
-                    <w:bottom w:w="90" w:type="dxa"/>
-                    <w:left w:w="110" w:type="dxa"/>
-                    <w:right w:w="110" w:type="dxa"/>
-                  </w:tcMar>
-                  <w:tcBorders>
-                    <w:top w:val="single" w:sz="5" w:color="D9D9D9"/>
-                    <w:left w:val="single" w:sz="5" w:color="D9D9D9"/>
-                    <w:bottom w:val="single" w:sz="5" w:color="D9D9D9"/>
-                    <w:right w:val="single" w:sz="5" w:color="D9D9D9"/>
-                  </w:tcBorders>
-                </w:tcPr>
-                <w:p>
-                  <w:pPr>
-                    <w:spacing w:after="40" w:before="0" w:line="240" w:lineRule="auto"/>
-                  </w:pPr>
-                  <w:r>
-                    <w:rPr>
-                      <w:rFonts w:ascii="Calibri" w:hAnsi="Calibri"/>
-                      <w:sz w:val="19"/>
-                      <w:color w:val="000000"/>
-                    </w:rPr>
-                    <w:t xml:space="preserve">[%]</w:t>
-                  </w:r>
-                </w:p>
-              </w:tc>
-              <w:tc>
-                <w:tcPr>
-                  <w:tcW w:type="dxa" w:w="2554"/>
-                  <w:vAlign w:val="center"/>
-                  <w:shd w:fill="FFFFFF"/>
-                  <w:tcMar>
-                    <w:top w:w="90" w:type="dxa"/>
-                    <w:bottom w:w="90" w:type="dxa"/>
-                    <w:left w:w="110" w:type="dxa"/>
-                    <w:right w:w="110" w:type="dxa"/>
-                  </w:tcMar>
-                  <w:tcBorders>
-                    <w:top w:val="single" w:sz="5" w:color="D9D9D9"/>
-                    <w:left w:val="single" w:sz="5" w:color="D9D9D9"/>
-                    <w:bottom w:val="single" w:sz="5" w:color="D9D9D9"/>
-                    <w:right w:val="single" w:sz="5" w:color="D9D9D9"/>
-                  </w:tcBorders>
-                </w:tcPr>
-                <w:p>
-                  <w:pPr>
-                    <w:spacing w:after="40" w:before="0" w:line="240" w:lineRule="auto"/>
-                  </w:pPr>
-                  <w:r>
-                    <w:rPr>
-                      <w:rFonts w:ascii="Calibri" w:hAnsi="Calibri"/>
-                      <w:sz w:val="19"/>
-                      <w:color w:val="000000"/>
-                    </w:rPr>
-                    <w:t xml:space="preserve">[%]</w:t>
-                  </w:r>
-                </w:p>
-              </w:tc>
-            </w:tr>
-          </w:tbl>
-          <w:p>
-            <w:pPr>
-              <w:spacing w:after="40" w:before="0" w:line="240" w:lineRule="auto"/>
-            </w:pPr>
-            <w:r>
-              <w:rPr>
-                <w:rFonts w:ascii="Calibri" w:hAnsi="Calibri"/>
-                <w:sz w:val="20"/>
-                <w:color w:val="000000"/>
-              </w:rPr>
-              <w:t xml:space="preserve">Membership evidence: [sources; Appendix A / full report].</w:t>
-            </w:r>
-          </w:p>
-          <w:p>
-            <w:pPr>
-              <w:spacing w:after="40" w:before="0" w:line="240" w:lineRule="auto"/>
-            </w:pPr>
-            <w:r>
-              <w:rPr>
-                <w:rFonts w:ascii="Calibri" w:hAnsi="Calibri"/>
-                <w:sz w:val="20"/>
-                <w:color w:val="000000"/>
-              </w:rPr>
-              <w:t xml:space="preserve">Weights and assumptions: [rules; sources; affected confidence].</w:t>
-            </w:r>
-          </w:p>
-          <w:p>
-            <w:pPr>
-              <w:spacing w:after="40" w:before="0" w:line="240" w:lineRule="auto"/>
-            </w:pPr>
-            <w:r>
-              <w:rPr>
-                <w:rFonts w:ascii="Calibri" w:hAnsi="Calibri"/>
-                <w:sz w:val="20"/>
-                <w:color w:val="000000"/>
-              </w:rPr>
-              <w:t xml:space="preserve">[If needed: PPR unavailable for n taxa, x% of catch; shares use known PPR.]</w:t>
-            </w:r>
-          </w:p>
-        </w:tc>
-      </w:tr>
-      <w:tr>
-        <w:trPr>
-          <w:cantSplit/>
-        </w:trPr>
-        <w:tc>
-          <w:tcPr>
-            <w:tcW w:type="dxa" w:w="2203"/>
-            <w:vAlign w:val="center"/>
-            <w:shd w:fill="FFFFFF"/>
-            <w:tcMar>
-              <w:top w:w="90" w:type="dxa"/>
-              <w:bottom w:w="90" w:type="dxa"/>
-              <w:left w:w="110" w:type="dxa"/>
-              <w:right w:w="110" w:type="dxa"/>
-            </w:tcMar>
-            <w:tcBorders>
-              <w:top w:val="single" w:sz="5" w:color="D9D9D9"/>
-              <w:left w:val="single" w:sz="5" w:color="D9D9D9"/>
-              <w:bottom w:val="single" w:sz="5" w:color="D9D9D9"/>
-              <w:right w:val="single" w:sz="5" w:color="D9D9D9"/>
-            </w:tcBorders>
-          </w:tcPr>
-          <w:p>
-            <w:pPr>
               <w:spacing w:after="40"/>
             </w:pPr>
             <w:r>
@@ -2269,9 +1448,1636 @@
     </w:tbl>
     <w:p>
       <w:pPr>
+        <w:keepNext/>
+        <w:pageBreakBefore/>
+        <w:spacing w:after="120"/>
+      </w:pPr>
+      <w:r>
+        <w:rPr>
+          <w:rFonts w:ascii="Calibri" w:hAnsi="Calibri"/>
+          <w:b/>
+          <w:color w:val="000000"/>
+          <w:sz w:val="30"/>
+        </w:rPr>
+        <w:t>Taxon mapping and coverage</w:t>
+      </w:r>
+    </w:p>
+    <w:p>
+      <w:pPr>
+        <w:keepNext w:val="0"/>
+        <w:pageBreakBefore w:val="0"/>
+        <w:spacing w:after="120"/>
+      </w:pPr>
+      <w:r>
+        <w:rPr>
+          <w:rFonts w:ascii="Calibri" w:hAnsi="Calibri"/>
+          <w:b w:val="0"/>
+          <w:color w:val="000000"/>
+          <w:sz w:val="21"/>
+        </w:rPr>
+        <w:t>Reference: [year and catch basis]; [scope, unidentified treatment and group/taxon filters].</w:t>
+      </w:r>
+    </w:p>
+    <w:p>
+      <w:pPr>
+        <w:keepNext w:val="0"/>
+        <w:pageBreakBefore w:val="0"/>
+        <w:spacing w:after="120"/>
+      </w:pPr>
+      <w:r>
+        <w:rPr>
+          <w:rFonts w:ascii="Calibri" w:hAnsi="Calibri"/>
+          <w:b w:val="0"/>
+          <w:color w:val="000000"/>
+          <w:sz w:val="21"/>
+        </w:rPr>
+        <w:t>[n] source groups [+ synthetic imports separately]; [n] catch taxa; catch [t]; known simple-chain PPR [t C]. [Missing coefficients and affected catch share, if any.]</w:t>
+      </w:r>
+    </w:p>
+    <w:p>
+      <w:pPr>
+        <w:keepNext w:val="0"/>
+        <w:pageBreakBefore w:val="0"/>
+        <w:spacing w:after="120"/>
+      </w:pPr>
+      <w:r>
+        <w:rPr>
+          <w:rFonts w:ascii="Calibri" w:hAnsi="Calibri"/>
+          <w:b w:val="0"/>
+          <w:color w:val="000000"/>
+          <w:sz w:val="21"/>
+        </w:rPr>
+      </w:r>
+      <w:hyperlink r:id="rIdValidation1">
+        <w:r>
+          <w:rPr>
+            <w:color w:val="175E72"/>
+            <w:u w:val="single"/>
+          </w:rPr>
+          <w:t>[Linked Excel taxon appendix and descriptive Sources sheet]</w:t>
+        </w:r>
+      </w:hyperlink>
+    </w:p>
+    <w:tbl>
+      <w:tblPr>
+        <w:tblW w:type="auto" w:w="0"/>
+        <w:tblLayout w:type="fixed"/>
+        <w:tblLook w:firstColumn="1" w:firstRow="1" w:lastColumn="0" w:lastRow="0" w:noHBand="0" w:noVBand="1" w:val="04A0"/>
+      </w:tblPr>
+      <w:tblGrid>
+        <w:gridCol w:w="3888"/>
+        <w:gridCol w:w="1440"/>
+        <w:gridCol w:w="2304"/>
+        <w:gridCol w:w="2376"/>
+      </w:tblGrid>
+      <w:tr>
+        <w:trPr>
+          <w:tblHeader/>
+          <w:cantSplit/>
+        </w:trPr>
+        <w:tc>
+          <w:tcPr>
+            <w:tcW w:type="dxa" w:w="3888"/>
+            <w:shd w:fill="DDE9EE"/>
+            <w:tcBorders>
+              <w:top w:val="single" w:sz="4" w:color="D9D9D9"/>
+              <w:left w:val="single" w:sz="4" w:color="D9D9D9"/>
+              <w:bottom w:val="single" w:sz="4" w:color="D9D9D9"/>
+              <w:right w:val="single" w:sz="4" w:color="D9D9D9"/>
+            </w:tcBorders>
+            <w:tcMar>
+              <w:top w:w="75" w:type="dxa"/>
+              <w:left w:w="75" w:type="dxa"/>
+              <w:bottom w:w="75" w:type="dxa"/>
+              <w:right w:w="75" w:type="dxa"/>
+            </w:tcMar>
+          </w:tcPr>
+          <w:p>
+            <w:pPr>
+              <w:spacing w:after="40" w:before="40"/>
+            </w:pPr>
+            <w:r>
+              <w:rPr>
+                <w:rFonts w:ascii="Calibri" w:hAnsi="Calibri"/>
+                <w:b/>
+                <w:color w:val="000000"/>
+                <w:sz w:val="20"/>
+              </w:rPr>
+              <w:t>Overall confidence</w:t>
+            </w:r>
+          </w:p>
+        </w:tc>
+        <w:tc>
+          <w:tcPr>
+            <w:tcW w:type="dxa" w:w="1440"/>
+            <w:shd w:fill="DDE9EE"/>
+            <w:tcBorders>
+              <w:top w:val="single" w:sz="4" w:color="D9D9D9"/>
+              <w:left w:val="single" w:sz="4" w:color="D9D9D9"/>
+              <w:bottom w:val="single" w:sz="4" w:color="D9D9D9"/>
+              <w:right w:val="single" w:sz="4" w:color="D9D9D9"/>
+            </w:tcBorders>
+            <w:tcMar>
+              <w:top w:w="75" w:type="dxa"/>
+              <w:left w:w="75" w:type="dxa"/>
+              <w:bottom w:w="75" w:type="dxa"/>
+              <w:right w:w="75" w:type="dxa"/>
+            </w:tcMar>
+          </w:tcPr>
+          <w:p>
+            <w:pPr>
+              <w:spacing w:after="40" w:before="40"/>
+              <w:jc w:val="center"/>
+            </w:pPr>
+            <w:r>
+              <w:rPr>
+                <w:rFonts w:ascii="Calibri" w:hAnsi="Calibri"/>
+                <w:b/>
+                <w:color w:val="000000"/>
+                <w:sz w:val="20"/>
+              </w:rPr>
+              <w:t>Taxa</w:t>
+            </w:r>
+          </w:p>
+        </w:tc>
+        <w:tc>
+          <w:tcPr>
+            <w:tcW w:type="dxa" w:w="2304"/>
+            <w:shd w:fill="DDE9EE"/>
+            <w:tcBorders>
+              <w:top w:val="single" w:sz="4" w:color="D9D9D9"/>
+              <w:left w:val="single" w:sz="4" w:color="D9D9D9"/>
+              <w:bottom w:val="single" w:sz="4" w:color="D9D9D9"/>
+              <w:right w:val="single" w:sz="4" w:color="D9D9D9"/>
+            </w:tcBorders>
+            <w:tcMar>
+              <w:top w:w="75" w:type="dxa"/>
+              <w:left w:w="75" w:type="dxa"/>
+              <w:bottom w:w="75" w:type="dxa"/>
+              <w:right w:w="75" w:type="dxa"/>
+            </w:tcMar>
+          </w:tcPr>
+          <w:p>
+            <w:pPr>
+              <w:spacing w:after="40" w:before="40"/>
+              <w:jc w:val="center"/>
+            </w:pPr>
+            <w:r>
+              <w:rPr>
+                <w:rFonts w:ascii="Calibri" w:hAnsi="Calibri"/>
+                <w:b/>
+                <w:color w:val="000000"/>
+                <w:sz w:val="20"/>
+              </w:rPr>
+              <w:t>Catch percentage</w:t>
+            </w:r>
+          </w:p>
+        </w:tc>
+        <w:tc>
+          <w:tcPr>
+            <w:tcW w:type="dxa" w:w="2376"/>
+            <w:shd w:fill="DDE9EE"/>
+            <w:tcBorders>
+              <w:top w:val="single" w:sz="4" w:color="D9D9D9"/>
+              <w:left w:val="single" w:sz="4" w:color="D9D9D9"/>
+              <w:bottom w:val="single" w:sz="4" w:color="D9D9D9"/>
+              <w:right w:val="single" w:sz="4" w:color="D9D9D9"/>
+            </w:tcBorders>
+            <w:tcMar>
+              <w:top w:w="75" w:type="dxa"/>
+              <w:left w:w="75" w:type="dxa"/>
+              <w:bottom w:w="75" w:type="dxa"/>
+              <w:right w:w="75" w:type="dxa"/>
+            </w:tcMar>
+          </w:tcPr>
+          <w:p>
+            <w:pPr>
+              <w:spacing w:after="40" w:before="40"/>
+              <w:jc w:val="center"/>
+            </w:pPr>
+            <w:r>
+              <w:rPr>
+                <w:rFonts w:ascii="Calibri" w:hAnsi="Calibri"/>
+                <w:b/>
+                <w:color w:val="000000"/>
+                <w:sz w:val="20"/>
+              </w:rPr>
+              <w:t>PPR percentage</w:t>
+            </w:r>
+          </w:p>
+        </w:tc>
+      </w:tr>
+      <w:tr>
+        <w:trPr>
+          <w:cantSplit/>
+        </w:trPr>
+        <w:tc>
+          <w:tcPr>
+            <w:tcW w:type="dxa" w:w="3888"/>
+            <w:shd w:fill="FFFFFF"/>
+            <w:tcBorders>
+              <w:top w:val="single" w:sz="4" w:color="D9D9D9"/>
+              <w:left w:val="single" w:sz="4" w:color="D9D9D9"/>
+              <w:bottom w:val="single" w:sz="4" w:color="D9D9D9"/>
+              <w:right w:val="single" w:sz="4" w:color="D9D9D9"/>
+            </w:tcBorders>
+            <w:tcMar>
+              <w:top w:w="75" w:type="dxa"/>
+              <w:left w:w="75" w:type="dxa"/>
+              <w:bottom w:w="75" w:type="dxa"/>
+              <w:right w:w="75" w:type="dxa"/>
+            </w:tcMar>
+          </w:tcPr>
+          <w:p>
+            <w:pPr>
+              <w:spacing w:after="40" w:before="40"/>
+            </w:pPr>
+            <w:r>
+              <w:rPr>
+                <w:rFonts w:ascii="Calibri" w:hAnsi="Calibri"/>
+                <w:b w:val="0"/>
+                <w:color w:val="000000"/>
+                <w:sz w:val="20"/>
+              </w:rPr>
+              <w:t>High</w:t>
+            </w:r>
+          </w:p>
+        </w:tc>
+        <w:tc>
+          <w:tcPr>
+            <w:tcW w:type="dxa" w:w="1440"/>
+            <w:shd w:fill="FFFFFF"/>
+            <w:tcBorders>
+              <w:top w:val="single" w:sz="4" w:color="D9D9D9"/>
+              <w:left w:val="single" w:sz="4" w:color="D9D9D9"/>
+              <w:bottom w:val="single" w:sz="4" w:color="D9D9D9"/>
+              <w:right w:val="single" w:sz="4" w:color="D9D9D9"/>
+            </w:tcBorders>
+            <w:tcMar>
+              <w:top w:w="75" w:type="dxa"/>
+              <w:left w:w="75" w:type="dxa"/>
+              <w:bottom w:w="75" w:type="dxa"/>
+              <w:right w:w="75" w:type="dxa"/>
+            </w:tcMar>
+          </w:tcPr>
+          <w:p>
+            <w:pPr>
+              <w:spacing w:after="40" w:before="40"/>
+              <w:jc w:val="center"/>
+            </w:pPr>
+            <w:r>
+              <w:rPr>
+                <w:rFonts w:ascii="Calibri" w:hAnsi="Calibri"/>
+                <w:b w:val="0"/>
+                <w:color w:val="000000"/>
+                <w:sz w:val="20"/>
+              </w:rPr>
+              <w:t>[n]</w:t>
+            </w:r>
+          </w:p>
+        </w:tc>
+        <w:tc>
+          <w:tcPr>
+            <w:tcW w:type="dxa" w:w="2304"/>
+            <w:shd w:fill="FFFFFF"/>
+            <w:tcBorders>
+              <w:top w:val="single" w:sz="4" w:color="D9D9D9"/>
+              <w:left w:val="single" w:sz="4" w:color="D9D9D9"/>
+              <w:bottom w:val="single" w:sz="4" w:color="D9D9D9"/>
+              <w:right w:val="single" w:sz="4" w:color="D9D9D9"/>
+            </w:tcBorders>
+            <w:tcMar>
+              <w:top w:w="75" w:type="dxa"/>
+              <w:left w:w="75" w:type="dxa"/>
+              <w:bottom w:w="75" w:type="dxa"/>
+              <w:right w:w="75" w:type="dxa"/>
+            </w:tcMar>
+          </w:tcPr>
+          <w:p>
+            <w:pPr>
+              <w:spacing w:after="40" w:before="40"/>
+              <w:jc w:val="center"/>
+            </w:pPr>
+            <w:r>
+              <w:rPr>
+                <w:rFonts w:ascii="Calibri" w:hAnsi="Calibri"/>
+                <w:b w:val="0"/>
+                <w:color w:val="000000"/>
+                <w:sz w:val="20"/>
+              </w:rPr>
+              <w:t>[%]</w:t>
+            </w:r>
+          </w:p>
+        </w:tc>
+        <w:tc>
+          <w:tcPr>
+            <w:tcW w:type="dxa" w:w="2376"/>
+            <w:shd w:fill="FFFFFF"/>
+            <w:tcBorders>
+              <w:top w:val="single" w:sz="4" w:color="D9D9D9"/>
+              <w:left w:val="single" w:sz="4" w:color="D9D9D9"/>
+              <w:bottom w:val="single" w:sz="4" w:color="D9D9D9"/>
+              <w:right w:val="single" w:sz="4" w:color="D9D9D9"/>
+            </w:tcBorders>
+            <w:tcMar>
+              <w:top w:w="75" w:type="dxa"/>
+              <w:left w:w="75" w:type="dxa"/>
+              <w:bottom w:w="75" w:type="dxa"/>
+              <w:right w:w="75" w:type="dxa"/>
+            </w:tcMar>
+          </w:tcPr>
+          <w:p>
+            <w:pPr>
+              <w:spacing w:after="40" w:before="40"/>
+              <w:jc w:val="center"/>
+            </w:pPr>
+            <w:r>
+              <w:rPr>
+                <w:rFonts w:ascii="Calibri" w:hAnsi="Calibri"/>
+                <w:b w:val="0"/>
+                <w:color w:val="000000"/>
+                <w:sz w:val="20"/>
+              </w:rPr>
+              <w:t>[%]</w:t>
+            </w:r>
+          </w:p>
+        </w:tc>
+      </w:tr>
+      <w:tr>
+        <w:trPr>
+          <w:cantSplit/>
+        </w:trPr>
+        <w:tc>
+          <w:tcPr>
+            <w:tcW w:type="dxa" w:w="3888"/>
+            <w:shd w:fill="F5F7F8"/>
+            <w:tcBorders>
+              <w:top w:val="single" w:sz="4" w:color="D9D9D9"/>
+              <w:left w:val="single" w:sz="4" w:color="D9D9D9"/>
+              <w:bottom w:val="single" w:sz="4" w:color="D9D9D9"/>
+              <w:right w:val="single" w:sz="4" w:color="D9D9D9"/>
+            </w:tcBorders>
+            <w:tcMar>
+              <w:top w:w="75" w:type="dxa"/>
+              <w:left w:w="75" w:type="dxa"/>
+              <w:bottom w:w="75" w:type="dxa"/>
+              <w:right w:w="75" w:type="dxa"/>
+            </w:tcMar>
+          </w:tcPr>
+          <w:p>
+            <w:pPr>
+              <w:spacing w:after="40" w:before="40"/>
+            </w:pPr>
+            <w:r>
+              <w:rPr>
+                <w:rFonts w:ascii="Calibri" w:hAnsi="Calibri"/>
+                <w:b w:val="0"/>
+                <w:color w:val="000000"/>
+                <w:sz w:val="20"/>
+              </w:rPr>
+              <w:t>Medium</w:t>
+            </w:r>
+          </w:p>
+        </w:tc>
+        <w:tc>
+          <w:tcPr>
+            <w:tcW w:type="dxa" w:w="1440"/>
+            <w:shd w:fill="F5F7F8"/>
+            <w:tcBorders>
+              <w:top w:val="single" w:sz="4" w:color="D9D9D9"/>
+              <w:left w:val="single" w:sz="4" w:color="D9D9D9"/>
+              <w:bottom w:val="single" w:sz="4" w:color="D9D9D9"/>
+              <w:right w:val="single" w:sz="4" w:color="D9D9D9"/>
+            </w:tcBorders>
+            <w:tcMar>
+              <w:top w:w="75" w:type="dxa"/>
+              <w:left w:w="75" w:type="dxa"/>
+              <w:bottom w:w="75" w:type="dxa"/>
+              <w:right w:w="75" w:type="dxa"/>
+            </w:tcMar>
+          </w:tcPr>
+          <w:p>
+            <w:pPr>
+              <w:spacing w:after="40" w:before="40"/>
+              <w:jc w:val="center"/>
+            </w:pPr>
+            <w:r>
+              <w:rPr>
+                <w:rFonts w:ascii="Calibri" w:hAnsi="Calibri"/>
+                <w:b w:val="0"/>
+                <w:color w:val="000000"/>
+                <w:sz w:val="20"/>
+              </w:rPr>
+              <w:t>[n]</w:t>
+            </w:r>
+          </w:p>
+        </w:tc>
+        <w:tc>
+          <w:tcPr>
+            <w:tcW w:type="dxa" w:w="2304"/>
+            <w:shd w:fill="F5F7F8"/>
+            <w:tcBorders>
+              <w:top w:val="single" w:sz="4" w:color="D9D9D9"/>
+              <w:left w:val="single" w:sz="4" w:color="D9D9D9"/>
+              <w:bottom w:val="single" w:sz="4" w:color="D9D9D9"/>
+              <w:right w:val="single" w:sz="4" w:color="D9D9D9"/>
+            </w:tcBorders>
+            <w:tcMar>
+              <w:top w:w="75" w:type="dxa"/>
+              <w:left w:w="75" w:type="dxa"/>
+              <w:bottom w:w="75" w:type="dxa"/>
+              <w:right w:w="75" w:type="dxa"/>
+            </w:tcMar>
+          </w:tcPr>
+          <w:p>
+            <w:pPr>
+              <w:spacing w:after="40" w:before="40"/>
+              <w:jc w:val="center"/>
+            </w:pPr>
+            <w:r>
+              <w:rPr>
+                <w:rFonts w:ascii="Calibri" w:hAnsi="Calibri"/>
+                <w:b w:val="0"/>
+                <w:color w:val="000000"/>
+                <w:sz w:val="20"/>
+              </w:rPr>
+              <w:t>[%]</w:t>
+            </w:r>
+          </w:p>
+        </w:tc>
+        <w:tc>
+          <w:tcPr>
+            <w:tcW w:type="dxa" w:w="2376"/>
+            <w:shd w:fill="F5F7F8"/>
+            <w:tcBorders>
+              <w:top w:val="single" w:sz="4" w:color="D9D9D9"/>
+              <w:left w:val="single" w:sz="4" w:color="D9D9D9"/>
+              <w:bottom w:val="single" w:sz="4" w:color="D9D9D9"/>
+              <w:right w:val="single" w:sz="4" w:color="D9D9D9"/>
+            </w:tcBorders>
+            <w:tcMar>
+              <w:top w:w="75" w:type="dxa"/>
+              <w:left w:w="75" w:type="dxa"/>
+              <w:bottom w:w="75" w:type="dxa"/>
+              <w:right w:w="75" w:type="dxa"/>
+            </w:tcMar>
+          </w:tcPr>
+          <w:p>
+            <w:pPr>
+              <w:spacing w:after="40" w:before="40"/>
+              <w:jc w:val="center"/>
+            </w:pPr>
+            <w:r>
+              <w:rPr>
+                <w:rFonts w:ascii="Calibri" w:hAnsi="Calibri"/>
+                <w:b w:val="0"/>
+                <w:color w:val="000000"/>
+                <w:sz w:val="20"/>
+              </w:rPr>
+              <w:t>[%]</w:t>
+            </w:r>
+          </w:p>
+        </w:tc>
+      </w:tr>
+      <w:tr>
+        <w:trPr>
+          <w:cantSplit/>
+        </w:trPr>
+        <w:tc>
+          <w:tcPr>
+            <w:tcW w:type="dxa" w:w="3888"/>
+            <w:shd w:fill="FFFFFF"/>
+            <w:tcBorders>
+              <w:top w:val="single" w:sz="4" w:color="D9D9D9"/>
+              <w:left w:val="single" w:sz="4" w:color="D9D9D9"/>
+              <w:bottom w:val="single" w:sz="4" w:color="D9D9D9"/>
+              <w:right w:val="single" w:sz="4" w:color="D9D9D9"/>
+            </w:tcBorders>
+            <w:tcMar>
+              <w:top w:w="75" w:type="dxa"/>
+              <w:left w:w="75" w:type="dxa"/>
+              <w:bottom w:w="75" w:type="dxa"/>
+              <w:right w:w="75" w:type="dxa"/>
+            </w:tcMar>
+          </w:tcPr>
+          <w:p>
+            <w:pPr>
+              <w:spacing w:after="40" w:before="40"/>
+            </w:pPr>
+            <w:r>
+              <w:rPr>
+                <w:rFonts w:ascii="Calibri" w:hAnsi="Calibri"/>
+                <w:b w:val="0"/>
+                <w:color w:val="000000"/>
+                <w:sz w:val="20"/>
+              </w:rPr>
+              <w:t>Low</w:t>
+            </w:r>
+          </w:p>
+        </w:tc>
+        <w:tc>
+          <w:tcPr>
+            <w:tcW w:type="dxa" w:w="1440"/>
+            <w:shd w:fill="FFFFFF"/>
+            <w:tcBorders>
+              <w:top w:val="single" w:sz="4" w:color="D9D9D9"/>
+              <w:left w:val="single" w:sz="4" w:color="D9D9D9"/>
+              <w:bottom w:val="single" w:sz="4" w:color="D9D9D9"/>
+              <w:right w:val="single" w:sz="4" w:color="D9D9D9"/>
+            </w:tcBorders>
+            <w:tcMar>
+              <w:top w:w="75" w:type="dxa"/>
+              <w:left w:w="75" w:type="dxa"/>
+              <w:bottom w:w="75" w:type="dxa"/>
+              <w:right w:w="75" w:type="dxa"/>
+            </w:tcMar>
+          </w:tcPr>
+          <w:p>
+            <w:pPr>
+              <w:spacing w:after="40" w:before="40"/>
+              <w:jc w:val="center"/>
+            </w:pPr>
+            <w:r>
+              <w:rPr>
+                <w:rFonts w:ascii="Calibri" w:hAnsi="Calibri"/>
+                <w:b w:val="0"/>
+                <w:color w:val="000000"/>
+                <w:sz w:val="20"/>
+              </w:rPr>
+              <w:t>[n]</w:t>
+            </w:r>
+          </w:p>
+        </w:tc>
+        <w:tc>
+          <w:tcPr>
+            <w:tcW w:type="dxa" w:w="2304"/>
+            <w:shd w:fill="FFFFFF"/>
+            <w:tcBorders>
+              <w:top w:val="single" w:sz="4" w:color="D9D9D9"/>
+              <w:left w:val="single" w:sz="4" w:color="D9D9D9"/>
+              <w:bottom w:val="single" w:sz="4" w:color="D9D9D9"/>
+              <w:right w:val="single" w:sz="4" w:color="D9D9D9"/>
+            </w:tcBorders>
+            <w:tcMar>
+              <w:top w:w="75" w:type="dxa"/>
+              <w:left w:w="75" w:type="dxa"/>
+              <w:bottom w:w="75" w:type="dxa"/>
+              <w:right w:w="75" w:type="dxa"/>
+            </w:tcMar>
+          </w:tcPr>
+          <w:p>
+            <w:pPr>
+              <w:spacing w:after="40" w:before="40"/>
+              <w:jc w:val="center"/>
+            </w:pPr>
+            <w:r>
+              <w:rPr>
+                <w:rFonts w:ascii="Calibri" w:hAnsi="Calibri"/>
+                <w:b w:val="0"/>
+                <w:color w:val="000000"/>
+                <w:sz w:val="20"/>
+              </w:rPr>
+              <w:t>[%]</w:t>
+            </w:r>
+          </w:p>
+        </w:tc>
+        <w:tc>
+          <w:tcPr>
+            <w:tcW w:type="dxa" w:w="2376"/>
+            <w:shd w:fill="FFFFFF"/>
+            <w:tcBorders>
+              <w:top w:val="single" w:sz="4" w:color="D9D9D9"/>
+              <w:left w:val="single" w:sz="4" w:color="D9D9D9"/>
+              <w:bottom w:val="single" w:sz="4" w:color="D9D9D9"/>
+              <w:right w:val="single" w:sz="4" w:color="D9D9D9"/>
+            </w:tcBorders>
+            <w:tcMar>
+              <w:top w:w="75" w:type="dxa"/>
+              <w:left w:w="75" w:type="dxa"/>
+              <w:bottom w:w="75" w:type="dxa"/>
+              <w:right w:w="75" w:type="dxa"/>
+            </w:tcMar>
+          </w:tcPr>
+          <w:p>
+            <w:pPr>
+              <w:spacing w:after="40" w:before="40"/>
+              <w:jc w:val="center"/>
+            </w:pPr>
+            <w:r>
+              <w:rPr>
+                <w:rFonts w:ascii="Calibri" w:hAnsi="Calibri"/>
+                <w:b w:val="0"/>
+                <w:color w:val="000000"/>
+                <w:sz w:val="20"/>
+              </w:rPr>
+              <w:t>[%]</w:t>
+            </w:r>
+          </w:p>
+        </w:tc>
+      </w:tr>
+      <w:tr>
+        <w:trPr>
+          <w:cantSplit/>
+        </w:trPr>
+        <w:tc>
+          <w:tcPr>
+            <w:tcW w:type="dxa" w:w="3888"/>
+            <w:shd w:fill="F5F7F8"/>
+            <w:tcBorders>
+              <w:top w:val="single" w:sz="4" w:color="D9D9D9"/>
+              <w:left w:val="single" w:sz="4" w:color="D9D9D9"/>
+              <w:bottom w:val="single" w:sz="4" w:color="D9D9D9"/>
+              <w:right w:val="single" w:sz="4" w:color="D9D9D9"/>
+            </w:tcBorders>
+            <w:tcMar>
+              <w:top w:w="75" w:type="dxa"/>
+              <w:left w:w="75" w:type="dxa"/>
+              <w:bottom w:w="75" w:type="dxa"/>
+              <w:right w:w="75" w:type="dxa"/>
+            </w:tcMar>
+          </w:tcPr>
+          <w:p>
+            <w:pPr>
+              <w:spacing w:after="40" w:before="40"/>
+            </w:pPr>
+            <w:r>
+              <w:rPr>
+                <w:rFonts w:ascii="Calibri" w:hAnsi="Calibri"/>
+                <w:b w:val="0"/>
+                <w:color w:val="000000"/>
+                <w:sz w:val="20"/>
+              </w:rPr>
+              <w:t>Very low</w:t>
+            </w:r>
+          </w:p>
+        </w:tc>
+        <w:tc>
+          <w:tcPr>
+            <w:tcW w:type="dxa" w:w="1440"/>
+            <w:shd w:fill="F5F7F8"/>
+            <w:tcBorders>
+              <w:top w:val="single" w:sz="4" w:color="D9D9D9"/>
+              <w:left w:val="single" w:sz="4" w:color="D9D9D9"/>
+              <w:bottom w:val="single" w:sz="4" w:color="D9D9D9"/>
+              <w:right w:val="single" w:sz="4" w:color="D9D9D9"/>
+            </w:tcBorders>
+            <w:tcMar>
+              <w:top w:w="75" w:type="dxa"/>
+              <w:left w:w="75" w:type="dxa"/>
+              <w:bottom w:w="75" w:type="dxa"/>
+              <w:right w:w="75" w:type="dxa"/>
+            </w:tcMar>
+          </w:tcPr>
+          <w:p>
+            <w:pPr>
+              <w:spacing w:after="40" w:before="40"/>
+              <w:jc w:val="center"/>
+            </w:pPr>
+            <w:r>
+              <w:rPr>
+                <w:rFonts w:ascii="Calibri" w:hAnsi="Calibri"/>
+                <w:b w:val="0"/>
+                <w:color w:val="000000"/>
+                <w:sz w:val="20"/>
+              </w:rPr>
+              <w:t>[n]</w:t>
+            </w:r>
+          </w:p>
+        </w:tc>
+        <w:tc>
+          <w:tcPr>
+            <w:tcW w:type="dxa" w:w="2304"/>
+            <w:shd w:fill="F5F7F8"/>
+            <w:tcBorders>
+              <w:top w:val="single" w:sz="4" w:color="D9D9D9"/>
+              <w:left w:val="single" w:sz="4" w:color="D9D9D9"/>
+              <w:bottom w:val="single" w:sz="4" w:color="D9D9D9"/>
+              <w:right w:val="single" w:sz="4" w:color="D9D9D9"/>
+            </w:tcBorders>
+            <w:tcMar>
+              <w:top w:w="75" w:type="dxa"/>
+              <w:left w:w="75" w:type="dxa"/>
+              <w:bottom w:w="75" w:type="dxa"/>
+              <w:right w:w="75" w:type="dxa"/>
+            </w:tcMar>
+          </w:tcPr>
+          <w:p>
+            <w:pPr>
+              <w:spacing w:after="40" w:before="40"/>
+              <w:jc w:val="center"/>
+            </w:pPr>
+            <w:r>
+              <w:rPr>
+                <w:rFonts w:ascii="Calibri" w:hAnsi="Calibri"/>
+                <w:b w:val="0"/>
+                <w:color w:val="000000"/>
+                <w:sz w:val="20"/>
+              </w:rPr>
+              <w:t>[%]</w:t>
+            </w:r>
+          </w:p>
+        </w:tc>
+        <w:tc>
+          <w:tcPr>
+            <w:tcW w:type="dxa" w:w="2376"/>
+            <w:shd w:fill="F5F7F8"/>
+            <w:tcBorders>
+              <w:top w:val="single" w:sz="4" w:color="D9D9D9"/>
+              <w:left w:val="single" w:sz="4" w:color="D9D9D9"/>
+              <w:bottom w:val="single" w:sz="4" w:color="D9D9D9"/>
+              <w:right w:val="single" w:sz="4" w:color="D9D9D9"/>
+            </w:tcBorders>
+            <w:tcMar>
+              <w:top w:w="75" w:type="dxa"/>
+              <w:left w:w="75" w:type="dxa"/>
+              <w:bottom w:w="75" w:type="dxa"/>
+              <w:right w:w="75" w:type="dxa"/>
+            </w:tcMar>
+          </w:tcPr>
+          <w:p>
+            <w:pPr>
+              <w:spacing w:after="40" w:before="40"/>
+              <w:jc w:val="center"/>
+            </w:pPr>
+            <w:r>
+              <w:rPr>
+                <w:rFonts w:ascii="Calibri" w:hAnsi="Calibri"/>
+                <w:b w:val="0"/>
+                <w:color w:val="000000"/>
+                <w:sz w:val="20"/>
+              </w:rPr>
+              <w:t>[%]</w:t>
+            </w:r>
+          </w:p>
+        </w:tc>
+      </w:tr>
+      <w:tr>
+        <w:trPr>
+          <w:cantSplit/>
+        </w:trPr>
+        <w:tc>
+          <w:tcPr>
+            <w:tcW w:type="dxa" w:w="3888"/>
+            <w:shd w:fill="FFFFFF"/>
+            <w:tcBorders>
+              <w:top w:val="single" w:sz="4" w:color="D9D9D9"/>
+              <w:left w:val="single" w:sz="4" w:color="D9D9D9"/>
+              <w:bottom w:val="single" w:sz="4" w:color="D9D9D9"/>
+              <w:right w:val="single" w:sz="4" w:color="D9D9D9"/>
+            </w:tcBorders>
+            <w:tcMar>
+              <w:top w:w="75" w:type="dxa"/>
+              <w:left w:w="75" w:type="dxa"/>
+              <w:bottom w:w="75" w:type="dxa"/>
+              <w:right w:w="75" w:type="dxa"/>
+            </w:tcMar>
+          </w:tcPr>
+          <w:p>
+            <w:pPr>
+              <w:spacing w:after="40" w:before="40"/>
+            </w:pPr>
+            <w:r>
+              <w:rPr>
+                <w:rFonts w:ascii="Calibri" w:hAnsi="Calibri"/>
+                <w:b w:val="0"/>
+                <w:color w:val="000000"/>
+                <w:sz w:val="20"/>
+              </w:rPr>
+              <w:t>Unresolved</w:t>
+            </w:r>
+          </w:p>
+        </w:tc>
+        <w:tc>
+          <w:tcPr>
+            <w:tcW w:type="dxa" w:w="1440"/>
+            <w:shd w:fill="FFFFFF"/>
+            <w:tcBorders>
+              <w:top w:val="single" w:sz="4" w:color="D9D9D9"/>
+              <w:left w:val="single" w:sz="4" w:color="D9D9D9"/>
+              <w:bottom w:val="single" w:sz="4" w:color="D9D9D9"/>
+              <w:right w:val="single" w:sz="4" w:color="D9D9D9"/>
+            </w:tcBorders>
+            <w:tcMar>
+              <w:top w:w="75" w:type="dxa"/>
+              <w:left w:w="75" w:type="dxa"/>
+              <w:bottom w:w="75" w:type="dxa"/>
+              <w:right w:w="75" w:type="dxa"/>
+            </w:tcMar>
+          </w:tcPr>
+          <w:p>
+            <w:pPr>
+              <w:spacing w:after="40" w:before="40"/>
+              <w:jc w:val="center"/>
+            </w:pPr>
+            <w:r>
+              <w:rPr>
+                <w:rFonts w:ascii="Calibri" w:hAnsi="Calibri"/>
+                <w:b w:val="0"/>
+                <w:color w:val="000000"/>
+                <w:sz w:val="20"/>
+              </w:rPr>
+              <w:t>[n]</w:t>
+            </w:r>
+          </w:p>
+        </w:tc>
+        <w:tc>
+          <w:tcPr>
+            <w:tcW w:type="dxa" w:w="2304"/>
+            <w:shd w:fill="FFFFFF"/>
+            <w:tcBorders>
+              <w:top w:val="single" w:sz="4" w:color="D9D9D9"/>
+              <w:left w:val="single" w:sz="4" w:color="D9D9D9"/>
+              <w:bottom w:val="single" w:sz="4" w:color="D9D9D9"/>
+              <w:right w:val="single" w:sz="4" w:color="D9D9D9"/>
+            </w:tcBorders>
+            <w:tcMar>
+              <w:top w:w="75" w:type="dxa"/>
+              <w:left w:w="75" w:type="dxa"/>
+              <w:bottom w:w="75" w:type="dxa"/>
+              <w:right w:w="75" w:type="dxa"/>
+            </w:tcMar>
+          </w:tcPr>
+          <w:p>
+            <w:pPr>
+              <w:spacing w:after="40" w:before="40"/>
+              <w:jc w:val="center"/>
+            </w:pPr>
+            <w:r>
+              <w:rPr>
+                <w:rFonts w:ascii="Calibri" w:hAnsi="Calibri"/>
+                <w:b w:val="0"/>
+                <w:color w:val="000000"/>
+                <w:sz w:val="20"/>
+              </w:rPr>
+              <w:t>[%]</w:t>
+            </w:r>
+          </w:p>
+        </w:tc>
+        <w:tc>
+          <w:tcPr>
+            <w:tcW w:type="dxa" w:w="2376"/>
+            <w:shd w:fill="FFFFFF"/>
+            <w:tcBorders>
+              <w:top w:val="single" w:sz="4" w:color="D9D9D9"/>
+              <w:left w:val="single" w:sz="4" w:color="D9D9D9"/>
+              <w:bottom w:val="single" w:sz="4" w:color="D9D9D9"/>
+              <w:right w:val="single" w:sz="4" w:color="D9D9D9"/>
+            </w:tcBorders>
+            <w:tcMar>
+              <w:top w:w="75" w:type="dxa"/>
+              <w:left w:w="75" w:type="dxa"/>
+              <w:bottom w:w="75" w:type="dxa"/>
+              <w:right w:w="75" w:type="dxa"/>
+            </w:tcMar>
+          </w:tcPr>
+          <w:p>
+            <w:pPr>
+              <w:spacing w:after="40" w:before="40"/>
+              <w:jc w:val="center"/>
+            </w:pPr>
+            <w:r>
+              <w:rPr>
+                <w:rFonts w:ascii="Calibri" w:hAnsi="Calibri"/>
+                <w:b w:val="0"/>
+                <w:color w:val="000000"/>
+                <w:sz w:val="20"/>
+              </w:rPr>
+              <w:t>[%]</w:t>
+            </w:r>
+          </w:p>
+        </w:tc>
+      </w:tr>
+    </w:tbl>
+    <w:p>
+      <w:pPr>
+        <w:keepNext/>
+        <w:pageBreakBefore w:val="0"/>
+        <w:spacing w:after="120"/>
+      </w:pPr>
+      <w:r>
+        <w:rPr>
+          <w:rFonts w:ascii="Calibri" w:hAnsi="Calibri"/>
+          <w:b/>
+          <w:color w:val="000000"/>
+          <w:sz w:val="23"/>
+        </w:rPr>
+        <w:t>Group assignment rules</w:t>
+      </w:r>
+    </w:p>
+    <w:tbl>
+      <w:tblPr>
+        <w:tblW w:type="auto" w:w="0"/>
+        <w:tblLayout w:type="fixed"/>
+        <w:tblLook w:firstColumn="1" w:firstRow="1" w:lastColumn="0" w:lastRow="0" w:noHBand="0" w:noVBand="1" w:val="04A0"/>
+      </w:tblPr>
+      <w:tblGrid>
+        <w:gridCol w:w="6624"/>
+        <w:gridCol w:w="1512"/>
+        <w:gridCol w:w="1872"/>
+      </w:tblGrid>
+      <w:tr>
+        <w:trPr>
+          <w:tblHeader/>
+          <w:cantSplit/>
+        </w:trPr>
+        <w:tc>
+          <w:tcPr>
+            <w:tcW w:type="dxa" w:w="6624"/>
+            <w:shd w:fill="DDE9EE"/>
+            <w:tcBorders>
+              <w:top w:val="single" w:sz="4" w:color="D9D9D9"/>
+              <w:left w:val="single" w:sz="4" w:color="D9D9D9"/>
+              <w:bottom w:val="single" w:sz="4" w:color="D9D9D9"/>
+              <w:right w:val="single" w:sz="4" w:color="D9D9D9"/>
+            </w:tcBorders>
+            <w:tcMar>
+              <w:top w:w="75" w:type="dxa"/>
+              <w:left w:w="75" w:type="dxa"/>
+              <w:bottom w:w="75" w:type="dxa"/>
+              <w:right w:w="75" w:type="dxa"/>
+            </w:tcMar>
+          </w:tcPr>
+          <w:p>
+            <w:pPr>
+              <w:spacing w:after="40" w:before="40"/>
+            </w:pPr>
+            <w:r>
+              <w:rPr>
+                <w:rFonts w:ascii="Calibri" w:hAnsi="Calibri"/>
+                <w:b/>
+                <w:color w:val="000000"/>
+                <w:sz w:val="20"/>
+              </w:rPr>
+              <w:t>Plain-language rule</w:t>
+            </w:r>
+          </w:p>
+        </w:tc>
+        <w:tc>
+          <w:tcPr>
+            <w:tcW w:type="dxa" w:w="1512"/>
+            <w:shd w:fill="DDE9EE"/>
+            <w:tcBorders>
+              <w:top w:val="single" w:sz="4" w:color="D9D9D9"/>
+              <w:left w:val="single" w:sz="4" w:color="D9D9D9"/>
+              <w:bottom w:val="single" w:sz="4" w:color="D9D9D9"/>
+              <w:right w:val="single" w:sz="4" w:color="D9D9D9"/>
+            </w:tcBorders>
+            <w:tcMar>
+              <w:top w:w="75" w:type="dxa"/>
+              <w:left w:w="75" w:type="dxa"/>
+              <w:bottom w:w="75" w:type="dxa"/>
+              <w:right w:w="75" w:type="dxa"/>
+            </w:tcMar>
+          </w:tcPr>
+          <w:p>
+            <w:pPr>
+              <w:spacing w:after="40" w:before="40"/>
+              <w:jc w:val="center"/>
+            </w:pPr>
+            <w:r>
+              <w:rPr>
+                <w:rFonts w:ascii="Calibri" w:hAnsi="Calibri"/>
+                <w:b/>
+                <w:color w:val="000000"/>
+                <w:sz w:val="20"/>
+              </w:rPr>
+              <w:t>Confidence</w:t>
+            </w:r>
+          </w:p>
+        </w:tc>
+        <w:tc>
+          <w:tcPr>
+            <w:tcW w:type="dxa" w:w="1872"/>
+            <w:shd w:fill="DDE9EE"/>
+            <w:tcBorders>
+              <w:top w:val="single" w:sz="4" w:color="D9D9D9"/>
+              <w:left w:val="single" w:sz="4" w:color="D9D9D9"/>
+              <w:bottom w:val="single" w:sz="4" w:color="D9D9D9"/>
+              <w:right w:val="single" w:sz="4" w:color="D9D9D9"/>
+            </w:tcBorders>
+            <w:tcMar>
+              <w:top w:w="75" w:type="dxa"/>
+              <w:left w:w="75" w:type="dxa"/>
+              <w:bottom w:w="75" w:type="dxa"/>
+              <w:right w:w="75" w:type="dxa"/>
+            </w:tcMar>
+          </w:tcPr>
+          <w:p>
+            <w:pPr>
+              <w:spacing w:after="40" w:before="40"/>
+              <w:jc w:val="center"/>
+            </w:pPr>
+            <w:r>
+              <w:rPr>
+                <w:rFonts w:ascii="Calibri" w:hAnsi="Calibri"/>
+                <w:b/>
+                <w:color w:val="000000"/>
+                <w:sz w:val="20"/>
+              </w:rPr>
+              <w:t>PPR percentage</w:t>
+            </w:r>
+          </w:p>
+        </w:tc>
+      </w:tr>
+      <w:tr>
+        <w:trPr>
+          <w:cantSplit/>
+        </w:trPr>
+        <w:tc>
+          <w:tcPr>
+            <w:tcW w:type="dxa" w:w="6624"/>
+            <w:shd w:fill="FFFFFF"/>
+            <w:tcBorders>
+              <w:top w:val="single" w:sz="4" w:color="D9D9D9"/>
+              <w:left w:val="single" w:sz="4" w:color="D9D9D9"/>
+              <w:bottom w:val="single" w:sz="4" w:color="D9D9D9"/>
+              <w:right w:val="single" w:sz="4" w:color="D9D9D9"/>
+            </w:tcBorders>
+            <w:tcMar>
+              <w:top w:w="75" w:type="dxa"/>
+              <w:left w:w="75" w:type="dxa"/>
+              <w:bottom w:w="75" w:type="dxa"/>
+              <w:right w:w="75" w:type="dxa"/>
+            </w:tcMar>
+          </w:tcPr>
+          <w:p>
+            <w:pPr>
+              <w:spacing w:after="40" w:before="40"/>
+            </w:pPr>
+            <w:r>
+              <w:rPr>
+                <w:rFonts w:ascii="Calibri" w:hAnsi="Calibri"/>
+                <w:b w:val="0"/>
+                <w:color w:val="000000"/>
+                <w:sz w:val="20"/>
+              </w:rPr>
+              <w:t>[Rules in descending PPR coverage; highest first]</w:t>
+            </w:r>
+          </w:p>
+        </w:tc>
+        <w:tc>
+          <w:tcPr>
+            <w:tcW w:type="dxa" w:w="1512"/>
+            <w:shd w:fill="FFFFFF"/>
+            <w:tcBorders>
+              <w:top w:val="single" w:sz="4" w:color="D9D9D9"/>
+              <w:left w:val="single" w:sz="4" w:color="D9D9D9"/>
+              <w:bottom w:val="single" w:sz="4" w:color="D9D9D9"/>
+              <w:right w:val="single" w:sz="4" w:color="D9D9D9"/>
+            </w:tcBorders>
+            <w:tcMar>
+              <w:top w:w="75" w:type="dxa"/>
+              <w:left w:w="75" w:type="dxa"/>
+              <w:bottom w:w="75" w:type="dxa"/>
+              <w:right w:w="75" w:type="dxa"/>
+            </w:tcMar>
+          </w:tcPr>
+          <w:p>
+            <w:pPr>
+              <w:spacing w:after="40" w:before="40"/>
+              <w:jc w:val="center"/>
+            </w:pPr>
+            <w:r>
+              <w:rPr>
+                <w:rFonts w:ascii="Calibri" w:hAnsi="Calibri"/>
+                <w:b w:val="0"/>
+                <w:color w:val="000000"/>
+                <w:sz w:val="20"/>
+              </w:rPr>
+              <w:t>[Level]</w:t>
+            </w:r>
+          </w:p>
+        </w:tc>
+        <w:tc>
+          <w:tcPr>
+            <w:tcW w:type="dxa" w:w="1872"/>
+            <w:shd w:fill="FFFFFF"/>
+            <w:tcBorders>
+              <w:top w:val="single" w:sz="4" w:color="D9D9D9"/>
+              <w:left w:val="single" w:sz="4" w:color="D9D9D9"/>
+              <w:bottom w:val="single" w:sz="4" w:color="D9D9D9"/>
+              <w:right w:val="single" w:sz="4" w:color="D9D9D9"/>
+            </w:tcBorders>
+            <w:tcMar>
+              <w:top w:w="75" w:type="dxa"/>
+              <w:left w:w="75" w:type="dxa"/>
+              <w:bottom w:w="75" w:type="dxa"/>
+              <w:right w:w="75" w:type="dxa"/>
+            </w:tcMar>
+          </w:tcPr>
+          <w:p>
+            <w:pPr>
+              <w:spacing w:after="40" w:before="40"/>
+              <w:jc w:val="center"/>
+            </w:pPr>
+            <w:r>
+              <w:rPr>
+                <w:rFonts w:ascii="Calibri" w:hAnsi="Calibri"/>
+                <w:b w:val="0"/>
+                <w:color w:val="000000"/>
+                <w:sz w:val="20"/>
+              </w:rPr>
+              <w:t>[%]</w:t>
+            </w:r>
+          </w:p>
+        </w:tc>
+      </w:tr>
+      <w:tr>
+        <w:trPr>
+          <w:cantSplit/>
+        </w:trPr>
+        <w:tc>
+          <w:tcPr>
+            <w:tcW w:type="dxa" w:w="6624"/>
+            <w:shd w:fill="F5F7F8"/>
+            <w:tcBorders>
+              <w:top w:val="single" w:sz="4" w:color="D9D9D9"/>
+              <w:left w:val="single" w:sz="4" w:color="D9D9D9"/>
+              <w:bottom w:val="single" w:sz="4" w:color="D9D9D9"/>
+              <w:right w:val="single" w:sz="4" w:color="D9D9D9"/>
+            </w:tcBorders>
+            <w:tcMar>
+              <w:top w:w="75" w:type="dxa"/>
+              <w:left w:w="75" w:type="dxa"/>
+              <w:bottom w:w="75" w:type="dxa"/>
+              <w:right w:w="75" w:type="dxa"/>
+            </w:tcMar>
+          </w:tcPr>
+          <w:p>
+            <w:pPr>
+              <w:spacing w:after="40" w:before="40"/>
+            </w:pPr>
+            <w:r>
+              <w:rPr>
+                <w:rFonts w:ascii="Calibri" w:hAnsi="Calibri"/>
+                <w:b w:val="0"/>
+                <w:color w:val="000000"/>
+                <w:sz w:val="20"/>
+              </w:rPr>
+              <w:t>[Continue in descending order; include unresolved if used]</w:t>
+            </w:r>
+          </w:p>
+        </w:tc>
+        <w:tc>
+          <w:tcPr>
+            <w:tcW w:type="dxa" w:w="1512"/>
+            <w:shd w:fill="F5F7F8"/>
+            <w:tcBorders>
+              <w:top w:val="single" w:sz="4" w:color="D9D9D9"/>
+              <w:left w:val="single" w:sz="4" w:color="D9D9D9"/>
+              <w:bottom w:val="single" w:sz="4" w:color="D9D9D9"/>
+              <w:right w:val="single" w:sz="4" w:color="D9D9D9"/>
+            </w:tcBorders>
+            <w:tcMar>
+              <w:top w:w="75" w:type="dxa"/>
+              <w:left w:w="75" w:type="dxa"/>
+              <w:bottom w:w="75" w:type="dxa"/>
+              <w:right w:w="75" w:type="dxa"/>
+            </w:tcMar>
+          </w:tcPr>
+          <w:p>
+            <w:pPr>
+              <w:spacing w:after="40" w:before="40"/>
+              <w:jc w:val="center"/>
+            </w:pPr>
+            <w:r>
+              <w:rPr>
+                <w:rFonts w:ascii="Calibri" w:hAnsi="Calibri"/>
+                <w:b w:val="0"/>
+                <w:color w:val="000000"/>
+                <w:sz w:val="20"/>
+              </w:rPr>
+              <w:t>[Level]</w:t>
+            </w:r>
+          </w:p>
+        </w:tc>
+        <w:tc>
+          <w:tcPr>
+            <w:tcW w:type="dxa" w:w="1872"/>
+            <w:shd w:fill="F5F7F8"/>
+            <w:tcBorders>
+              <w:top w:val="single" w:sz="4" w:color="D9D9D9"/>
+              <w:left w:val="single" w:sz="4" w:color="D9D9D9"/>
+              <w:bottom w:val="single" w:sz="4" w:color="D9D9D9"/>
+              <w:right w:val="single" w:sz="4" w:color="D9D9D9"/>
+            </w:tcBorders>
+            <w:tcMar>
+              <w:top w:w="75" w:type="dxa"/>
+              <w:left w:w="75" w:type="dxa"/>
+              <w:bottom w:w="75" w:type="dxa"/>
+              <w:right w:w="75" w:type="dxa"/>
+            </w:tcMar>
+          </w:tcPr>
+          <w:p>
+            <w:pPr>
+              <w:spacing w:after="40" w:before="40"/>
+              <w:jc w:val="center"/>
+            </w:pPr>
+            <w:r>
+              <w:rPr>
+                <w:rFonts w:ascii="Calibri" w:hAnsi="Calibri"/>
+                <w:b w:val="0"/>
+                <w:color w:val="000000"/>
+                <w:sz w:val="20"/>
+              </w:rPr>
+              <w:t>[%]</w:t>
+            </w:r>
+          </w:p>
+        </w:tc>
+      </w:tr>
+    </w:tbl>
+    <w:p>
+      <w:pPr>
+        <w:keepNext w:val="0"/>
+        <w:pageBreakBefore w:val="0"/>
+        <w:spacing w:after="120"/>
+      </w:pPr>
+      <w:r>
+        <w:rPr>
+          <w:rFonts w:ascii="Calibri" w:hAnsi="Calibri"/>
+          <w:b w:val="0"/>
+          <w:color w:val="000000"/>
+          <w:sz w:val="21"/>
+        </w:rPr>
+        <w:t>[Add a Sum row only if the PPR percentages do not total 100%; otherwise omit it.]</w:t>
+      </w:r>
+    </w:p>
+    <w:p>
+      <w:pPr>
+        <w:keepNext/>
+        <w:pageBreakBefore w:val="0"/>
+        <w:spacing w:after="120"/>
+      </w:pPr>
+      <w:r>
+        <w:rPr>
+          <w:rFonts w:ascii="Calibri" w:hAnsi="Calibri"/>
+          <w:b/>
+          <w:color w:val="000000"/>
+          <w:sz w:val="23"/>
+        </w:rPr>
+        <w:t>Allocation weight rules</w:t>
+      </w:r>
+    </w:p>
+    <w:tbl>
+      <w:tblPr>
+        <w:tblW w:type="auto" w:w="0"/>
+        <w:tblLayout w:type="fixed"/>
+        <w:tblLook w:firstColumn="1" w:firstRow="1" w:lastColumn="0" w:lastRow="0" w:noHBand="0" w:noVBand="1" w:val="04A0"/>
+      </w:tblPr>
+      <w:tblGrid>
+        <w:gridCol w:w="6624"/>
+        <w:gridCol w:w="1512"/>
+        <w:gridCol w:w="1872"/>
+      </w:tblGrid>
+      <w:tr>
+        <w:trPr>
+          <w:tblHeader/>
+          <w:cantSplit/>
+        </w:trPr>
+        <w:tc>
+          <w:tcPr>
+            <w:tcW w:type="dxa" w:w="6624"/>
+            <w:shd w:fill="DDE9EE"/>
+            <w:tcBorders>
+              <w:top w:val="single" w:sz="4" w:color="D9D9D9"/>
+              <w:left w:val="single" w:sz="4" w:color="D9D9D9"/>
+              <w:bottom w:val="single" w:sz="4" w:color="D9D9D9"/>
+              <w:right w:val="single" w:sz="4" w:color="D9D9D9"/>
+            </w:tcBorders>
+            <w:tcMar>
+              <w:top w:w="75" w:type="dxa"/>
+              <w:left w:w="75" w:type="dxa"/>
+              <w:bottom w:w="75" w:type="dxa"/>
+              <w:right w:w="75" w:type="dxa"/>
+            </w:tcMar>
+          </w:tcPr>
+          <w:p>
+            <w:pPr>
+              <w:spacing w:after="40" w:before="40"/>
+            </w:pPr>
+            <w:r>
+              <w:rPr>
+                <w:rFonts w:ascii="Calibri" w:hAnsi="Calibri"/>
+                <w:b/>
+                <w:color w:val="000000"/>
+                <w:sz w:val="20"/>
+              </w:rPr>
+              <w:t>Plain-language rule</w:t>
+            </w:r>
+          </w:p>
+        </w:tc>
+        <w:tc>
+          <w:tcPr>
+            <w:tcW w:type="dxa" w:w="1512"/>
+            <w:shd w:fill="DDE9EE"/>
+            <w:tcBorders>
+              <w:top w:val="single" w:sz="4" w:color="D9D9D9"/>
+              <w:left w:val="single" w:sz="4" w:color="D9D9D9"/>
+              <w:bottom w:val="single" w:sz="4" w:color="D9D9D9"/>
+              <w:right w:val="single" w:sz="4" w:color="D9D9D9"/>
+            </w:tcBorders>
+            <w:tcMar>
+              <w:top w:w="75" w:type="dxa"/>
+              <w:left w:w="75" w:type="dxa"/>
+              <w:bottom w:w="75" w:type="dxa"/>
+              <w:right w:w="75" w:type="dxa"/>
+            </w:tcMar>
+          </w:tcPr>
+          <w:p>
+            <w:pPr>
+              <w:spacing w:after="40" w:before="40"/>
+              <w:jc w:val="center"/>
+            </w:pPr>
+            <w:r>
+              <w:rPr>
+                <w:rFonts w:ascii="Calibri" w:hAnsi="Calibri"/>
+                <w:b/>
+                <w:color w:val="000000"/>
+                <w:sz w:val="20"/>
+              </w:rPr>
+              <w:t>Confidence</w:t>
+            </w:r>
+          </w:p>
+        </w:tc>
+        <w:tc>
+          <w:tcPr>
+            <w:tcW w:type="dxa" w:w="1872"/>
+            <w:shd w:fill="DDE9EE"/>
+            <w:tcBorders>
+              <w:top w:val="single" w:sz="4" w:color="D9D9D9"/>
+              <w:left w:val="single" w:sz="4" w:color="D9D9D9"/>
+              <w:bottom w:val="single" w:sz="4" w:color="D9D9D9"/>
+              <w:right w:val="single" w:sz="4" w:color="D9D9D9"/>
+            </w:tcBorders>
+            <w:tcMar>
+              <w:top w:w="75" w:type="dxa"/>
+              <w:left w:w="75" w:type="dxa"/>
+              <w:bottom w:w="75" w:type="dxa"/>
+              <w:right w:w="75" w:type="dxa"/>
+            </w:tcMar>
+          </w:tcPr>
+          <w:p>
+            <w:pPr>
+              <w:spacing w:after="40" w:before="40"/>
+              <w:jc w:val="center"/>
+            </w:pPr>
+            <w:r>
+              <w:rPr>
+                <w:rFonts w:ascii="Calibri" w:hAnsi="Calibri"/>
+                <w:b/>
+                <w:color w:val="000000"/>
+                <w:sz w:val="20"/>
+              </w:rPr>
+              <w:t>PPR percentage</w:t>
+            </w:r>
+          </w:p>
+        </w:tc>
+      </w:tr>
+      <w:tr>
+        <w:trPr>
+          <w:cantSplit/>
+        </w:trPr>
+        <w:tc>
+          <w:tcPr>
+            <w:tcW w:type="dxa" w:w="6624"/>
+            <w:shd w:fill="FFFFFF"/>
+            <w:tcBorders>
+              <w:top w:val="single" w:sz="4" w:color="D9D9D9"/>
+              <w:left w:val="single" w:sz="4" w:color="D9D9D9"/>
+              <w:bottom w:val="single" w:sz="4" w:color="D9D9D9"/>
+              <w:right w:val="single" w:sz="4" w:color="D9D9D9"/>
+            </w:tcBorders>
+            <w:tcMar>
+              <w:top w:w="75" w:type="dxa"/>
+              <w:left w:w="75" w:type="dxa"/>
+              <w:bottom w:w="75" w:type="dxa"/>
+              <w:right w:w="75" w:type="dxa"/>
+            </w:tcMar>
+          </w:tcPr>
+          <w:p>
+            <w:pPr>
+              <w:spacing w:after="40" w:before="40"/>
+            </w:pPr>
+            <w:r>
+              <w:rPr>
+                <w:rFonts w:ascii="Calibri" w:hAnsi="Calibri"/>
+                <w:b w:val="0"/>
+                <w:color w:val="000000"/>
+                <w:sz w:val="20"/>
+              </w:rPr>
+              <w:t>[Every actual allocation rule in full words]</w:t>
+            </w:r>
+          </w:p>
+        </w:tc>
+        <w:tc>
+          <w:tcPr>
+            <w:tcW w:type="dxa" w:w="1512"/>
+            <w:shd w:fill="FFFFFF"/>
+            <w:tcBorders>
+              <w:top w:val="single" w:sz="4" w:color="D9D9D9"/>
+              <w:left w:val="single" w:sz="4" w:color="D9D9D9"/>
+              <w:bottom w:val="single" w:sz="4" w:color="D9D9D9"/>
+              <w:right w:val="single" w:sz="4" w:color="D9D9D9"/>
+            </w:tcBorders>
+            <w:tcMar>
+              <w:top w:w="75" w:type="dxa"/>
+              <w:left w:w="75" w:type="dxa"/>
+              <w:bottom w:w="75" w:type="dxa"/>
+              <w:right w:w="75" w:type="dxa"/>
+            </w:tcMar>
+          </w:tcPr>
+          <w:p>
+            <w:pPr>
+              <w:spacing w:after="40" w:before="40"/>
+              <w:jc w:val="center"/>
+            </w:pPr>
+            <w:r>
+              <w:rPr>
+                <w:rFonts w:ascii="Calibri" w:hAnsi="Calibri"/>
+                <w:b w:val="0"/>
+                <w:color w:val="000000"/>
+                <w:sz w:val="20"/>
+              </w:rPr>
+              <w:t>[Level]</w:t>
+            </w:r>
+          </w:p>
+        </w:tc>
+        <w:tc>
+          <w:tcPr>
+            <w:tcW w:type="dxa" w:w="1872"/>
+            <w:shd w:fill="FFFFFF"/>
+            <w:tcBorders>
+              <w:top w:val="single" w:sz="4" w:color="D9D9D9"/>
+              <w:left w:val="single" w:sz="4" w:color="D9D9D9"/>
+              <w:bottom w:val="single" w:sz="4" w:color="D9D9D9"/>
+              <w:right w:val="single" w:sz="4" w:color="D9D9D9"/>
+            </w:tcBorders>
+            <w:tcMar>
+              <w:top w:w="75" w:type="dxa"/>
+              <w:left w:w="75" w:type="dxa"/>
+              <w:bottom w:w="75" w:type="dxa"/>
+              <w:right w:w="75" w:type="dxa"/>
+            </w:tcMar>
+          </w:tcPr>
+          <w:p>
+            <w:pPr>
+              <w:spacing w:after="40" w:before="40"/>
+              <w:jc w:val="center"/>
+            </w:pPr>
+            <w:r>
+              <w:rPr>
+                <w:rFonts w:ascii="Calibri" w:hAnsi="Calibri"/>
+                <w:b w:val="0"/>
+                <w:color w:val="000000"/>
+                <w:sz w:val="20"/>
+              </w:rPr>
+              <w:t>[%]</w:t>
+            </w:r>
+          </w:p>
+        </w:tc>
+      </w:tr>
+      <w:tr>
+        <w:trPr>
+          <w:cantSplit/>
+        </w:trPr>
+        <w:tc>
+          <w:tcPr>
+            <w:tcW w:type="dxa" w:w="6624"/>
+            <w:shd w:fill="F5F7F8"/>
+            <w:tcBorders>
+              <w:top w:val="single" w:sz="4" w:color="D9D9D9"/>
+              <w:left w:val="single" w:sz="4" w:color="D9D9D9"/>
+              <w:bottom w:val="single" w:sz="4" w:color="D9D9D9"/>
+              <w:right w:val="single" w:sz="4" w:color="D9D9D9"/>
+            </w:tcBorders>
+            <w:tcMar>
+              <w:top w:w="75" w:type="dxa"/>
+              <w:left w:w="75" w:type="dxa"/>
+              <w:bottom w:w="75" w:type="dxa"/>
+              <w:right w:w="75" w:type="dxa"/>
+            </w:tcMar>
+          </w:tcPr>
+          <w:p>
+            <w:pPr>
+              <w:spacing w:after="40" w:before="40"/>
+            </w:pPr>
+            <w:r>
+              <w:rPr>
+                <w:rFonts w:ascii="Calibri" w:hAnsi="Calibri"/>
+                <w:b w:val="0"/>
+                <w:color w:val="000000"/>
+                <w:sz w:val="20"/>
+              </w:rPr>
+              <w:t>[Unresolved or not applicable where used]</w:t>
+            </w:r>
+          </w:p>
+        </w:tc>
+        <w:tc>
+          <w:tcPr>
+            <w:tcW w:type="dxa" w:w="1512"/>
+            <w:shd w:fill="F5F7F8"/>
+            <w:tcBorders>
+              <w:top w:val="single" w:sz="4" w:color="D9D9D9"/>
+              <w:left w:val="single" w:sz="4" w:color="D9D9D9"/>
+              <w:bottom w:val="single" w:sz="4" w:color="D9D9D9"/>
+              <w:right w:val="single" w:sz="4" w:color="D9D9D9"/>
+            </w:tcBorders>
+            <w:tcMar>
+              <w:top w:w="75" w:type="dxa"/>
+              <w:left w:w="75" w:type="dxa"/>
+              <w:bottom w:w="75" w:type="dxa"/>
+              <w:right w:w="75" w:type="dxa"/>
+            </w:tcMar>
+          </w:tcPr>
+          <w:p>
+            <w:pPr>
+              <w:spacing w:after="40" w:before="40"/>
+              <w:jc w:val="center"/>
+            </w:pPr>
+            <w:r>
+              <w:rPr>
+                <w:rFonts w:ascii="Calibri" w:hAnsi="Calibri"/>
+                <w:b w:val="0"/>
+                <w:color w:val="000000"/>
+                <w:sz w:val="20"/>
+              </w:rPr>
+              <w:t>[Level]</w:t>
+            </w:r>
+          </w:p>
+        </w:tc>
+        <w:tc>
+          <w:tcPr>
+            <w:tcW w:type="dxa" w:w="1872"/>
+            <w:shd w:fill="F5F7F8"/>
+            <w:tcBorders>
+              <w:top w:val="single" w:sz="4" w:color="D9D9D9"/>
+              <w:left w:val="single" w:sz="4" w:color="D9D9D9"/>
+              <w:bottom w:val="single" w:sz="4" w:color="D9D9D9"/>
+              <w:right w:val="single" w:sz="4" w:color="D9D9D9"/>
+            </w:tcBorders>
+            <w:tcMar>
+              <w:top w:w="75" w:type="dxa"/>
+              <w:left w:w="75" w:type="dxa"/>
+              <w:bottom w:w="75" w:type="dxa"/>
+              <w:right w:w="75" w:type="dxa"/>
+            </w:tcMar>
+          </w:tcPr>
+          <w:p>
+            <w:pPr>
+              <w:spacing w:after="40" w:before="40"/>
+              <w:jc w:val="center"/>
+            </w:pPr>
+            <w:r>
+              <w:rPr>
+                <w:rFonts w:ascii="Calibri" w:hAnsi="Calibri"/>
+                <w:b w:val="0"/>
+                <w:color w:val="000000"/>
+                <w:sz w:val="20"/>
+              </w:rPr>
+              <w:t>[%]</w:t>
+            </w:r>
+          </w:p>
+        </w:tc>
+      </w:tr>
+    </w:tbl>
+    <w:p>
+      <w:pPr>
+        <w:keepNext w:val="0"/>
+        <w:pageBreakBefore w:val="0"/>
+        <w:spacing w:after="120"/>
+      </w:pPr>
+      <w:r>
+        <w:rPr>
+          <w:rFonts w:ascii="Calibri" w:hAnsi="Calibri"/>
+          <w:b w:val="0"/>
+          <w:color w:val="000000"/>
+          <w:sz w:val="21"/>
+        </w:rPr>
+        <w:t>Each table covers the same known simple-chain PPR universe once. Percentages describe taxa using each rule; mapping weights do not generate classic PPR. Do not add the two tables. [Describe assumptions and link full sources.]</w:t>
+      </w:r>
+    </w:p>
+    <w:p>
+      <w:pPr>
+        <w:keepNext w:val="0"/>
+        <w:pageBreakBefore w:val="0"/>
+        <w:spacing w:after="120"/>
+      </w:pPr>
+      <w:r>
+        <w:rPr>
+          <w:rFonts w:ascii="Calibri" w:hAnsi="Calibri"/>
+          <w:b w:val="0"/>
+          <w:color w:val="000000"/>
+          <w:sz w:val="21"/>
+        </w:rPr>
+        <w:t>[Unresolved taxa: name each and give a short reason, or state none. Very low decisions: group by assumption, name the taxa or link exact appendix rows, and give their catch/PPR share. Scientific findings only; keep workflow and verification details in supporting records.]</w:t>
+      </w:r>
+    </w:p>
+    <w:p>
+      <w:pPr>
         <w:pStyle w:val="Title"/>
         <w:pageBreakBefore/>
         <w:keepNext/>
+        <w:pageBreakBefore/>
       </w:pPr>
       <w:r>
         <w:t>Geographic evidence screenshots</w:t>
@@ -2517,626 +3323,9 @@
         <w:t xml:space="preserve">[If a figure is unavailable, state the missing source or reason.]</w:t>
       </w:r>
     </w:p>
-    <w:p>
-      <w:pPr>
-        <w:spacing w:after="40" w:before="0" w:line="240" w:lineRule="auto"/>
-        <w:sectPr>
-          <w:type w:val="nextPage"/>
-          <w:pgSz w:w="11909" w:h="16834"/>
-          <w:pgMar w:top="936" w:right="936" w:bottom="936" w:left="936" w:header="720" w:footer="720" w:gutter="0"/>
-          <w:cols w:space="720"/>
-          <w:docGrid w:linePitch="360"/>
-        </w:sectPr>
-      </w:pPr>
-      <w:r>
-        <w:rPr>
-          <w:rFonts w:ascii="Calibri" w:hAnsi="Calibri"/>
-          <w:sz w:val="2"/>
-          <w:color w:val="000000"/>
-        </w:rPr>
-        <w:t xml:space="preserve"/>
-      </w:r>
-    </w:p>
-    <w:p>
-      <w:pPr>
-        <w:pStyle w:val="Heading1"/>
-        <w:spacing w:after="40" w:before="0" w:line="240" w:lineRule="auto"/>
-      </w:pPr>
-      <w:r>
-        <w:rPr>
-          <w:rFonts w:ascii="Calibri" w:hAnsi="Calibri"/>
-          <w:sz w:val="34"/>
-          <w:color w:val="000000"/>
-        </w:rPr>
-        <w:t xml:space="preserve">Appendix A Taxon mappings</w:t>
-      </w:r>
-    </w:p>
-    <w:p>
-      <w:pPr>
-        <w:spacing w:after="40" w:before="0" w:line="240" w:lineRule="auto"/>
-      </w:pPr>
-      <w:r>
-        <w:rPr>
-          <w:rFonts w:ascii="Calibri" w:hAnsi="Calibri"/>
-          <w:sz w:val="21"/>
-          <w:color w:val="000000"/>
-        </w:rPr>
-        <w:t xml:space="preserve">Reference: [year]; [catch basis]. Simple-chain PPR: [method; transfer efficiency; carbon conversion; sources].</w:t>
-      </w:r>
-    </w:p>
-    <w:p>
-      <w:pPr>
-        <w:spacing w:after="40" w:before="0" w:line="240" w:lineRule="auto"/>
-      </w:pPr>
-      <w:r>
-        <w:rPr>
-          <w:rFonts w:ascii="Calibri" w:hAnsi="Calibri"/>
-          <w:sz w:val="21"/>
-          <w:color w:val="000000"/>
-        </w:rPr>
-        <w:t xml:space="preserve">Catch in tonnes; PPR in tonnes C. ? = unavailable or unresolved. [Missing-PPR coverage, if applicable.]</w:t>
-      </w:r>
-    </w:p>
-    <w:p>
-      <w:pPr>
-        <w:spacing w:after="40" w:before="0" w:line="240" w:lineRule="auto"/>
-      </w:pPr>
-      <w:r>
-        <w:rPr>
-          <w:rFonts w:ascii="Calibri" w:hAnsi="Calibri"/>
-          <w:sz w:val="21"/>
-          <w:color w:val="000000"/>
-        </w:rPr>
-        <w:t xml:space="preserve">Sorted by simple-chain PPR, descending; unavailable values last.</w:t>
-      </w:r>
-    </w:p>
-    <w:tbl>
-      <w:tblPr>
-        <w:tblW w:type="dxa" w:w="14962"/>
-        <w:jc w:val="center"/>
-        <w:tblLayout w:type="fixed"/>
-        <w:tblLook w:firstColumn="1" w:firstRow="1" w:lastColumn="0" w:lastRow="0" w:noHBand="0" w:noVBand="1" w:val="04A0"/>
-      </w:tblPr>
-      <w:tblGrid>
-        <w:gridCol w:w="2304"/>
-        <w:gridCol w:w="720"/>
-        <w:gridCol w:w="1296"/>
-        <w:gridCol w:w="1800"/>
-        <w:gridCol w:w="3096"/>
-        <w:gridCol w:w="1368"/>
-        <w:gridCol w:w="4378"/>
-      </w:tblGrid>
-      <w:tr>
-        <w:trPr>
-          <w:cantSplit/>
-          <w:tblHeader/>
-        </w:trPr>
-        <w:tc>
-          <w:tcPr>
-            <w:tcW w:type="dxa" w:w="2304"/>
-            <w:vAlign w:val="center"/>
-            <w:shd w:fill="E5ECF0"/>
-            <w:tcMar>
-              <w:top w:w="90" w:type="dxa"/>
-              <w:bottom w:w="90" w:type="dxa"/>
-              <w:left w:w="110" w:type="dxa"/>
-              <w:right w:w="110" w:type="dxa"/>
-            </w:tcMar>
-            <w:tcBorders>
-              <w:top w:val="single" w:sz="5" w:color="D9D9D9"/>
-              <w:left w:val="single" w:sz="5" w:color="D9D9D9"/>
-              <w:bottom w:val="single" w:sz="5" w:color="D9D9D9"/>
-              <w:right w:val="single" w:sz="5" w:color="D9D9D9"/>
-            </w:tcBorders>
-          </w:tcPr>
-          <w:p>
-            <w:pPr>
-              <w:spacing w:after="40" w:before="0" w:line="240" w:lineRule="auto"/>
-            </w:pPr>
-            <w:r>
-              <w:rPr>
-                <w:rFonts w:ascii="Calibri" w:hAnsi="Calibri"/>
-                <w:sz w:val="20"/>
-                <w:color w:val="000000"/>
-                <w:b/>
-              </w:rPr>
-              <w:t xml:space="preserve">Taxon name</w:t>
-            </w:r>
-          </w:p>
-        </w:tc>
-        <w:tc>
-          <w:tcPr>
-            <w:tcW w:type="dxa" w:w="720"/>
-            <w:vAlign w:val="center"/>
-            <w:shd w:fill="E5ECF0"/>
-            <w:tcMar>
-              <w:top w:w="90" w:type="dxa"/>
-              <w:bottom w:w="90" w:type="dxa"/>
-              <w:left w:w="110" w:type="dxa"/>
-              <w:right w:w="110" w:type="dxa"/>
-            </w:tcMar>
-            <w:tcBorders>
-              <w:top w:val="single" w:sz="5" w:color="D9D9D9"/>
-              <w:left w:val="single" w:sz="5" w:color="D9D9D9"/>
-              <w:bottom w:val="single" w:sz="5" w:color="D9D9D9"/>
-              <w:right w:val="single" w:sz="5" w:color="D9D9D9"/>
-            </w:tcBorders>
-          </w:tcPr>
-          <w:p>
-            <w:pPr>
-              <w:spacing w:after="40" w:before="0" w:line="240" w:lineRule="auto"/>
-            </w:pPr>
-            <w:r>
-              <w:rPr>
-                <w:rFonts w:ascii="Calibri" w:hAnsi="Calibri"/>
-                <w:sz w:val="20"/>
-                <w:color w:val="000000"/>
-                <w:b/>
-              </w:rPr>
-              <w:t xml:space="preserve">TL</w:t>
-            </w:r>
-          </w:p>
-        </w:tc>
-        <w:tc>
-          <w:tcPr>
-            <w:tcW w:type="dxa" w:w="1296"/>
-            <w:vAlign w:val="center"/>
-            <w:shd w:fill="E5ECF0"/>
-            <w:tcMar>
-              <w:top w:w="90" w:type="dxa"/>
-              <w:bottom w:w="90" w:type="dxa"/>
-              <w:left w:w="110" w:type="dxa"/>
-              <w:right w:w="110" w:type="dxa"/>
-            </w:tcMar>
-            <w:tcBorders>
-              <w:top w:val="single" w:sz="5" w:color="D9D9D9"/>
-              <w:left w:val="single" w:sz="5" w:color="D9D9D9"/>
-              <w:bottom w:val="single" w:sz="5" w:color="D9D9D9"/>
-              <w:right w:val="single" w:sz="5" w:color="D9D9D9"/>
-            </w:tcBorders>
-          </w:tcPr>
-          <w:p>
-            <w:pPr>
-              <w:spacing w:after="40" w:before="0" w:line="240" w:lineRule="auto"/>
-            </w:pPr>
-            <w:r>
-              <w:rPr>
-                <w:rFonts w:ascii="Calibri" w:hAnsi="Calibri"/>
-                <w:sz w:val="20"/>
-                <w:color w:val="000000"/>
-                <w:b/>
-              </w:rPr>
-              <w:t xml:space="preserve">Catch</w:t>
-              <w:br/>
-              <w:t xml:space="preserve">(t)</w:t>
-            </w:r>
-          </w:p>
-        </w:tc>
-        <w:tc>
-          <w:tcPr>
-            <w:tcW w:type="dxa" w:w="1800"/>
-            <w:vAlign w:val="center"/>
-            <w:shd w:fill="E5ECF0"/>
-            <w:tcMar>
-              <w:top w:w="90" w:type="dxa"/>
-              <w:bottom w:w="90" w:type="dxa"/>
-              <w:left w:w="110" w:type="dxa"/>
-              <w:right w:w="110" w:type="dxa"/>
-            </w:tcMar>
-            <w:tcBorders>
-              <w:top w:val="single" w:sz="5" w:color="D9D9D9"/>
-              <w:left w:val="single" w:sz="5" w:color="D9D9D9"/>
-              <w:bottom w:val="single" w:sz="5" w:color="D9D9D9"/>
-              <w:right w:val="single" w:sz="5" w:color="D9D9D9"/>
-            </w:tcBorders>
-          </w:tcPr>
-          <w:p>
-            <w:pPr>
-              <w:spacing w:after="40" w:before="0" w:line="240" w:lineRule="auto"/>
-            </w:pPr>
-            <w:r>
-              <w:rPr>
-                <w:rFonts w:ascii="Calibri" w:hAnsi="Calibri"/>
-                <w:sz w:val="20"/>
-                <w:color w:val="000000"/>
-                <w:b/>
-              </w:rPr>
-              <w:t xml:space="preserve">Simple-chain</w:t>
-              <w:br/>
-              <w:t xml:space="preserve">PPR (t C)</w:t>
-            </w:r>
-          </w:p>
-        </w:tc>
-        <w:tc>
-          <w:tcPr>
-            <w:tcW w:type="dxa" w:w="3096"/>
-            <w:vAlign w:val="center"/>
-            <w:shd w:fill="E5ECF0"/>
-            <w:tcMar>
-              <w:top w:w="90" w:type="dxa"/>
-              <w:bottom w:w="90" w:type="dxa"/>
-              <w:left w:w="110" w:type="dxa"/>
-              <w:right w:w="110" w:type="dxa"/>
-            </w:tcMar>
-            <w:tcBorders>
-              <w:top w:val="single" w:sz="5" w:color="D9D9D9"/>
-              <w:left w:val="single" w:sz="5" w:color="D9D9D9"/>
-              <w:bottom w:val="single" w:sz="5" w:color="D9D9D9"/>
-              <w:right w:val="single" w:sz="5" w:color="D9D9D9"/>
-            </w:tcBorders>
-          </w:tcPr>
-          <w:p>
-            <w:pPr>
-              <w:spacing w:after="40" w:before="0" w:line="240" w:lineRule="auto"/>
-            </w:pPr>
-            <w:r>
-              <w:rPr>
-                <w:rFonts w:ascii="Calibri" w:hAnsi="Calibri"/>
-                <w:sz w:val="20"/>
-                <w:color w:val="000000"/>
-                <w:b/>
-              </w:rPr>
-              <w:t xml:space="preserve">Mapped group names</w:t>
-              <w:br/>
-              <w:t xml:space="preserve">and weights</w:t>
-            </w:r>
-          </w:p>
-        </w:tc>
-        <w:tc>
-          <w:tcPr>
-            <w:tcW w:type="dxa" w:w="1368"/>
-            <w:vAlign w:val="center"/>
-            <w:shd w:fill="E5ECF0"/>
-            <w:tcMar>
-              <w:top w:w="90" w:type="dxa"/>
-              <w:bottom w:w="90" w:type="dxa"/>
-              <w:left w:w="110" w:type="dxa"/>
-              <w:right w:w="110" w:type="dxa"/>
-            </w:tcMar>
-            <w:tcBorders>
-              <w:top w:val="single" w:sz="5" w:color="D9D9D9"/>
-              <w:left w:val="single" w:sz="5" w:color="D9D9D9"/>
-              <w:bottom w:val="single" w:sz="5" w:color="D9D9D9"/>
-              <w:right w:val="single" w:sz="5" w:color="D9D9D9"/>
-            </w:tcBorders>
-          </w:tcPr>
-          <w:p>
-            <w:pPr>
-              <w:spacing w:after="40" w:before="0" w:line="240" w:lineRule="auto"/>
-            </w:pPr>
-            <w:r>
-              <w:rPr>
-                <w:rFonts w:ascii="Calibri" w:hAnsi="Calibri"/>
-                <w:sz w:val="20"/>
-                <w:color w:val="000000"/>
-                <w:b/>
-              </w:rPr>
-              <w:t xml:space="preserve">Confidence</w:t>
-              <w:br/>
-              <w:t xml:space="preserve">level</w:t>
-            </w:r>
-          </w:p>
-        </w:tc>
-        <w:tc>
-          <w:tcPr>
-            <w:tcW w:type="dxa" w:w="4378"/>
-            <w:vAlign w:val="center"/>
-            <w:shd w:fill="E5ECF0"/>
-            <w:tcMar>
-              <w:top w:w="90" w:type="dxa"/>
-              <w:bottom w:w="90" w:type="dxa"/>
-              <w:left w:w="110" w:type="dxa"/>
-              <w:right w:w="110" w:type="dxa"/>
-            </w:tcMar>
-            <w:tcBorders>
-              <w:top w:val="single" w:sz="5" w:color="D9D9D9"/>
-              <w:left w:val="single" w:sz="5" w:color="D9D9D9"/>
-              <w:bottom w:val="single" w:sz="5" w:color="D9D9D9"/>
-              <w:right w:val="single" w:sz="5" w:color="D9D9D9"/>
-            </w:tcBorders>
-          </w:tcPr>
-          <w:p>
-            <w:pPr>
-              <w:spacing w:after="40" w:before="0" w:line="240" w:lineRule="auto"/>
-            </w:pPr>
-            <w:r>
-              <w:rPr>
-                <w:rFonts w:ascii="Calibri" w:hAnsi="Calibri"/>
-                <w:sz w:val="20"/>
-                <w:color w:val="000000"/>
-                <w:b/>
-              </w:rPr>
-              <w:t xml:space="preserve">Reason</w:t>
-            </w:r>
-          </w:p>
-        </w:tc>
-      </w:tr>
-      <w:tr>
-        <w:trPr>
-          <w:cantSplit/>
-        </w:trPr>
-        <w:tc>
-          <w:tcPr>
-            <w:tcW w:type="dxa" w:w="2304"/>
-            <w:vAlign w:val="center"/>
-            <w:shd w:fill="FFFFFF"/>
-            <w:tcMar>
-              <w:top w:w="90" w:type="dxa"/>
-              <w:bottom w:w="90" w:type="dxa"/>
-              <w:left w:w="110" w:type="dxa"/>
-              <w:right w:w="110" w:type="dxa"/>
-            </w:tcMar>
-            <w:tcBorders>
-              <w:top w:val="single" w:sz="5" w:color="D9D9D9"/>
-              <w:left w:val="single" w:sz="5" w:color="D9D9D9"/>
-              <w:bottom w:val="single" w:sz="5" w:color="D9D9D9"/>
-              <w:right w:val="single" w:sz="5" w:color="D9D9D9"/>
-            </w:tcBorders>
-          </w:tcPr>
-          <w:p>
-            <w:pPr>
-              <w:spacing w:after="40" w:before="0" w:line="240" w:lineRule="auto"/>
-            </w:pPr>
-            <w:r>
-              <w:rPr>
-                <w:rFonts w:ascii="Calibri" w:hAnsi="Calibri"/>
-                <w:sz w:val="20"/>
-                <w:color w:val="000000"/>
-              </w:rPr>
-              <w:t xml:space="preserve">[Catch taxon]</w:t>
-            </w:r>
-          </w:p>
-        </w:tc>
-        <w:tc>
-          <w:tcPr>
-            <w:tcW w:type="dxa" w:w="720"/>
-            <w:vAlign w:val="center"/>
-            <w:shd w:fill="FFFFFF"/>
-            <w:tcMar>
-              <w:top w:w="90" w:type="dxa"/>
-              <w:bottom w:w="90" w:type="dxa"/>
-              <w:left w:w="110" w:type="dxa"/>
-              <w:right w:w="110" w:type="dxa"/>
-            </w:tcMar>
-            <w:tcBorders>
-              <w:top w:val="single" w:sz="5" w:color="D9D9D9"/>
-              <w:left w:val="single" w:sz="5" w:color="D9D9D9"/>
-              <w:bottom w:val="single" w:sz="5" w:color="D9D9D9"/>
-              <w:right w:val="single" w:sz="5" w:color="D9D9D9"/>
-            </w:tcBorders>
-          </w:tcPr>
-          <w:p>
-            <w:pPr>
-              <w:spacing w:after="40" w:before="0" w:line="240" w:lineRule="auto"/>
-            </w:pPr>
-            <w:r>
-              <w:rPr>
-                <w:rFonts w:ascii="Calibri" w:hAnsi="Calibri"/>
-                <w:sz w:val="20"/>
-                <w:color w:val="000000"/>
-              </w:rPr>
-              <w:t xml:space="preserve">[TL]</w:t>
-            </w:r>
-          </w:p>
-        </w:tc>
-        <w:tc>
-          <w:tcPr>
-            <w:tcW w:type="dxa" w:w="1296"/>
-            <w:vAlign w:val="center"/>
-            <w:shd w:fill="FFFFFF"/>
-            <w:tcMar>
-              <w:top w:w="90" w:type="dxa"/>
-              <w:bottom w:w="90" w:type="dxa"/>
-              <w:left w:w="110" w:type="dxa"/>
-              <w:right w:w="110" w:type="dxa"/>
-            </w:tcMar>
-            <w:tcBorders>
-              <w:top w:val="single" w:sz="5" w:color="D9D9D9"/>
-              <w:left w:val="single" w:sz="5" w:color="D9D9D9"/>
-              <w:bottom w:val="single" w:sz="5" w:color="D9D9D9"/>
-              <w:right w:val="single" w:sz="5" w:color="D9D9D9"/>
-            </w:tcBorders>
-          </w:tcPr>
-          <w:p>
-            <w:pPr>
-              <w:spacing w:after="40" w:before="0" w:line="240" w:lineRule="auto"/>
-            </w:pPr>
-            <w:r>
-              <w:rPr>
-                <w:rFonts w:ascii="Calibri" w:hAnsi="Calibri"/>
-                <w:sz w:val="20"/>
-                <w:color w:val="000000"/>
-              </w:rPr>
-              <w:t xml:space="preserve">[t]</w:t>
-            </w:r>
-          </w:p>
-        </w:tc>
-        <w:tc>
-          <w:tcPr>
-            <w:tcW w:type="dxa" w:w="1800"/>
-            <w:vAlign w:val="center"/>
-            <w:shd w:fill="FFFFFF"/>
-            <w:tcMar>
-              <w:top w:w="90" w:type="dxa"/>
-              <w:bottom w:w="90" w:type="dxa"/>
-              <w:left w:w="110" w:type="dxa"/>
-              <w:right w:w="110" w:type="dxa"/>
-            </w:tcMar>
-            <w:tcBorders>
-              <w:top w:val="single" w:sz="5" w:color="D9D9D9"/>
-              <w:left w:val="single" w:sz="5" w:color="D9D9D9"/>
-              <w:bottom w:val="single" w:sz="5" w:color="D9D9D9"/>
-              <w:right w:val="single" w:sz="5" w:color="D9D9D9"/>
-            </w:tcBorders>
-          </w:tcPr>
-          <w:p>
-            <w:pPr>
-              <w:spacing w:after="40" w:before="0" w:line="240" w:lineRule="auto"/>
-            </w:pPr>
-            <w:r>
-              <w:rPr>
-                <w:rFonts w:ascii="Calibri" w:hAnsi="Calibri"/>
-                <w:sz w:val="20"/>
-                <w:color w:val="000000"/>
-              </w:rPr>
-              <w:t xml:space="preserve">[t C]</w:t>
-            </w:r>
-          </w:p>
-        </w:tc>
-        <w:tc>
-          <w:tcPr>
-            <w:tcW w:type="dxa" w:w="3096"/>
-            <w:vAlign w:val="center"/>
-            <w:shd w:fill="FFFFFF"/>
-            <w:tcMar>
-              <w:top w:w="90" w:type="dxa"/>
-              <w:bottom w:w="90" w:type="dxa"/>
-              <w:left w:w="110" w:type="dxa"/>
-              <w:right w:w="110" w:type="dxa"/>
-            </w:tcMar>
-            <w:tcBorders>
-              <w:top w:val="single" w:sz="5" w:color="D9D9D9"/>
-              <w:left w:val="single" w:sz="5" w:color="D9D9D9"/>
-              <w:bottom w:val="single" w:sz="5" w:color="D9D9D9"/>
-              <w:right w:val="single" w:sz="5" w:color="D9D9D9"/>
-            </w:tcBorders>
-          </w:tcPr>
-          <w:p>
-            <w:pPr>
-              <w:spacing w:after="40" w:before="0" w:line="240" w:lineRule="auto"/>
-            </w:pPr>
-            <w:r>
-              <w:rPr>
-                <w:rFonts w:ascii="Calibri" w:hAnsi="Calibri"/>
-                <w:sz w:val="20"/>
-                <w:color w:val="000000"/>
-              </w:rPr>
-              <w:t xml:space="preserve">[Group (weight%); group (?) if unresolved]</w:t>
-            </w:r>
-          </w:p>
-        </w:tc>
-        <w:tc>
-          <w:tcPr>
-            <w:tcW w:type="dxa" w:w="1368"/>
-            <w:vAlign w:val="center"/>
-            <w:shd w:fill="FFFFFF"/>
-            <w:tcMar>
-              <w:top w:w="90" w:type="dxa"/>
-              <w:bottom w:w="90" w:type="dxa"/>
-              <w:left w:w="110" w:type="dxa"/>
-              <w:right w:w="110" w:type="dxa"/>
-            </w:tcMar>
-            <w:tcBorders>
-              <w:top w:val="single" w:sz="5" w:color="D9D9D9"/>
-              <w:left w:val="single" w:sz="5" w:color="D9D9D9"/>
-              <w:bottom w:val="single" w:sz="5" w:color="D9D9D9"/>
-              <w:right w:val="single" w:sz="5" w:color="D9D9D9"/>
-            </w:tcBorders>
-          </w:tcPr>
-          <w:p>
-            <w:pPr>
-              <w:spacing w:after="40" w:before="0" w:line="240" w:lineRule="auto"/>
-            </w:pPr>
-            <w:r>
-              <w:rPr>
-                <w:rFonts w:ascii="Calibri" w:hAnsi="Calibri"/>
-                <w:sz w:val="20"/>
-                <w:color w:val="000000"/>
-              </w:rPr>
-              <w:t xml:space="preserve">[Level]</w:t>
-            </w:r>
-          </w:p>
-        </w:tc>
-        <w:tc>
-          <w:tcPr>
-            <w:tcW w:type="dxa" w:w="4378"/>
-            <w:vAlign w:val="center"/>
-            <w:shd w:fill="FFFFFF"/>
-            <w:tcMar>
-              <w:top w:w="90" w:type="dxa"/>
-              <w:bottom w:w="90" w:type="dxa"/>
-              <w:left w:w="110" w:type="dxa"/>
-              <w:right w:w="110" w:type="dxa"/>
-            </w:tcMar>
-            <w:tcBorders>
-              <w:top w:val="single" w:sz="5" w:color="D9D9D9"/>
-              <w:left w:val="single" w:sz="5" w:color="D9D9D9"/>
-              <w:bottom w:val="single" w:sz="5" w:color="D9D9D9"/>
-              <w:right w:val="single" w:sz="5" w:color="D9D9D9"/>
-            </w:tcBorders>
-          </w:tcPr>
-          <w:p>
-            <w:pPr>
-              <w:spacing w:after="40" w:before="0" w:line="240" w:lineRule="auto"/>
-            </w:pPr>
-            <w:r>
-              <w:rPr>
-                <w:rFonts w:ascii="Calibri" w:hAnsi="Calibri"/>
-                <w:sz w:val="20"/>
-                <w:color w:val="000000"/>
-              </w:rPr>
-              <w:t xml:space="preserve">[Membership justification; weight rule and assumption; source IDs]</w:t>
-            </w:r>
-          </w:p>
-        </w:tc>
-      </w:tr>
-    </w:tbl>
-    <w:p>
-      <w:pPr>
-        <w:pStyle w:val="Heading2"/>
-        <w:spacing w:after="40" w:before="160" w:line="240" w:lineRule="auto"/>
-      </w:pPr>
-      <w:r>
-        <w:rPr>
-          <w:rFonts w:ascii="Calibri" w:hAnsi="Calibri"/>
-          <w:sz w:val="24"/>
-          <w:color w:val="000000"/>
-          <w:b/>
-        </w:rPr>
-        <w:t xml:space="preserve">Mapping sources</w:t>
-      </w:r>
-    </w:p>
-    <w:p>
-      <w:pPr>
-        <w:spacing w:after="40" w:before="0" w:line="240" w:lineRule="auto"/>
-      </w:pPr>
-      <w:r>
-        <w:rPr>
-          <w:rFonts w:ascii="Calibri" w:hAnsi="Calibri"/>
-          <w:sz w:val="21"/>
-          <w:color w:val="000000"/>
-        </w:rPr>
-        <w:t xml:space="preserve">[1] [Membership / TL source: full reference; relevant page, table or entry; link.]</w:t>
-      </w:r>
-    </w:p>
-    <w:p>
-      <w:pPr>
-        <w:spacing w:after="40" w:before="0" w:line="240" w:lineRule="auto"/>
-      </w:pPr>
-      <w:r>
-        <w:rPr>
-          <w:rFonts w:ascii="Calibri" w:hAnsi="Calibri"/>
-          <w:sz w:val="21"/>
-          <w:color w:val="000000"/>
-        </w:rPr>
-        <w:t xml:space="preserve">[2] [Weight / PPR-method source: full reference; relevant page, table or entry; link.]</w:t>
-      </w:r>
-    </w:p>
-    <w:p>
-      <w:pPr>
-        <w:spacing w:after="40" w:before="0" w:line="240" w:lineRule="auto"/>
-      </w:pPr>
-      <w:r>
-        <w:rPr>
-          <w:rFonts w:ascii="Calibri" w:hAnsi="Calibri"/>
-          <w:sz w:val="21"/>
-          <w:color w:val="000000"/>
-        </w:rPr>
-        <w:t xml:space="preserve">[Detailed mapping report, if available.]</w:t>
-      </w:r>
-    </w:p>
     <w:sectPr>
-      <w:pgSz w:w="16834" w:h="11909" w:orient="landscape"/>
+      <w:type w:val="nextPage"/>
+      <w:pgSz w:w="11909" w:h="16834"/>
       <w:pgMar w:top="936" w:right="936" w:bottom="936" w:left="936" w:header="720" w:footer="720" w:gutter="0"/>
       <w:cols w:space="720"/>
       <w:docGrid w:linePitch="360"/>

--- a/tools/templates/Model_validation_template.docx
+++ b/tools/templates/Model_validation_template.docx
@@ -935,7 +935,7 @@
                 <w:sz w:val="21"/>
                 <w:color w:val="000000"/>
               </w:rPr>
-              <w:t xml:space="preserve">[Negative SPPR: each source column (name/ID) → affected groups (names/IDs); or None.]</w:t>
+              <w:t xml:space="preserve">[No negative SPPR entries across the basal-source columns; otherwise list each affected source and its groups by name/ID.]</w:t>
             </w:r>
           </w:p>
           <w:p>
@@ -1029,7 +1029,7 @@
                 <w:sz w:val="21"/>
                 <w:color w:val="000000"/>
               </w:rPr>
-              <w:t xml:space="preserve">[Negative SPPR: each source column (name/ID) → affected groups (names/IDs); or None.]</w:t>
+              <w:t xml:space="preserve">[No negative SPPR entries across the basal-source columns; otherwise list each affected source and its groups by name/ID.]</w:t>
             </w:r>
           </w:p>
           <w:p>
@@ -1123,7 +1123,7 @@
                 <w:sz w:val="21"/>
                 <w:color w:val="000000"/>
               </w:rPr>
-              <w:t xml:space="preserve">A. Region covered by study: [value or range]%.</w:t>
+              <w:t xml:space="preserve">A. Region covered by study: [approximately, if applicable] [value or range]%.</w:t>
             </w:r>
           </w:p>
           <w:p>
@@ -1136,33 +1136,7 @@
                 <w:sz w:val="21"/>
                 <w:color w:val="000000"/>
               </w:rPr>
-              <w:t xml:space="preserve">B. Study area covered by region: [value or range]%.</w:t>
-            </w:r>
-          </w:p>
-          <w:p>
-            <w:pPr>
-              <w:spacing w:after="40" w:before="0" w:line="240" w:lineRule="auto"/>
-            </w:pPr>
-            <w:r>
-              <w:rPr>
-                <w:rFonts w:ascii="Calibri" w:hAnsi="Calibri"/>
-                <w:sz w:val="21"/>
-                <w:color w:val="000000"/>
-              </w:rPr>
-              <w:t xml:space="preserve">A = 100 × overlap / region area; B = 100 × overlap / study area.</w:t>
-            </w:r>
-          </w:p>
-          <w:p>
-            <w:pPr>
-              <w:spacing w:after="40" w:before="0" w:line="240" w:lineRule="auto"/>
-            </w:pPr>
-            <w:r>
-              <w:rPr>
-                <w:rFonts w:ascii="Calibri" w:hAnsi="Calibri"/>
-                <w:sz w:val="21"/>
-                <w:color w:val="000000"/>
-              </w:rPr>
-              <w:t xml:space="preserve">[Calculated / approximate digitization / visual estimate; source and basis. Figures below.]</w:t>
+              <w:t xml:space="preserve">B. Study area covered by region: [approximately, if applicable] [value or range]%.</w:t>
             </w:r>
           </w:p>
         </w:tc>
@@ -1364,11 +1338,11 @@
               <w:rPr>
                 <w:sz w:val="21"/>
               </w:rPr>
-              <w:t>[MANUAL — Researcher: open issue and consequence]</w:t>
+              <w:t>[Researcher: open issues and next actions]</w:t>
               <w:br/>
-              <w:t>[Researcher: next action / priority]</w:t>
+              <w:t/>
               <w:br/>
-              <w:t>[Researcher: relevant .md report hyperlink, if available]</w:t>
+              <w:t/>
             </w:r>
           </w:p>
         </w:tc>
@@ -1434,13 +1408,13 @@
               <w:rPr>
                 <w:sz w:val="21"/>
               </w:rPr>
-              <w:t>[MANUAL — Researcher name: ___ | review date: ___]</w:t>
+              <w:t>Researcher name: [name] | review date: [date]</w:t>
               <w:br/>
-              <w:t>[Researcher: review decision and limitations]</w:t>
+              <w:t/>
               <w:br/>
-              <w:t>[Researcher: reviewed input/version and configuration]</w:t>
+              <w:t/>
               <w:br/>
-              <w:t>[Researcher: reproducibility evidence/report hyperlink]</w:t>
+              <w:t/>
             </w:r>
           </w:p>
         </w:tc>
@@ -1475,7 +1449,7 @@
           <w:color w:val="000000"/>
           <w:sz w:val="21"/>
         </w:rPr>
-        <w:t>Reference: [year and catch basis]; [scope, unidentified treatment and group/taxon filters].</w:t>
+        <w:t>Reference: [year and catch basis]; [source scope and taxon/group filters].</w:t>
       </w:r>
     </w:p>
     <w:p>
@@ -1491,7 +1465,55 @@
           <w:color w:val="000000"/>
           <w:sz w:val="21"/>
         </w:rPr>
-        <w:t>[n] source groups [+ synthetic imports separately]; [n] catch taxa; catch [t]; known simple-chain PPR [t C]. [Missing coefficients and affected catch share, if any.]</w:t>
+        <w:t>[n] source groups [+ synthetic imports separately]; [n] catch taxa.</w:t>
+      </w:r>
+    </w:p>
+    <w:p>
+      <w:pPr>
+        <w:keepNext w:val="0"/>
+        <w:pageBreakBefore w:val="0"/>
+        <w:spacing w:after="120"/>
+      </w:pPr>
+      <w:r>
+        <w:rPr>
+          <w:rFonts w:ascii="Calibri" w:hAnsi="Calibri"/>
+          <w:b w:val="0"/>
+          <w:color w:val="000000"/>
+          <w:sz w:val="21"/>
+        </w:rPr>
+        <w:t>Simple-chain PPR totals [value] t C in [year].</w:t>
+      </w:r>
+    </w:p>
+    <w:p>
+      <w:pPr>
+        <w:keepNext w:val="0"/>
+        <w:pageBreakBefore w:val="0"/>
+        <w:spacing w:after="120"/>
+      </w:pPr>
+      <w:r>
+        <w:rPr>
+          <w:rFonts w:ascii="Calibri" w:hAnsi="Calibri"/>
+          <w:b w:val="0"/>
+          <w:color w:val="000000"/>
+          <w:sz w:val="21"/>
+        </w:rPr>
+        <w:t>[If applicable: n taxa lack assigned TL/coefficient. Zero recorded catch gives zero PPR; positive catch with no coefficient has unknown PPR.]</w:t>
+      </w:r>
+    </w:p>
+    <w:p>
+      <w:pPr>
+        <w:keepNext w:val="0"/>
+        <w:pageBreakBefore w:val="0"/>
+        <w:spacing w:after="120"/>
+      </w:pPr>
+      <w:r>
+        <w:rPr>
+          <w:rFonts w:ascii="Calibri" w:hAnsi="Calibri"/>
+          <w:b w:val="0"/>
+          <w:color w:val="000000"/>
+          <w:sz w:val="21"/>
+        </w:rPr>
+        <w:t>Simple-chain PPR is calculated with [method name].</w:t>
       </w:r>
     </w:p>
     <w:p>
@@ -2350,6 +2372,22 @@
     </w:tbl>
     <w:p>
       <w:pPr>
+        <w:keepNext w:val="0"/>
+        <w:pageBreakBefore w:val="0"/>
+        <w:spacing w:after="120"/>
+      </w:pPr>
+      <w:r>
+        <w:rPr>
+          <w:rFonts w:ascii="Calibri" w:hAnsi="Calibri"/>
+          <w:b w:val="0"/>
+          <w:color w:val="000000"/>
+          <w:sz w:val="21"/>
+        </w:rPr>
+        <w:t>The summary uses the weaker required membership or allocation confidence. The following tables show each component separately.</w:t>
+      </w:r>
+    </w:p>
+    <w:p>
+      <w:pPr>
         <w:keepNext/>
         <w:pageBreakBefore w:val="0"/>
         <w:spacing w:after="120"/>
@@ -3053,7 +3091,7 @@
           <w:color w:val="000000"/>
           <w:sz w:val="21"/>
         </w:rPr>
-        <w:t>Each table covers the same known simple-chain PPR universe once. Percentages describe taxa using each rule; mapping weights do not generate classic PPR. Do not add the two tables. [Describe assumptions and link full sources.]</w:t>
+        <w:t>Each percentage is the simple-chain PPR associated with taxa using that rule. [Use known PPR only when unknown annual contributions remain.]</w:t>
       </w:r>
     </w:p>
     <w:p>

--- a/tools/templates/Model_validation_template.docx
+++ b/tools/templates/Model_validation_template.docx
@@ -7,7 +7,7 @@
         <w:pStyle w:val="Title"/>
       </w:pPr>
       <w:r>
-        <w:t>Regional model validation record</w:t>
+        <w:t>[Region name] model validation</w:t>
       </w:r>
     </w:p>
     <w:tbl>
@@ -32,6 +32,1399 @@
             <w:vAlign w:val="center"/>
             <w:shd w:fill="E5ECF0"/>
             <w:tcMar>
+              <w:top w:w="60" w:type="dxa"/>
+              <w:bottom w:w="60" w:type="dxa"/>
+              <w:left w:w="110" w:type="dxa"/>
+              <w:right w:w="110" w:type="dxa"/>
+            </w:tcMar>
+            <w:tcBorders>
+              <w:top w:val="single" w:sz="5" w:color="D9D9D9"/>
+              <w:left w:val="single" w:sz="5" w:color="D9D9D9"/>
+              <w:bottom w:val="single" w:sz="5" w:color="D9D9D9"/>
+              <w:right w:val="single" w:sz="5" w:color="D9D9D9"/>
+            </w:tcBorders>
+          </w:tcPr>
+          <w:p>
+            <w:pPr>
+              <w:spacing w:after="40"/>
+            </w:pPr>
+            <w:r>
+              <w:rPr>
+                <w:rFonts w:ascii="Calibri" w:hAnsi="Calibri"/>
+                <w:b/>
+                <w:sz w:val="21"/>
+              </w:rPr>
+              <w:t>Field</w:t>
+            </w:r>
+          </w:p>
+        </w:tc>
+        <w:tc>
+          <w:tcPr>
+            <w:tcW w:type="dxa" w:w="7834"/>
+            <w:vAlign w:val="center"/>
+            <w:shd w:fill="E5ECF0"/>
+            <w:tcMar>
+              <w:top w:w="60" w:type="dxa"/>
+              <w:bottom w:w="60" w:type="dxa"/>
+              <w:left w:w="110" w:type="dxa"/>
+              <w:right w:w="110" w:type="dxa"/>
+            </w:tcMar>
+            <w:tcBorders>
+              <w:top w:val="single" w:sz="5" w:color="D9D9D9"/>
+              <w:left w:val="single" w:sz="5" w:color="D9D9D9"/>
+              <w:bottom w:val="single" w:sz="5" w:color="D9D9D9"/>
+              <w:right w:val="single" w:sz="5" w:color="D9D9D9"/>
+            </w:tcBorders>
+          </w:tcPr>
+          <w:p>
+            <w:pPr>
+              <w:spacing w:after="40"/>
+            </w:pPr>
+            <w:r>
+              <w:rPr>
+                <w:rFonts w:ascii="Calibri" w:hAnsi="Calibri"/>
+                <w:b/>
+                <w:sz w:val="21"/>
+              </w:rPr>
+              <w:t>Entry</w:t>
+            </w:r>
+          </w:p>
+        </w:tc>
+      </w:tr>
+      <w:tr>
+        <w:trPr>
+          <w:cantSplit/>
+        </w:trPr>
+        <w:tc>
+          <w:tcPr>
+            <w:tcW w:type="dxa" w:w="2203"/>
+            <w:vAlign w:val="center"/>
+            <w:shd w:fill="FFFFFF"/>
+            <w:tcMar>
+              <w:top w:w="60" w:type="dxa"/>
+              <w:bottom w:w="60" w:type="dxa"/>
+              <w:left w:w="110" w:type="dxa"/>
+              <w:right w:w="110" w:type="dxa"/>
+            </w:tcMar>
+            <w:tcBorders>
+              <w:top w:val="single" w:sz="5" w:color="D9D9D9"/>
+              <w:left w:val="single" w:sz="5" w:color="D9D9D9"/>
+              <w:bottom w:val="single" w:sz="5" w:color="D9D9D9"/>
+              <w:right w:val="single" w:sz="5" w:color="D9D9D9"/>
+            </w:tcBorders>
+          </w:tcPr>
+          <w:p>
+            <w:pPr>
+              <w:spacing w:after="40"/>
+            </w:pPr>
+            <w:r>
+              <w:rPr>
+                <w:rFonts w:ascii="Calibri" w:hAnsi="Calibri"/>
+                <w:b/>
+                <w:sz w:val="21"/>
+              </w:rPr>
+              <w:t>Region</w:t>
+            </w:r>
+          </w:p>
+        </w:tc>
+        <w:tc>
+          <w:tcPr>
+            <w:tcW w:type="dxa" w:w="7834"/>
+            <w:vAlign w:val="center"/>
+            <w:shd w:fill="FFFFFF"/>
+            <w:tcMar>
+              <w:top w:w="60" w:type="dxa"/>
+              <w:bottom w:w="60" w:type="dxa"/>
+              <w:left w:w="110" w:type="dxa"/>
+              <w:right w:w="110" w:type="dxa"/>
+            </w:tcMar>
+            <w:tcBorders>
+              <w:top w:val="single" w:sz="5" w:color="D9D9D9"/>
+              <w:left w:val="single" w:sz="5" w:color="D9D9D9"/>
+              <w:bottom w:val="single" w:sz="5" w:color="D9D9D9"/>
+              <w:right w:val="single" w:sz="5" w:color="D9D9D9"/>
+            </w:tcBorders>
+          </w:tcPr>
+          <w:p>
+            <w:pPr>
+              <w:spacing w:after="40"/>
+            </w:pPr>
+            <w:r>
+              <w:rPr>
+                <w:rFonts w:ascii="Calibri" w:hAnsi="Calibri"/>
+                <w:sz w:val="21"/>
+              </w:rPr>
+              <w:t>[Region name | identifier | Regional workbook]</w:t>
+            </w:r>
+          </w:p>
+        </w:tc>
+      </w:tr>
+      <w:tr>
+        <w:trPr>
+          <w:cantSplit/>
+        </w:trPr>
+        <w:tc>
+          <w:tcPr>
+            <w:tcW w:type="dxa" w:w="2203"/>
+            <w:vAlign w:val="center"/>
+            <w:shd w:fill="FFFFFF"/>
+            <w:tcMar>
+              <w:top w:w="60" w:type="dxa"/>
+              <w:bottom w:w="60" w:type="dxa"/>
+              <w:left w:w="110" w:type="dxa"/>
+              <w:right w:w="110" w:type="dxa"/>
+            </w:tcMar>
+            <w:tcBorders>
+              <w:top w:val="single" w:sz="5" w:color="D9D9D9"/>
+              <w:left w:val="single" w:sz="5" w:color="D9D9D9"/>
+              <w:bottom w:val="single" w:sz="5" w:color="D9D9D9"/>
+              <w:right w:val="single" w:sz="5" w:color="D9D9D9"/>
+            </w:tcBorders>
+          </w:tcPr>
+          <w:p>
+            <w:pPr>
+              <w:spacing w:after="40"/>
+            </w:pPr>
+            <w:r>
+              <w:rPr>
+                <w:rFonts w:ascii="Calibri" w:hAnsi="Calibri"/>
+                <w:b/>
+                <w:sz w:val="21"/>
+              </w:rPr>
+              <w:t>Catch source</w:t>
+            </w:r>
+          </w:p>
+        </w:tc>
+        <w:tc>
+          <w:tcPr>
+            <w:tcW w:type="dxa" w:w="7834"/>
+            <w:vAlign w:val="center"/>
+            <w:shd w:fill="FFFFFF"/>
+            <w:tcMar>
+              <w:top w:w="60" w:type="dxa"/>
+              <w:bottom w:w="60" w:type="dxa"/>
+              <w:left w:w="110" w:type="dxa"/>
+              <w:right w:w="110" w:type="dxa"/>
+            </w:tcMar>
+            <w:tcBorders>
+              <w:top w:val="single" w:sz="5" w:color="D9D9D9"/>
+              <w:left w:val="single" w:sz="5" w:color="D9D9D9"/>
+              <w:bottom w:val="single" w:sz="5" w:color="D9D9D9"/>
+              <w:right w:val="single" w:sz="5" w:color="D9D9D9"/>
+            </w:tcBorders>
+          </w:tcPr>
+          <w:p>
+            <w:pPr>
+              <w:spacing w:after="40"/>
+            </w:pPr>
+            <w:r>
+              <w:rPr>
+                <w:rFonts w:ascii="Calibri" w:hAnsi="Calibri"/>
+                <w:sz w:val="21"/>
+              </w:rPr>
+              <w:t>[Provider; catch years; catch basis; date/version]</w:t>
+            </w:r>
+          </w:p>
+          <w:p>
+            <w:pPr>
+              <w:spacing w:after="40"/>
+            </w:pPr>
+            <w:r>
+              <w:rPr>
+                <w:rFonts w:ascii="Calibri" w:hAnsi="Calibri"/>
+                <w:sz w:val="21"/>
+              </w:rPr>
+              <w:t>[Region | Catch files]</w:t>
+            </w:r>
+          </w:p>
+        </w:tc>
+      </w:tr>
+      <w:tr>
+        <w:trPr>
+          <w:cantSplit/>
+        </w:trPr>
+        <w:tc>
+          <w:tcPr>
+            <w:tcW w:type="dxa" w:w="2203"/>
+            <w:vAlign w:val="center"/>
+            <w:shd w:fill="FFFFFF"/>
+            <w:tcMar>
+              <w:top w:w="60" w:type="dxa"/>
+              <w:bottom w:w="60" w:type="dxa"/>
+              <w:left w:w="110" w:type="dxa"/>
+              <w:right w:w="110" w:type="dxa"/>
+            </w:tcMar>
+            <w:tcBorders>
+              <w:top w:val="single" w:sz="5" w:color="D9D9D9"/>
+              <w:left w:val="single" w:sz="5" w:color="D9D9D9"/>
+              <w:bottom w:val="single" w:sz="5" w:color="D9D9D9"/>
+              <w:right w:val="single" w:sz="5" w:color="D9D9D9"/>
+            </w:tcBorders>
+          </w:tcPr>
+          <w:p>
+            <w:pPr>
+              <w:spacing w:after="40"/>
+            </w:pPr>
+            <w:r>
+              <w:rPr>
+                <w:rFonts w:ascii="Calibri" w:hAnsi="Calibri"/>
+                <w:b/>
+                <w:sz w:val="21"/>
+              </w:rPr>
+              <w:t>Selected article</w:t>
+            </w:r>
+          </w:p>
+        </w:tc>
+        <w:tc>
+          <w:tcPr>
+            <w:tcW w:type="dxa" w:w="7834"/>
+            <w:vAlign w:val="center"/>
+            <w:shd w:fill="FFFFFF"/>
+            <w:tcMar>
+              <w:top w:w="60" w:type="dxa"/>
+              <w:bottom w:w="60" w:type="dxa"/>
+              <w:left w:w="110" w:type="dxa"/>
+              <w:right w:w="110" w:type="dxa"/>
+            </w:tcMar>
+            <w:tcBorders>
+              <w:top w:val="single" w:sz="5" w:color="D9D9D9"/>
+              <w:left w:val="single" w:sz="5" w:color="D9D9D9"/>
+              <w:bottom w:val="single" w:sz="5" w:color="D9D9D9"/>
+              <w:right w:val="single" w:sz="5" w:color="D9D9D9"/>
+            </w:tcBorders>
+          </w:tcPr>
+          <w:p>
+            <w:pPr>
+              <w:spacing w:after="40"/>
+            </w:pPr>
+            <w:r>
+              <w:rPr>
+                <w:rFonts w:ascii="Calibri" w:hAnsi="Calibri"/>
+                <w:sz w:val="21"/>
+              </w:rPr>
+              <w:t>[Authors (year). Title.]</w:t>
+            </w:r>
+          </w:p>
+          <w:p>
+            <w:pPr>
+              <w:spacing w:after="40"/>
+            </w:pPr>
+            <w:r>
+              <w:rPr>
+                <w:rFonts w:ascii="Calibri" w:hAnsi="Calibri"/>
+                <w:sz w:val="21"/>
+              </w:rPr>
+              <w:t>[DOI | Paper PDF | Paper folder]</w:t>
+            </w:r>
+          </w:p>
+        </w:tc>
+      </w:tr>
+      <w:tr>
+        <w:trPr>
+          <w:cantSplit/>
+        </w:trPr>
+        <w:tc>
+          <w:tcPr>
+            <w:tcW w:type="dxa" w:w="2203"/>
+            <w:vAlign w:val="center"/>
+            <w:shd w:fill="FFFFFF"/>
+            <w:tcMar>
+              <w:top w:w="60" w:type="dxa"/>
+              <w:bottom w:w="60" w:type="dxa"/>
+              <w:left w:w="110" w:type="dxa"/>
+              <w:right w:w="110" w:type="dxa"/>
+            </w:tcMar>
+            <w:tcBorders>
+              <w:top w:val="single" w:sz="5" w:color="D9D9D9"/>
+              <w:left w:val="single" w:sz="5" w:color="D9D9D9"/>
+              <w:bottom w:val="single" w:sz="5" w:color="D9D9D9"/>
+              <w:right w:val="single" w:sz="5" w:color="D9D9D9"/>
+            </w:tcBorders>
+          </w:tcPr>
+          <w:p>
+            <w:pPr>
+              <w:spacing w:after="40"/>
+            </w:pPr>
+            <w:r>
+              <w:rPr>
+                <w:rFonts w:ascii="Calibri" w:hAnsi="Calibri"/>
+                <w:b/>
+                <w:sz w:val="21"/>
+              </w:rPr>
+              <w:t>Other known articles</w:t>
+            </w:r>
+          </w:p>
+        </w:tc>
+        <w:tc>
+          <w:tcPr>
+            <w:tcW w:type="dxa" w:w="7834"/>
+            <w:vAlign w:val="center"/>
+            <w:shd w:fill="FFFFFF"/>
+            <w:tcMar>
+              <w:top w:w="60" w:type="dxa"/>
+              <w:bottom w:w="60" w:type="dxa"/>
+              <w:left w:w="110" w:type="dxa"/>
+              <w:right w:w="110" w:type="dxa"/>
+            </w:tcMar>
+            <w:tcBorders>
+              <w:top w:val="single" w:sz="5" w:color="D9D9D9"/>
+              <w:left w:val="single" w:sz="5" w:color="D9D9D9"/>
+              <w:bottom w:val="single" w:sz="5" w:color="D9D9D9"/>
+              <w:right w:val="single" w:sz="5" w:color="D9D9D9"/>
+            </w:tcBorders>
+          </w:tcPr>
+          <w:p>
+            <w:pPr>
+              <w:spacing w:after="40"/>
+            </w:pPr>
+            <w:r>
+              <w:rPr>
+                <w:rFonts w:ascii="Calibri" w:hAnsi="Calibri"/>
+                <w:sz w:val="21"/>
+              </w:rPr>
+              <w:t>[Author/year; short title; useful DOI or local record, one entry per article]</w:t>
+            </w:r>
+          </w:p>
+        </w:tc>
+      </w:tr>
+      <w:tr>
+        <w:trPr>
+          <w:cantSplit/>
+        </w:trPr>
+        <w:tc>
+          <w:tcPr>
+            <w:tcW w:type="dxa" w:w="2203"/>
+            <w:vAlign w:val="center"/>
+            <w:shd w:fill="FFFFFF"/>
+            <w:tcMar>
+              <w:top w:w="60" w:type="dxa"/>
+              <w:bottom w:w="60" w:type="dxa"/>
+              <w:left w:w="110" w:type="dxa"/>
+              <w:right w:w="110" w:type="dxa"/>
+            </w:tcMar>
+            <w:tcBorders>
+              <w:top w:val="single" w:sz="5" w:color="D9D9D9"/>
+              <w:left w:val="single" w:sz="5" w:color="D9D9D9"/>
+              <w:bottom w:val="single" w:sz="5" w:color="D9D9D9"/>
+              <w:right w:val="single" w:sz="5" w:color="D9D9D9"/>
+            </w:tcBorders>
+          </w:tcPr>
+          <w:p>
+            <w:pPr>
+              <w:spacing w:after="40"/>
+            </w:pPr>
+            <w:r>
+              <w:rPr>
+                <w:rFonts w:ascii="Calibri" w:hAnsi="Calibri"/>
+                <w:b/>
+                <w:sz w:val="21"/>
+              </w:rPr>
+              <w:t>Selected model</w:t>
+            </w:r>
+          </w:p>
+        </w:tc>
+        <w:tc>
+          <w:tcPr>
+            <w:tcW w:type="dxa" w:w="7834"/>
+            <w:vAlign w:val="center"/>
+            <w:shd w:fill="FFFFFF"/>
+            <w:tcMar>
+              <w:top w:w="60" w:type="dxa"/>
+              <w:bottom w:w="60" w:type="dxa"/>
+              <w:left w:w="110" w:type="dxa"/>
+              <w:right w:w="110" w:type="dxa"/>
+            </w:tcMar>
+            <w:tcBorders>
+              <w:top w:val="single" w:sz="5" w:color="D9D9D9"/>
+              <w:left w:val="single" w:sz="5" w:color="D9D9D9"/>
+              <w:bottom w:val="single" w:sz="5" w:color="D9D9D9"/>
+              <w:right w:val="single" w:sz="5" w:color="D9D9D9"/>
+            </w:tcBorders>
+          </w:tcPr>
+          <w:p>
+            <w:pPr>
+              <w:spacing w:after="40"/>
+            </w:pPr>
+            <w:r>
+              <w:rPr>
+                <w:rFonts w:ascii="Calibri" w:hAnsi="Calibri"/>
+                <w:sz w:val="21"/>
+              </w:rPr>
+              <w:t>[Exact model ID/name; period; domain; source groups]</w:t>
+            </w:r>
+          </w:p>
+          <w:p>
+            <w:pPr>
+              <w:spacing w:after="40"/>
+            </w:pPr>
+            <w:r>
+              <w:rPr>
+                <w:rFonts w:ascii="Calibri" w:hAnsi="Calibri"/>
+                <w:sz w:val="21"/>
+              </w:rPr>
+              <w:t>[Folder | JSON | Saved runtime, if relevant]</w:t>
+            </w:r>
+          </w:p>
+        </w:tc>
+      </w:tr>
+      <w:tr>
+        <w:trPr>
+          <w:cantSplit/>
+        </w:trPr>
+        <w:tc>
+          <w:tcPr>
+            <w:tcW w:type="dxa" w:w="2203"/>
+            <w:vAlign w:val="center"/>
+            <w:shd w:fill="FFFFFF"/>
+            <w:tcMar>
+              <w:top w:w="60" w:type="dxa"/>
+              <w:bottom w:w="60" w:type="dxa"/>
+              <w:left w:w="110" w:type="dxa"/>
+              <w:right w:w="110" w:type="dxa"/>
+            </w:tcMar>
+            <w:tcBorders>
+              <w:top w:val="single" w:sz="5" w:color="D9D9D9"/>
+              <w:left w:val="single" w:sz="5" w:color="D9D9D9"/>
+              <w:bottom w:val="single" w:sz="5" w:color="D9D9D9"/>
+              <w:right w:val="single" w:sz="5" w:color="D9D9D9"/>
+            </w:tcBorders>
+          </w:tcPr>
+          <w:p>
+            <w:pPr>
+              <w:spacing w:after="40"/>
+            </w:pPr>
+            <w:r>
+              <w:rPr>
+                <w:rFonts w:ascii="Calibri" w:hAnsi="Calibri"/>
+                <w:b/>
+                <w:sz w:val="21"/>
+              </w:rPr>
+              <w:t>Other models from the same article</w:t>
+            </w:r>
+          </w:p>
+        </w:tc>
+        <w:tc>
+          <w:tcPr>
+            <w:tcW w:type="dxa" w:w="7834"/>
+            <w:vAlign w:val="center"/>
+            <w:shd w:fill="FFFFFF"/>
+            <w:tcMar>
+              <w:top w:w="60" w:type="dxa"/>
+              <w:bottom w:w="60" w:type="dxa"/>
+              <w:left w:w="110" w:type="dxa"/>
+              <w:right w:w="110" w:type="dxa"/>
+            </w:tcMar>
+            <w:tcBorders>
+              <w:top w:val="single" w:sz="5" w:color="D9D9D9"/>
+              <w:left w:val="single" w:sz="5" w:color="D9D9D9"/>
+              <w:bottom w:val="single" w:sz="5" w:color="D9D9D9"/>
+              <w:right w:val="single" w:sz="5" w:color="D9D9D9"/>
+            </w:tcBorders>
+          </w:tcPr>
+          <w:p>
+            <w:pPr>
+              <w:spacing w:after="40"/>
+            </w:pPr>
+            <w:r>
+              <w:rPr>
+                <w:rFonts w:ascii="Calibri" w:hAnsi="Calibri"/>
+                <w:sz w:val="21"/>
+              </w:rPr>
+              <w:t>[Other model: period; area; distinguishing features, one entry per model]</w:t>
+            </w:r>
+          </w:p>
+        </w:tc>
+      </w:tr>
+      <w:tr>
+        <w:trPr>
+          <w:cantSplit/>
+        </w:trPr>
+        <w:tc>
+          <w:tcPr>
+            <w:tcW w:type="dxa" w:w="2203"/>
+            <w:vAlign w:val="center"/>
+            <w:shd w:fill="FFFFFF"/>
+            <w:tcMar>
+              <w:top w:w="60" w:type="dxa"/>
+              <w:bottom w:w="60" w:type="dxa"/>
+              <w:left w:w="110" w:type="dxa"/>
+              <w:right w:w="110" w:type="dxa"/>
+            </w:tcMar>
+            <w:tcBorders>
+              <w:top w:val="single" w:sz="5" w:color="D9D9D9"/>
+              <w:left w:val="single" w:sz="5" w:color="D9D9D9"/>
+              <w:bottom w:val="single" w:sz="5" w:color="D9D9D9"/>
+              <w:right w:val="single" w:sz="5" w:color="D9D9D9"/>
+            </w:tcBorders>
+          </w:tcPr>
+          <w:p>
+            <w:pPr>
+              <w:spacing w:after="40"/>
+            </w:pPr>
+            <w:r>
+              <w:rPr>
+                <w:rFonts w:ascii="Calibri" w:hAnsi="Calibri"/>
+                <w:b/>
+                <w:sz w:val="21"/>
+              </w:rPr>
+              <w:t>Selection rationale</w:t>
+            </w:r>
+          </w:p>
+        </w:tc>
+        <w:tc>
+          <w:tcPr>
+            <w:tcW w:type="dxa" w:w="7834"/>
+            <w:vAlign w:val="center"/>
+            <w:shd w:fill="FFFFFF"/>
+            <w:tcMar>
+              <w:top w:w="60" w:type="dxa"/>
+              <w:bottom w:w="60" w:type="dxa"/>
+              <w:left w:w="110" w:type="dxa"/>
+              <w:right w:w="110" w:type="dxa"/>
+            </w:tcMar>
+            <w:tcBorders>
+              <w:top w:val="single" w:sz="5" w:color="D9D9D9"/>
+              <w:left w:val="single" w:sz="5" w:color="D9D9D9"/>
+              <w:bottom w:val="single" w:sz="5" w:color="D9D9D9"/>
+              <w:right w:val="single" w:sz="5" w:color="D9D9D9"/>
+            </w:tcBorders>
+          </w:tcPr>
+          <w:p>
+            <w:pPr>
+              <w:spacing w:after="40"/>
+            </w:pPr>
+            <w:r>
+              <w:rPr>
+                <w:rFonts w:ascii="Calibri" w:hAnsi="Calibri"/>
+                <w:sz w:val="21"/>
+              </w:rPr>
+              <w:t>Article - [documented reason, or ?]</w:t>
+            </w:r>
+          </w:p>
+          <w:p>
+            <w:pPr>
+              <w:spacing w:after="40"/>
+            </w:pPr>
+            <w:r>
+              <w:rPr>
+                <w:rFonts w:ascii="Calibri" w:hAnsi="Calibri"/>
+                <w:sz w:val="21"/>
+              </w:rPr>
+              <w:t>Model - [documented reason, or ?]</w:t>
+            </w:r>
+          </w:p>
+        </w:tc>
+      </w:tr>
+      <w:tr>
+        <w:trPr>
+          <w:cantSplit/>
+        </w:trPr>
+        <w:tc>
+          <w:tcPr>
+            <w:tcW w:type="dxa" w:w="2203"/>
+            <w:vAlign w:val="center"/>
+            <w:shd w:fill="FFFFFF"/>
+            <w:tcMar>
+              <w:top w:w="60" w:type="dxa"/>
+              <w:bottom w:w="60" w:type="dxa"/>
+              <w:left w:w="110" w:type="dxa"/>
+              <w:right w:w="110" w:type="dxa"/>
+            </w:tcMar>
+            <w:tcBorders>
+              <w:top w:val="single" w:sz="5" w:color="D9D9D9"/>
+              <w:left w:val="single" w:sz="5" w:color="D9D9D9"/>
+              <w:bottom w:val="single" w:sz="5" w:color="D9D9D9"/>
+              <w:right w:val="single" w:sz="5" w:color="D9D9D9"/>
+            </w:tcBorders>
+          </w:tcPr>
+          <w:p>
+            <w:pPr>
+              <w:spacing w:after="40"/>
+            </w:pPr>
+            <w:r>
+              <w:rPr>
+                <w:rFonts w:ascii="Calibri" w:hAnsi="Calibri"/>
+                <w:b/>
+                <w:sz w:val="21"/>
+              </w:rPr>
+              <w:t>Model extraction</w:t>
+            </w:r>
+          </w:p>
+        </w:tc>
+        <w:tc>
+          <w:tcPr>
+            <w:tcW w:type="dxa" w:w="7834"/>
+            <w:vAlign w:val="center"/>
+            <w:shd w:fill="FFFFFF"/>
+            <w:tcMar>
+              <w:top w:w="60" w:type="dxa"/>
+              <w:bottom w:w="60" w:type="dxa"/>
+              <w:left w:w="110" w:type="dxa"/>
+              <w:right w:w="110" w:type="dxa"/>
+            </w:tcMar>
+            <w:tcBorders>
+              <w:top w:val="single" w:sz="5" w:color="D9D9D9"/>
+              <w:left w:val="single" w:sz="5" w:color="D9D9D9"/>
+              <w:bottom w:val="single" w:sz="5" w:color="D9D9D9"/>
+              <w:right w:val="single" w:sz="5" w:color="D9D9D9"/>
+            </w:tcBorders>
+          </w:tcPr>
+          <w:p>
+            <w:pPr>
+              <w:spacing w:after="40"/>
+            </w:pPr>
+            <w:r>
+              <w:rPr>
+                <w:rFonts w:ascii="Calibri" w:hAnsi="Calibri"/>
+                <w:sz w:val="21"/>
+              </w:rPr>
+              <w:t>[Material source conflicts and treatment | Useful reconstruction/conflict links]</w:t>
+            </w:r>
+          </w:p>
+          <w:p>
+            <w:pPr>
+              <w:spacing w:after="40"/>
+            </w:pPr>
+            <w:r>
+              <w:rPr>
+                <w:rFonts w:ascii="Calibri" w:hAnsi="Calibri"/>
+                <w:sz w:val="21"/>
+              </w:rPr>
+              <w:t>[Diet discrepancy and treatment; missing/default GS; derived BA; other material changes, where relevant]</w:t>
+            </w:r>
+          </w:p>
+        </w:tc>
+      </w:tr>
+      <w:tr>
+        <w:trPr>
+          <w:cantSplit/>
+        </w:trPr>
+        <w:tc>
+          <w:tcPr>
+            <w:tcW w:type="dxa" w:w="2203"/>
+            <w:vAlign w:val="center"/>
+            <w:shd w:fill="FFFFFF"/>
+            <w:tcMar>
+              <w:top w:w="60" w:type="dxa"/>
+              <w:bottom w:w="60" w:type="dxa"/>
+              <w:left w:w="110" w:type="dxa"/>
+              <w:right w:w="110" w:type="dxa"/>
+            </w:tcMar>
+            <w:tcBorders>
+              <w:top w:val="single" w:sz="5" w:color="D9D9D9"/>
+              <w:left w:val="single" w:sz="5" w:color="D9D9D9"/>
+              <w:bottom w:val="single" w:sz="5" w:color="D9D9D9"/>
+              <w:right w:val="single" w:sz="5" w:color="D9D9D9"/>
+            </w:tcBorders>
+          </w:tcPr>
+          <w:p>
+            <w:pPr>
+              <w:spacing w:after="40"/>
+            </w:pPr>
+            <w:r>
+              <w:rPr>
+                <w:rFonts w:ascii="Calibri" w:hAnsi="Calibri"/>
+                <w:b/>
+                <w:sz w:val="21"/>
+              </w:rPr>
+              <w:t>GE diagnostics</w:t>
+            </w:r>
+          </w:p>
+        </w:tc>
+        <w:tc>
+          <w:tcPr>
+            <w:tcW w:type="dxa" w:w="7834"/>
+            <w:vAlign w:val="center"/>
+            <w:shd w:fill="FFFFFF"/>
+            <w:tcMar>
+              <w:top w:w="60" w:type="dxa"/>
+              <w:bottom w:w="60" w:type="dxa"/>
+              <w:left w:w="110" w:type="dxa"/>
+              <w:right w:w="110" w:type="dxa"/>
+            </w:tcMar>
+            <w:tcBorders>
+              <w:top w:val="single" w:sz="5" w:color="D9D9D9"/>
+              <w:left w:val="single" w:sz="5" w:color="D9D9D9"/>
+              <w:bottom w:val="single" w:sz="5" w:color="D9D9D9"/>
+              <w:right w:val="single" w:sz="5" w:color="D9D9D9"/>
+            </w:tcBorders>
+          </w:tcPr>
+          <w:p>
+            <w:pPr>
+              <w:spacing w:after="40"/>
+            </w:pPr>
+            <w:r>
+              <w:rPr>
+                <w:rFonts w:ascii="Calibri" w:hAnsi="Calibri"/>
+                <w:sz w:val="21"/>
+              </w:rPr>
+              <w:t>[Evidence-based verdict]</w:t>
+            </w:r>
+          </w:p>
+          <w:p>
+            <w:pPr>
+              <w:spacing w:after="40"/>
+            </w:pPr>
+            <w:r>
+              <w:rPr>
+                <w:rFonts w:ascii="Calibri" w:hAnsi="Calibri"/>
+                <w:sz w:val="21"/>
+              </w:rPr>
+              <w:t>[Negative SPPR finding; each affected source and group by name/ID when present]</w:t>
+            </w:r>
+          </w:p>
+          <w:p>
+            <w:pPr>
+              <w:spacing w:after="40"/>
+            </w:pPr>
+            <w:r>
+              <w:rPr>
+                <w:rFonts w:ascii="Calibri" w:hAnsi="Calibri"/>
+                <w:sz w:val="21"/>
+              </w:rPr>
+              <w:t>rho_living = [value]</w:t>
+            </w:r>
+          </w:p>
+          <w:p>
+            <w:pPr>
+              <w:spacing w:after="40"/>
+            </w:pPr>
+            <w:r>
+              <w:rPr>
+                <w:rFonts w:ascii="Calibri" w:hAnsi="Calibri"/>
+                <w:sz w:val="21"/>
+              </w:rPr>
+              <w:t>b = [value]</w:t>
+            </w:r>
+          </w:p>
+          <w:p>
+            <w:pPr>
+              <w:spacing w:after="40"/>
+            </w:pPr>
+            <w:r>
+              <w:rPr>
+                <w:rFonts w:ascii="Calibri" w:hAnsi="Calibri"/>
+                <w:sz w:val="21"/>
+              </w:rPr>
+              <w:t>Detritus [pool name/ID]: SPPR = [value]</w:t>
+            </w:r>
+          </w:p>
+          <w:p>
+            <w:pPr>
+              <w:spacing w:after="40"/>
+            </w:pPr>
+            <w:r>
+              <w:rPr>
+                <w:rFonts w:ascii="Calibri" w:hAnsi="Calibri"/>
+                <w:sz w:val="21"/>
+              </w:rPr>
+              <w:t>[Material balance finding, if relevant]</w:t>
+            </w:r>
+          </w:p>
+        </w:tc>
+      </w:tr>
+      <w:tr>
+        <w:trPr>
+          <w:cantSplit/>
+        </w:trPr>
+        <w:tc>
+          <w:tcPr>
+            <w:tcW w:type="dxa" w:w="2203"/>
+            <w:vAlign w:val="center"/>
+            <w:shd w:fill="FFFFFF"/>
+            <w:tcMar>
+              <w:top w:w="60" w:type="dxa"/>
+              <w:bottom w:w="60" w:type="dxa"/>
+              <w:left w:w="110" w:type="dxa"/>
+              <w:right w:w="110" w:type="dxa"/>
+            </w:tcMar>
+            <w:tcBorders>
+              <w:top w:val="single" w:sz="5" w:color="D9D9D9"/>
+              <w:left w:val="single" w:sz="5" w:color="D9D9D9"/>
+              <w:bottom w:val="single" w:sz="5" w:color="D9D9D9"/>
+              <w:right w:val="single" w:sz="5" w:color="D9D9D9"/>
+            </w:tcBorders>
+          </w:tcPr>
+          <w:p>
+            <w:pPr>
+              <w:spacing w:after="40"/>
+            </w:pPr>
+            <w:r>
+              <w:rPr>
+                <w:rFonts w:ascii="Calibri" w:hAnsi="Calibri"/>
+                <w:b/>
+                <w:sz w:val="21"/>
+              </w:rPr>
+              <w:t>TE diagnostics</w:t>
+            </w:r>
+          </w:p>
+        </w:tc>
+        <w:tc>
+          <w:tcPr>
+            <w:tcW w:type="dxa" w:w="7834"/>
+            <w:vAlign w:val="center"/>
+            <w:shd w:fill="FFFFFF"/>
+            <w:tcMar>
+              <w:top w:w="60" w:type="dxa"/>
+              <w:bottom w:w="60" w:type="dxa"/>
+              <w:left w:w="110" w:type="dxa"/>
+              <w:right w:w="110" w:type="dxa"/>
+            </w:tcMar>
+            <w:tcBorders>
+              <w:top w:val="single" w:sz="5" w:color="D9D9D9"/>
+              <w:left w:val="single" w:sz="5" w:color="D9D9D9"/>
+              <w:bottom w:val="single" w:sz="5" w:color="D9D9D9"/>
+              <w:right w:val="single" w:sz="5" w:color="D9D9D9"/>
+            </w:tcBorders>
+          </w:tcPr>
+          <w:p>
+            <w:pPr>
+              <w:spacing w:after="40"/>
+            </w:pPr>
+            <w:r>
+              <w:rPr>
+                <w:rFonts w:ascii="Calibri" w:hAnsi="Calibri"/>
+                <w:sz w:val="21"/>
+              </w:rPr>
+              <w:t>[Evidence-based verdict]</w:t>
+            </w:r>
+          </w:p>
+          <w:p>
+            <w:pPr>
+              <w:spacing w:after="40"/>
+            </w:pPr>
+            <w:r>
+              <w:rPr>
+                <w:rFonts w:ascii="Calibri" w:hAnsi="Calibri"/>
+                <w:sz w:val="21"/>
+              </w:rPr>
+              <w:t>[Negative SPPR finding; each affected source and group by name/ID when present]</w:t>
+            </w:r>
+          </w:p>
+          <w:p>
+            <w:pPr>
+              <w:spacing w:after="40"/>
+            </w:pPr>
+            <w:r>
+              <w:rPr>
+                <w:rFonts w:ascii="Calibri" w:hAnsi="Calibri"/>
+                <w:sz w:val="21"/>
+              </w:rPr>
+              <w:t>rho_living = [value]</w:t>
+            </w:r>
+          </w:p>
+          <w:p>
+            <w:pPr>
+              <w:spacing w:after="40"/>
+            </w:pPr>
+            <w:r>
+              <w:rPr>
+                <w:rFonts w:ascii="Calibri" w:hAnsi="Calibri"/>
+                <w:sz w:val="21"/>
+              </w:rPr>
+              <w:t>Detritus [pool name/ID]: SPPR = [value]</w:t>
+            </w:r>
+          </w:p>
+          <w:p>
+            <w:pPr>
+              <w:spacing w:after="40"/>
+            </w:pPr>
+            <w:r>
+              <w:rPr>
+                <w:rFonts w:ascii="Calibri" w:hAnsi="Calibri"/>
+                <w:sz w:val="21"/>
+              </w:rPr>
+              <w:t>[Material balance finding, if relevant]</w:t>
+            </w:r>
+          </w:p>
+        </w:tc>
+      </w:tr>
+      <w:tr>
+        <w:trPr>
+          <w:cantSplit/>
+        </w:trPr>
+        <w:tc>
+          <w:tcPr>
+            <w:tcW w:type="dxa" w:w="2203"/>
+            <w:vAlign w:val="center"/>
+            <w:shd w:fill="FFFFFF"/>
+            <w:tcMar>
+              <w:top w:w="60" w:type="dxa"/>
+              <w:bottom w:w="60" w:type="dxa"/>
+              <w:left w:w="110" w:type="dxa"/>
+              <w:right w:w="110" w:type="dxa"/>
+            </w:tcMar>
+            <w:tcBorders>
+              <w:top w:val="single" w:sz="5" w:color="D9D9D9"/>
+              <w:left w:val="single" w:sz="5" w:color="D9D9D9"/>
+              <w:bottom w:val="single" w:sz="5" w:color="D9D9D9"/>
+              <w:right w:val="single" w:sz="5" w:color="D9D9D9"/>
+            </w:tcBorders>
+          </w:tcPr>
+          <w:p>
+            <w:pPr>
+              <w:spacing w:after="40"/>
+            </w:pPr>
+            <w:r>
+              <w:rPr>
+                <w:rFonts w:ascii="Calibri" w:hAnsi="Calibri"/>
+                <w:b/>
+                <w:sz w:val="21"/>
+              </w:rPr>
+              <w:t>SPPR calculation</w:t>
+            </w:r>
+          </w:p>
+        </w:tc>
+        <w:tc>
+          <w:tcPr>
+            <w:tcW w:type="dxa" w:w="7834"/>
+            <w:vAlign w:val="center"/>
+            <w:shd w:fill="FFFFFF"/>
+            <w:tcMar>
+              <w:top w:w="60" w:type="dxa"/>
+              <w:bottom w:w="60" w:type="dxa"/>
+              <w:left w:w="110" w:type="dxa"/>
+              <w:right w:w="110" w:type="dxa"/>
+            </w:tcMar>
+            <w:tcBorders>
+              <w:top w:val="single" w:sz="5" w:color="D9D9D9"/>
+              <w:left w:val="single" w:sz="5" w:color="D9D9D9"/>
+              <w:bottom w:val="single" w:sz="5" w:color="D9D9D9"/>
+              <w:right w:val="single" w:sz="5" w:color="D9D9D9"/>
+            </w:tcBorders>
+          </w:tcPr>
+          <w:p>
+            <w:pPr>
+              <w:spacing w:after="40"/>
+            </w:pPr>
+            <w:r>
+              <w:rPr>
+                <w:rFonts w:ascii="Calibri" w:hAnsi="Calibri"/>
+                <w:sz w:val="21"/>
+              </w:rPr>
+              <w:t>[Researcher calculation choices and notes]</w:t>
+            </w:r>
+          </w:p>
+        </w:tc>
+      </w:tr>
+      <w:tr>
+        <w:trPr>
+          <w:cantSplit/>
+        </w:trPr>
+        <w:tc>
+          <w:tcPr>
+            <w:tcW w:type="dxa" w:w="2203"/>
+            <w:vAlign w:val="center"/>
+            <w:shd w:fill="FFFFFF"/>
+            <w:tcMar>
+              <w:top w:w="60" w:type="dxa"/>
+              <w:bottom w:w="60" w:type="dxa"/>
+              <w:left w:w="110" w:type="dxa"/>
+              <w:right w:w="110" w:type="dxa"/>
+            </w:tcMar>
+            <w:tcBorders>
+              <w:top w:val="single" w:sz="5" w:color="D9D9D9"/>
+              <w:left w:val="single" w:sz="5" w:color="D9D9D9"/>
+              <w:bottom w:val="single" w:sz="5" w:color="D9D9D9"/>
+              <w:right w:val="single" w:sz="5" w:color="D9D9D9"/>
+            </w:tcBorders>
+          </w:tcPr>
+          <w:p>
+            <w:pPr>
+              <w:spacing w:after="40"/>
+            </w:pPr>
+            <w:r>
+              <w:rPr>
+                <w:rFonts w:ascii="Calibri" w:hAnsi="Calibri"/>
+                <w:b/>
+                <w:sz w:val="21"/>
+              </w:rPr>
+              <w:t>Geographic fit</w:t>
+            </w:r>
+          </w:p>
+        </w:tc>
+        <w:tc>
+          <w:tcPr>
+            <w:tcW w:type="dxa" w:w="7834"/>
+            <w:vAlign w:val="center"/>
+            <w:shd w:fill="FFFFFF"/>
+            <w:tcMar>
+              <w:top w:w="60" w:type="dxa"/>
+              <w:bottom w:w="60" w:type="dxa"/>
+              <w:left w:w="110" w:type="dxa"/>
+              <w:right w:w="110" w:type="dxa"/>
+            </w:tcMar>
+            <w:tcBorders>
+              <w:top w:val="single" w:sz="5" w:color="D9D9D9"/>
+              <w:left w:val="single" w:sz="5" w:color="D9D9D9"/>
+              <w:bottom w:val="single" w:sz="5" w:color="D9D9D9"/>
+              <w:right w:val="single" w:sz="5" w:color="D9D9D9"/>
+            </w:tcBorders>
+          </w:tcPr>
+          <w:p>
+            <w:pPr>
+              <w:spacing w:after="40"/>
+            </w:pPr>
+            <w:r>
+              <w:rPr>
+                <w:rFonts w:ascii="Calibri" w:hAnsi="Calibri"/>
+                <w:sz w:val="21"/>
+              </w:rPr>
+              <w:t>A. Region covered by study: [approximate value or range]%.</w:t>
+            </w:r>
+          </w:p>
+          <w:p>
+            <w:pPr>
+              <w:spacing w:after="40"/>
+            </w:pPr>
+            <w:r>
+              <w:rPr>
+                <w:rFonts w:ascii="Calibri" w:hAnsi="Calibri"/>
+                <w:sz w:val="21"/>
+              </w:rPr>
+              <w:t>B. Study area covered by region: [approximate value or range]%.</w:t>
+            </w:r>
+          </w:p>
+        </w:tc>
+      </w:tr>
+      <w:tr>
+        <w:trPr>
+          <w:cantSplit/>
+        </w:trPr>
+        <w:tc>
+          <w:tcPr>
+            <w:tcW w:type="dxa" w:w="2203"/>
+            <w:vAlign w:val="center"/>
+            <w:shd w:fill="FFFFFF"/>
+            <w:tcMar>
+              <w:top w:w="60" w:type="dxa"/>
+              <w:bottom w:w="60" w:type="dxa"/>
+              <w:left w:w="110" w:type="dxa"/>
+              <w:right w:w="110" w:type="dxa"/>
+            </w:tcMar>
+            <w:tcBorders>
+              <w:top w:val="single" w:sz="5" w:color="D9D9D9"/>
+              <w:left w:val="single" w:sz="5" w:color="D9D9D9"/>
+              <w:bottom w:val="single" w:sz="5" w:color="D9D9D9"/>
+              <w:right w:val="single" w:sz="5" w:color="D9D9D9"/>
+            </w:tcBorders>
+          </w:tcPr>
+          <w:p>
+            <w:pPr>
+              <w:spacing w:after="40"/>
+            </w:pPr>
+            <w:r>
+              <w:rPr>
+                <w:rFonts w:ascii="Calibri" w:hAnsi="Calibri"/>
+                <w:b/>
+                <w:sz w:val="21"/>
+              </w:rPr>
+              <w:t>Temporal fit</w:t>
+            </w:r>
+          </w:p>
+        </w:tc>
+        <w:tc>
+          <w:tcPr>
+            <w:tcW w:type="dxa" w:w="7834"/>
+            <w:vAlign w:val="center"/>
+            <w:shd w:fill="FFFFFF"/>
+            <w:tcMar>
+              <w:top w:w="60" w:type="dxa"/>
+              <w:bottom w:w="60" w:type="dxa"/>
+              <w:left w:w="110" w:type="dxa"/>
+              <w:right w:w="110" w:type="dxa"/>
+            </w:tcMar>
+            <w:tcBorders>
+              <w:top w:val="single" w:sz="5" w:color="D9D9D9"/>
+              <w:left w:val="single" w:sz="5" w:color="D9D9D9"/>
+              <w:bottom w:val="single" w:sz="5" w:color="D9D9D9"/>
+              <w:right w:val="single" w:sz="5" w:color="D9D9D9"/>
+            </w:tcBorders>
+          </w:tcPr>
+          <w:p>
+            <w:pPr>
+              <w:spacing w:after="40"/>
+            </w:pPr>
+            <w:r>
+              <w:rPr>
+                <w:rFonts w:ascii="Calibri" w:hAnsi="Calibri"/>
+                <w:sz w:val="21"/>
+              </w:rPr>
+              <w:t>[Model period; catch years; material implications of transferring fixed coefficients or weights]</w:t>
+            </w:r>
+          </w:p>
+        </w:tc>
+      </w:tr>
+      <w:tr>
+        <w:trPr>
+          <w:cantSplit/>
+        </w:trPr>
+        <w:tc>
+          <w:tcPr>
+            <w:tcW w:type="dxa" w:w="2203"/>
+            <w:vAlign w:val="center"/>
+            <w:shd w:fill="FFFFFF"/>
+            <w:tcMar>
+              <w:top w:w="60" w:type="dxa"/>
+              <w:bottom w:w="60" w:type="dxa"/>
+              <w:left w:w="110" w:type="dxa"/>
+              <w:right w:w="110" w:type="dxa"/>
+            </w:tcMar>
+            <w:tcBorders>
+              <w:top w:val="single" w:sz="5" w:color="D9D9D9"/>
+              <w:left w:val="single" w:sz="5" w:color="D9D9D9"/>
+              <w:bottom w:val="single" w:sz="5" w:color="D9D9D9"/>
+              <w:right w:val="single" w:sz="5" w:color="D9D9D9"/>
+            </w:tcBorders>
+          </w:tcPr>
+          <w:p>
+            <w:pPr>
+              <w:spacing w:after="40"/>
+            </w:pPr>
+            <w:r>
+              <w:rPr>
+                <w:rFonts w:ascii="Calibri" w:hAnsi="Calibri"/>
+                <w:b/>
+                <w:sz w:val="21"/>
+              </w:rPr>
+              <w:t>Other</w:t>
+            </w:r>
+          </w:p>
+        </w:tc>
+        <w:tc>
+          <w:tcPr>
+            <w:tcW w:type="dxa" w:w="7834"/>
+            <w:vAlign w:val="center"/>
+            <w:shd w:fill="FFFFFF"/>
+            <w:tcMar>
+              <w:top w:w="60" w:type="dxa"/>
+              <w:bottom w:w="60" w:type="dxa"/>
+              <w:left w:w="110" w:type="dxa"/>
+              <w:right w:w="110" w:type="dxa"/>
+            </w:tcMar>
+            <w:tcBorders>
+              <w:top w:val="single" w:sz="5" w:color="D9D9D9"/>
+              <w:left w:val="single" w:sz="5" w:color="D9D9D9"/>
+              <w:bottom w:val="single" w:sz="5" w:color="D9D9D9"/>
+              <w:right w:val="single" w:sz="5" w:color="D9D9D9"/>
+            </w:tcBorders>
+          </w:tcPr>
+          <w:p>
+            <w:pPr>
+              <w:spacing w:after="40"/>
+            </w:pPr>
+            <w:r>
+              <w:rPr>
+                <w:rFonts w:ascii="Calibri" w:hAnsi="Calibri"/>
+                <w:sz w:val="21"/>
+              </w:rPr>
+            </w:r>
+          </w:p>
+        </w:tc>
+      </w:tr>
+      <w:tr>
+        <w:trPr>
+          <w:cantSplit/>
+        </w:trPr>
+        <w:tc>
+          <w:tcPr>
+            <w:tcW w:type="dxa" w:w="2203"/>
+            <w:vAlign w:val="center"/>
+            <w:shd w:fill="FFFFFF"/>
+            <w:tcMar>
+              <w:top w:w="60" w:type="dxa"/>
+              <w:bottom w:w="60" w:type="dxa"/>
+              <w:left w:w="110" w:type="dxa"/>
+              <w:right w:w="110" w:type="dxa"/>
+            </w:tcMar>
+            <w:tcBorders>
+              <w:top w:val="single" w:sz="5" w:color="D9D9D9"/>
+              <w:left w:val="single" w:sz="5" w:color="D9D9D9"/>
+              <w:bottom w:val="single" w:sz="5" w:color="D9D9D9"/>
+              <w:right w:val="single" w:sz="5" w:color="D9D9D9"/>
+            </w:tcBorders>
+          </w:tcPr>
+          <w:p>
+            <w:pPr>
+              <w:spacing w:after="40"/>
+            </w:pPr>
+            <w:r>
+              <w:rPr>
+                <w:rFonts w:ascii="Calibri" w:hAnsi="Calibri"/>
+                <w:b/>
+                <w:sz w:val="21"/>
+              </w:rPr>
+              <w:t>Open issues and next action</w:t>
+            </w:r>
+          </w:p>
+        </w:tc>
+        <w:tc>
+          <w:tcPr>
+            <w:tcW w:type="dxa" w:w="7834"/>
+            <w:vAlign w:val="center"/>
+            <w:shd w:fill="FFFFFF"/>
+            <w:tcMar>
+              <w:top w:w="60" w:type="dxa"/>
+              <w:bottom w:w="60" w:type="dxa"/>
+              <w:left w:w="110" w:type="dxa"/>
+              <w:right w:w="110" w:type="dxa"/>
+            </w:tcMar>
+            <w:tcBorders>
+              <w:top w:val="single" w:sz="5" w:color="D9D9D9"/>
+              <w:left w:val="single" w:sz="5" w:color="D9D9D9"/>
+              <w:bottom w:val="single" w:sz="5" w:color="D9D9D9"/>
+              <w:right w:val="single" w:sz="5" w:color="D9D9D9"/>
+            </w:tcBorders>
+          </w:tcPr>
+          <w:p>
+            <w:pPr>
+              <w:spacing w:after="40"/>
+            </w:pPr>
+            <w:r>
+              <w:rPr>
+                <w:rFonts w:ascii="Calibri" w:hAnsi="Calibri"/>
+                <w:sz w:val="21"/>
+              </w:rPr>
+            </w:r>
+          </w:p>
+        </w:tc>
+      </w:tr>
+      <w:tr>
+        <w:trPr>
+          <w:cantSplit/>
+        </w:trPr>
+        <w:tc>
+          <w:tcPr>
+            <w:tcW w:type="dxa" w:w="2203"/>
+            <w:vAlign w:val="center"/>
+            <w:shd w:fill="FFFFFF"/>
+            <w:tcMar>
+              <w:top w:w="60" w:type="dxa"/>
+              <w:bottom w:w="60" w:type="dxa"/>
+              <w:left w:w="110" w:type="dxa"/>
+              <w:right w:w="110" w:type="dxa"/>
+            </w:tcMar>
+            <w:tcBorders>
+              <w:top w:val="single" w:sz="5" w:color="D9D9D9"/>
+              <w:left w:val="single" w:sz="5" w:color="D9D9D9"/>
+              <w:bottom w:val="single" w:sz="5" w:color="D9D9D9"/>
+              <w:right w:val="single" w:sz="5" w:color="D9D9D9"/>
+            </w:tcBorders>
+          </w:tcPr>
+          <w:p>
+            <w:pPr>
+              <w:spacing w:after="40"/>
+            </w:pPr>
+            <w:r>
+              <w:rPr>
+                <w:rFonts w:ascii="Calibri" w:hAnsi="Calibri"/>
+                <w:b/>
+                <w:sz w:val="21"/>
+              </w:rPr>
+              <w:t>Review and reproducibility</w:t>
+            </w:r>
+          </w:p>
+        </w:tc>
+        <w:tc>
+          <w:tcPr>
+            <w:tcW w:type="dxa" w:w="7834"/>
+            <w:vAlign w:val="center"/>
+            <w:shd w:fill="FFFFFF"/>
+            <w:tcMar>
+              <w:top w:w="60" w:type="dxa"/>
+              <w:bottom w:w="60" w:type="dxa"/>
+              <w:left w:w="110" w:type="dxa"/>
+              <w:right w:w="110" w:type="dxa"/>
+            </w:tcMar>
+            <w:tcBorders>
+              <w:top w:val="single" w:sz="5" w:color="D9D9D9"/>
+              <w:left w:val="single" w:sz="5" w:color="D9D9D9"/>
+              <w:bottom w:val="single" w:sz="5" w:color="D9D9D9"/>
+              <w:right w:val="single" w:sz="5" w:color="D9D9D9"/>
+            </w:tcBorders>
+          </w:tcPr>
+          <w:p>
+            <w:pPr>
+              <w:spacing w:after="40"/>
+            </w:pPr>
+            <w:r>
+              <w:rPr>
+                <w:rFonts w:ascii="Calibri" w:hAnsi="Calibri"/>
+                <w:sz w:val="21"/>
+              </w:rPr>
+              <w:t>Researcher name: [name] | review date: [dd/mm/yyyy]</w:t>
+            </w:r>
+          </w:p>
+        </w:tc>
+      </w:tr>
+    </w:tbl>
+    <w:p>
+      <w:r>
+        <w:br w:type="page"/>
+      </w:r>
+    </w:p>
+    <w:p>
+      <w:pPr>
+        <w:pStyle w:val="Heading1"/>
+      </w:pPr>
+      <w:r>
+        <w:t>Taxon mapping and coverage</w:t>
+      </w:r>
+    </w:p>
+    <w:p>
+      <w:r>
+        <w:t>Reference: [year and catch basis]; [source scope and taxon/group filters].</w:t>
+      </w:r>
+    </w:p>
+    <w:p>
+      <w:r>
+        <w:t>[n] source groups [+ computational imports separately]; [n] catch taxa.</w:t>
+      </w:r>
+    </w:p>
+    <w:p>
+      <w:r>
+        <w:t>Simple-chain PPR totals [value] t C in [year].</w:t>
+      </w:r>
+    </w:p>
+    <w:p>
+      <w:r>
+        <w:t>[Missing TL/coefficient note only when needed; distinguish zero catch from unknown annual PPR.]</w:t>
+      </w:r>
+    </w:p>
+    <w:p>
+      <w:r>
+        <w:t>Method: [simple-chain method name].</w:t>
+      </w:r>
+    </w:p>
+    <w:p>
+      <w:r>
+        <w:t>Excel taxon appendix and descriptive Sources sheet: [relative hyperlink].</w:t>
+      </w:r>
+    </w:p>
+    <w:tbl>
+      <w:tblPr>
+        <w:tblW w:type="auto" w:w="0"/>
+        <w:jc w:val="center"/>
+        <w:tblLayout w:type="fixed"/>
+        <w:tblLook w:firstColumn="1" w:firstRow="1" w:lastColumn="0" w:lastRow="0" w:noHBand="0" w:noVBand="1" w:val="04A0"/>
+      </w:tblPr>
+      <w:tblGrid>
+        <w:gridCol w:w="3888"/>
+        <w:gridCol w:w="1440"/>
+        <w:gridCol w:w="2304"/>
+        <w:gridCol w:w="2376"/>
+      </w:tblGrid>
+      <w:tr>
+        <w:trPr>
+          <w:cantSplit/>
+          <w:tblHeader/>
+        </w:trPr>
+        <w:tc>
+          <w:tcPr>
+            <w:tcW w:type="dxa" w:w="3888"/>
+            <w:vAlign w:val="center"/>
+            <w:shd w:fill="E5ECF0"/>
+            <w:tcMar>
               <w:top w:w="90" w:type="dxa"/>
               <w:bottom w:w="90" w:type="dxa"/>
               <w:left w:w="110" w:type="dxa"/>
@@ -50,16 +1443,17 @@
             </w:pPr>
             <w:r>
               <w:rPr>
+                <w:rFonts w:ascii="Calibri" w:hAnsi="Calibri"/>
                 <w:b/>
                 <w:sz w:val="21"/>
               </w:rPr>
-              <w:t>Field</w:t>
+              <w:t>Overall confidence</w:t>
             </w:r>
           </w:p>
         </w:tc>
         <w:tc>
           <w:tcPr>
-            <w:tcW w:type="dxa" w:w="7834"/>
+            <w:tcW w:type="dxa" w:w="1440"/>
             <w:vAlign w:val="center"/>
             <w:shd w:fill="E5ECF0"/>
             <w:tcMar>
@@ -77,16 +1471,79 @@
           </w:tcPr>
           <w:p>
             <w:pPr>
-              <w:spacing w:after="40" w:before="0" w:line="240" w:lineRule="auto"/>
+              <w:spacing w:after="40"/>
             </w:pPr>
             <w:r>
               <w:rPr>
                 <w:rFonts w:ascii="Calibri" w:hAnsi="Calibri"/>
+                <w:b/>
                 <w:sz w:val="21"/>
-                <w:color w:val="000000"/>
+              </w:rPr>
+              <w:t>Taxa (n)</w:t>
+            </w:r>
+          </w:p>
+        </w:tc>
+        <w:tc>
+          <w:tcPr>
+            <w:tcW w:type="dxa" w:w="2304"/>
+            <w:vAlign w:val="center"/>
+            <w:shd w:fill="E5ECF0"/>
+            <w:tcMar>
+              <w:top w:w="90" w:type="dxa"/>
+              <w:bottom w:w="90" w:type="dxa"/>
+              <w:left w:w="110" w:type="dxa"/>
+              <w:right w:w="110" w:type="dxa"/>
+            </w:tcMar>
+            <w:tcBorders>
+              <w:top w:val="single" w:sz="5" w:color="D9D9D9"/>
+              <w:left w:val="single" w:sz="5" w:color="D9D9D9"/>
+              <w:bottom w:val="single" w:sz="5" w:color="D9D9D9"/>
+              <w:right w:val="single" w:sz="5" w:color="D9D9D9"/>
+            </w:tcBorders>
+          </w:tcPr>
+          <w:p>
+            <w:pPr>
+              <w:spacing w:after="40"/>
+            </w:pPr>
+            <w:r>
+              <w:rPr>
+                <w:rFonts w:ascii="Calibri" w:hAnsi="Calibri"/>
                 <w:b/>
+                <w:sz w:val="21"/>
               </w:rPr>
-              <w:t xml:space="preserve">Entry</w:t>
+              <w:t>Catch (%)</w:t>
+            </w:r>
+          </w:p>
+        </w:tc>
+        <w:tc>
+          <w:tcPr>
+            <w:tcW w:type="dxa" w:w="2376"/>
+            <w:vAlign w:val="center"/>
+            <w:shd w:fill="E5ECF0"/>
+            <w:tcMar>
+              <w:top w:w="90" w:type="dxa"/>
+              <w:bottom w:w="90" w:type="dxa"/>
+              <w:left w:w="110" w:type="dxa"/>
+              <w:right w:w="110" w:type="dxa"/>
+            </w:tcMar>
+            <w:tcBorders>
+              <w:top w:val="single" w:sz="5" w:color="D9D9D9"/>
+              <w:left w:val="single" w:sz="5" w:color="D9D9D9"/>
+              <w:bottom w:val="single" w:sz="5" w:color="D9D9D9"/>
+              <w:right w:val="single" w:sz="5" w:color="D9D9D9"/>
+            </w:tcBorders>
+          </w:tcPr>
+          <w:p>
+            <w:pPr>
+              <w:spacing w:after="40"/>
+            </w:pPr>
+            <w:r>
+              <w:rPr>
+                <w:rFonts w:ascii="Calibri" w:hAnsi="Calibri"/>
+                <w:b/>
+                <w:sz w:val="21"/>
+              </w:rPr>
+              <w:t>Simple-chain PPR (%)</w:t>
             </w:r>
           </w:p>
         </w:tc>
@@ -97,7 +1554,7 @@
         </w:trPr>
         <w:tc>
           <w:tcPr>
-            <w:tcW w:type="dxa" w:w="2203"/>
+            <w:tcW w:type="dxa" w:w="3888"/>
             <w:vAlign w:val="center"/>
             <w:shd w:fill="FFFFFF"/>
             <w:tcMar>
@@ -119,53 +1576,16 @@
             </w:pPr>
             <w:r>
               <w:rPr>
-                <w:b/>
+                <w:rFonts w:ascii="Calibri" w:hAnsi="Calibri"/>
                 <w:sz w:val="21"/>
               </w:rPr>
-              <w:t>Region</w:t>
+              <w:t>High</w:t>
             </w:r>
           </w:p>
         </w:tc>
         <w:tc>
           <w:tcPr>
-            <w:tcW w:type="dxa" w:w="7834"/>
-            <w:vAlign w:val="center"/>
-            <w:shd w:fill="FFFFFF"/>
-            <w:tcMar>
-              <w:top w:w="90" w:type="dxa"/>
-              <w:bottom w:w="90" w:type="dxa"/>
-              <w:left w:w="110" w:type="dxa"/>
-              <w:right w:w="110" w:type="dxa"/>
-            </w:tcMar>
-            <w:tcBorders>
-              <w:top w:val="single" w:sz="5" w:color="D9D9D9"/>
-              <w:left w:val="single" w:sz="5" w:color="D9D9D9"/>
-              <w:bottom w:val="single" w:sz="5" w:color="D9D9D9"/>
-              <w:right w:val="single" w:sz="5" w:color="D9D9D9"/>
-            </w:tcBorders>
-          </w:tcPr>
-          <w:p>
-            <w:pPr>
-              <w:spacing w:after="40" w:before="0" w:line="240" w:lineRule="auto"/>
-            </w:pPr>
-            <w:r>
-              <w:rPr>
-                <w:rFonts w:ascii="Calibri" w:hAnsi="Calibri"/>
-                <w:sz w:val="21"/>
-                <w:color w:val="000000"/>
-              </w:rPr>
-              <w:t xml:space="preserve">[Region name | identifier | Regional workbook]</w:t>
-            </w:r>
-          </w:p>
-        </w:tc>
-      </w:tr>
-      <w:tr>
-        <w:trPr>
-          <w:cantSplit/>
-        </w:trPr>
-        <w:tc>
-          <w:tcPr>
-            <w:tcW w:type="dxa" w:w="2203"/>
+            <w:tcW w:type="dxa" w:w="1440"/>
             <w:vAlign w:val="center"/>
             <w:shd w:fill="FFFFFF"/>
             <w:tcMar>
@@ -187,55 +1607,16 @@
             </w:pPr>
             <w:r>
               <w:rPr>
-                <w:b/>
+                <w:rFonts w:ascii="Calibri" w:hAnsi="Calibri"/>
                 <w:sz w:val="21"/>
               </w:rPr>
-              <w:t>Catch source</w:t>
+              <w:t>[n]</w:t>
             </w:r>
           </w:p>
         </w:tc>
         <w:tc>
           <w:tcPr>
-            <w:tcW w:type="dxa" w:w="7834"/>
-            <w:vAlign w:val="center"/>
-            <w:shd w:fill="FFFFFF"/>
-            <w:tcMar>
-              <w:top w:w="90" w:type="dxa"/>
-              <w:bottom w:w="90" w:type="dxa"/>
-              <w:left w:w="110" w:type="dxa"/>
-              <w:right w:w="110" w:type="dxa"/>
-            </w:tcMar>
-            <w:tcBorders>
-              <w:top w:val="single" w:sz="5" w:color="D9D9D9"/>
-              <w:left w:val="single" w:sz="5" w:color="D9D9D9"/>
-              <w:bottom w:val="single" w:sz="5" w:color="D9D9D9"/>
-              <w:right w:val="single" w:sz="5" w:color="D9D9D9"/>
-            </w:tcBorders>
-          </w:tcPr>
-          <w:p>
-            <w:pPr>
-              <w:spacing w:after="40" w:before="0" w:line="240" w:lineRule="auto"/>
-            </w:pPr>
-            <w:r>
-              <w:rPr>
-                <w:rFonts w:ascii="Calibri" w:hAnsi="Calibri"/>
-                <w:sz w:val="21"/>
-                <w:color w:val="000000"/>
-              </w:rPr>
-              <w:t xml:space="preserve">[Provider; catch years; catch basis; date/version]</w:t>
-              <w:br/>
-              <w:t xml:space="preserve">[Region | Catch files]</w:t>
-            </w:r>
-          </w:p>
-        </w:tc>
-      </w:tr>
-      <w:tr>
-        <w:trPr>
-          <w:cantSplit/>
-        </w:trPr>
-        <w:tc>
-          <w:tcPr>
-            <w:tcW w:type="dxa" w:w="2203"/>
+            <w:tcW w:type="dxa" w:w="2304"/>
             <w:vAlign w:val="center"/>
             <w:shd w:fill="FFFFFF"/>
             <w:tcMar>
@@ -257,55 +1638,16 @@
             </w:pPr>
             <w:r>
               <w:rPr>
-                <w:b/>
+                <w:rFonts w:ascii="Calibri" w:hAnsi="Calibri"/>
                 <w:sz w:val="21"/>
               </w:rPr>
-              <w:t>Selected article</w:t>
+              <w:t>[%]</w:t>
             </w:r>
           </w:p>
         </w:tc>
         <w:tc>
           <w:tcPr>
-            <w:tcW w:type="dxa" w:w="7834"/>
-            <w:vAlign w:val="center"/>
-            <w:shd w:fill="FFFFFF"/>
-            <w:tcMar>
-              <w:top w:w="90" w:type="dxa"/>
-              <w:bottom w:w="90" w:type="dxa"/>
-              <w:left w:w="110" w:type="dxa"/>
-              <w:right w:w="110" w:type="dxa"/>
-            </w:tcMar>
-            <w:tcBorders>
-              <w:top w:val="single" w:sz="5" w:color="D9D9D9"/>
-              <w:left w:val="single" w:sz="5" w:color="D9D9D9"/>
-              <w:bottom w:val="single" w:sz="5" w:color="D9D9D9"/>
-              <w:right w:val="single" w:sz="5" w:color="D9D9D9"/>
-            </w:tcBorders>
-          </w:tcPr>
-          <w:p>
-            <w:pPr>
-              <w:spacing w:after="40" w:before="0" w:line="240" w:lineRule="auto"/>
-            </w:pPr>
-            <w:r>
-              <w:rPr>
-                <w:rFonts w:ascii="Calibri" w:hAnsi="Calibri"/>
-                <w:sz w:val="21"/>
-                <w:color w:val="000000"/>
-              </w:rPr>
-              <w:t xml:space="preserve">[Authors (year). Title.]</w:t>
-              <w:br/>
-              <w:t xml:space="preserve">[DOI | Paper PDF | Paper folder]</w:t>
-            </w:r>
-          </w:p>
-        </w:tc>
-      </w:tr>
-      <w:tr>
-        <w:trPr>
-          <w:cantSplit/>
-        </w:trPr>
-        <w:tc>
-          <w:tcPr>
-            <w:tcW w:type="dxa" w:w="2203"/>
+            <w:tcW w:type="dxa" w:w="2376"/>
             <w:vAlign w:val="center"/>
             <w:shd w:fill="FFFFFF"/>
             <w:tcMar>
@@ -327,42 +1669,10 @@
             </w:pPr>
             <w:r>
               <w:rPr>
-                <w:b/>
+                <w:rFonts w:ascii="Calibri" w:hAnsi="Calibri"/>
                 <w:sz w:val="21"/>
               </w:rPr>
-              <w:t>Other known articles</w:t>
-            </w:r>
-          </w:p>
-        </w:tc>
-        <w:tc>
-          <w:tcPr>
-            <w:tcW w:type="dxa" w:w="7834"/>
-            <w:vAlign w:val="center"/>
-            <w:shd w:fill="FFFFFF"/>
-            <w:tcMar>
-              <w:top w:w="90" w:type="dxa"/>
-              <w:bottom w:w="90" w:type="dxa"/>
-              <w:left w:w="110" w:type="dxa"/>
-              <w:right w:w="110" w:type="dxa"/>
-            </w:tcMar>
-            <w:tcBorders>
-              <w:top w:val="single" w:sz="5" w:color="D9D9D9"/>
-              <w:left w:val="single" w:sz="5" w:color="D9D9D9"/>
-              <w:bottom w:val="single" w:sz="5" w:color="D9D9D9"/>
-              <w:right w:val="single" w:sz="5" w:color="D9D9D9"/>
-            </w:tcBorders>
-          </w:tcPr>
-          <w:p>
-            <w:pPr>
-              <w:spacing w:after="40" w:before="0" w:line="240" w:lineRule="auto"/>
-            </w:pPr>
-            <w:r>
-              <w:rPr>
-                <w:rFonts w:ascii="Calibri" w:hAnsi="Calibri"/>
-                <w:sz w:val="21"/>
-                <w:color w:val="000000"/>
-              </w:rPr>
-              <w:t xml:space="preserve">[Author/year; short title; DOI or local record — one entry per article]</w:t>
+              <w:t>[%]</w:t>
             </w:r>
           </w:p>
         </w:tc>
@@ -373,7 +1683,7 @@
         </w:trPr>
         <w:tc>
           <w:tcPr>
-            <w:tcW w:type="dxa" w:w="2203"/>
+            <w:tcW w:type="dxa" w:w="3888"/>
             <w:vAlign w:val="center"/>
             <w:shd w:fill="FFFFFF"/>
             <w:tcMar>
@@ -395,125 +1705,16 @@
             </w:pPr>
             <w:r>
               <w:rPr>
-                <w:b/>
+                <w:rFonts w:ascii="Calibri" w:hAnsi="Calibri"/>
                 <w:sz w:val="21"/>
               </w:rPr>
-              <w:t>Selected model</w:t>
+              <w:t>Medium</w:t>
             </w:r>
           </w:p>
         </w:tc>
         <w:tc>
           <w:tcPr>
-            <w:tcW w:type="dxa" w:w="7834"/>
-            <w:vAlign w:val="center"/>
-            <w:shd w:fill="FFFFFF"/>
-            <w:tcMar>
-              <w:top w:w="90" w:type="dxa"/>
-              <w:bottom w:w="90" w:type="dxa"/>
-              <w:left w:w="110" w:type="dxa"/>
-              <w:right w:w="110" w:type="dxa"/>
-            </w:tcMar>
-            <w:tcBorders>
-              <w:top w:val="single" w:sz="5" w:color="D9D9D9"/>
-              <w:left w:val="single" w:sz="5" w:color="D9D9D9"/>
-              <w:bottom w:val="single" w:sz="5" w:color="D9D9D9"/>
-              <w:right w:val="single" w:sz="5" w:color="D9D9D9"/>
-            </w:tcBorders>
-          </w:tcPr>
-          <w:p>
-            <w:pPr>
-              <w:spacing w:after="40" w:before="0" w:line="240" w:lineRule="auto"/>
-            </w:pPr>
-            <w:r>
-              <w:rPr>
-                <w:rFonts w:ascii="Calibri" w:hAnsi="Calibri"/>
-                <w:sz w:val="21"/>
-                <w:color w:val="000000"/>
-              </w:rPr>
-              <w:t xml:space="preserve">[Exact model ID/name; period; domain; source groups]</w:t>
-              <w:br/>
-              <w:t xml:space="preserve">[Folder | JSON | Saved runtime, if relevant]</w:t>
-            </w:r>
-          </w:p>
-        </w:tc>
-      </w:tr>
-      <w:tr>
-        <w:trPr>
-          <w:cantSplit/>
-        </w:trPr>
-        <w:tc>
-          <w:tcPr>
-            <w:tcW w:type="dxa" w:w="2203"/>
-            <w:vAlign w:val="center"/>
-            <w:shd w:fill="FFFFFF"/>
-            <w:tcMar>
-              <w:top w:w="90" w:type="dxa"/>
-              <w:bottom w:w="90" w:type="dxa"/>
-              <w:left w:w="110" w:type="dxa"/>
-              <w:right w:w="110" w:type="dxa"/>
-            </w:tcMar>
-            <w:tcBorders>
-              <w:top w:val="single" w:sz="5" w:color="D9D9D9"/>
-              <w:left w:val="single" w:sz="5" w:color="D9D9D9"/>
-              <w:bottom w:val="single" w:sz="5" w:color="D9D9D9"/>
-              <w:right w:val="single" w:sz="5" w:color="D9D9D9"/>
-            </w:tcBorders>
-          </w:tcPr>
-          <w:p>
-            <w:pPr>
-              <w:spacing w:after="40" w:before="0" w:line="240" w:lineRule="auto"/>
-            </w:pPr>
-            <w:r>
-              <w:rPr>
-                <w:rFonts w:ascii="Calibri" w:hAnsi="Calibri"/>
-                <w:sz w:val="21"/>
-                <w:color w:val="000000"/>
-                <w:b/>
-              </w:rPr>
-              <w:t xml:space="preserve">Other models from the same article</w:t>
-            </w:r>
-          </w:p>
-        </w:tc>
-        <w:tc>
-          <w:tcPr>
-            <w:tcW w:type="dxa" w:w="7834"/>
-            <w:vAlign w:val="center"/>
-            <w:shd w:fill="FFFFFF"/>
-            <w:tcMar>
-              <w:top w:w="90" w:type="dxa"/>
-              <w:bottom w:w="90" w:type="dxa"/>
-              <w:left w:w="110" w:type="dxa"/>
-              <w:right w:w="110" w:type="dxa"/>
-            </w:tcMar>
-            <w:tcBorders>
-              <w:top w:val="single" w:sz="5" w:color="D9D9D9"/>
-              <w:left w:val="single" w:sz="5" w:color="D9D9D9"/>
-              <w:bottom w:val="single" w:sz="5" w:color="D9D9D9"/>
-              <w:right w:val="single" w:sz="5" w:color="D9D9D9"/>
-            </w:tcBorders>
-          </w:tcPr>
-          <w:p>
-            <w:pPr>
-              <w:spacing w:after="40" w:before="0" w:line="240" w:lineRule="auto"/>
-            </w:pPr>
-            <w:r>
-              <w:rPr>
-                <w:rFonts w:ascii="Calibri" w:hAnsi="Calibri"/>
-                <w:sz w:val="21"/>
-                <w:color w:val="000000"/>
-              </w:rPr>
-              <w:t xml:space="preserve">[Other model: period; area; distinguishing features — one entry per model]</w:t>
-            </w:r>
-          </w:p>
-        </w:tc>
-      </w:tr>
-      <w:tr>
-        <w:trPr>
-          <w:cantSplit/>
-        </w:trPr>
-        <w:tc>
-          <w:tcPr>
-            <w:tcW w:type="dxa" w:w="2203"/>
+            <w:tcW w:type="dxa" w:w="1440"/>
             <w:vAlign w:val="center"/>
             <w:shd w:fill="FFFFFF"/>
             <w:tcMar>
@@ -535,66 +1736,16 @@
             </w:pPr>
             <w:r>
               <w:rPr>
-                <w:b/>
+                <w:rFonts w:ascii="Calibri" w:hAnsi="Calibri"/>
                 <w:sz w:val="21"/>
               </w:rPr>
-              <w:t>Selection rationale</w:t>
+              <w:t>[n]</w:t>
             </w:r>
           </w:p>
         </w:tc>
         <w:tc>
           <w:tcPr>
-            <w:tcW w:type="dxa" w:w="7834"/>
-            <w:vAlign w:val="center"/>
-            <w:shd w:fill="FFFFFF"/>
-            <w:tcMar>
-              <w:top w:w="90" w:type="dxa"/>
-              <w:bottom w:w="90" w:type="dxa"/>
-              <w:left w:w="110" w:type="dxa"/>
-              <w:right w:w="110" w:type="dxa"/>
-            </w:tcMar>
-            <w:tcBorders>
-              <w:top w:val="single" w:sz="5" w:color="D9D9D9"/>
-              <w:left w:val="single" w:sz="5" w:color="D9D9D9"/>
-              <w:bottom w:val="single" w:sz="5" w:color="D9D9D9"/>
-              <w:right w:val="single" w:sz="5" w:color="D9D9D9"/>
-            </w:tcBorders>
-          </w:tcPr>
-          <w:p>
-            <w:pPr>
-              <w:spacing w:after="40" w:before="0" w:line="240" w:lineRule="auto"/>
-            </w:pPr>
-            <w:r>
-              <w:rPr>
-                <w:rFonts w:ascii="Calibri" w:hAnsi="Calibri"/>
-                <w:sz w:val="21"/>
-                <w:color w:val="000000"/>
-              </w:rPr>
-              <w:t xml:space="preserve">Article — [documented reason, or ?]</w:t>
-            </w:r>
-          </w:p>
-          <w:p>
-            <w:pPr>
-              <w:spacing w:after="40" w:before="0" w:line="240" w:lineRule="auto"/>
-            </w:pPr>
-            <w:r>
-              <w:rPr>
-                <w:rFonts w:ascii="Calibri" w:hAnsi="Calibri"/>
-                <w:sz w:val="21"/>
-                <w:color w:val="000000"/>
-              </w:rPr>
-              <w:t xml:space="preserve">Model — [documented reason, or ?]</w:t>
-            </w:r>
-          </w:p>
-        </w:tc>
-      </w:tr>
-      <w:tr>
-        <w:trPr>
-          <w:cantSplit/>
-        </w:trPr>
-        <w:tc>
-          <w:tcPr>
-            <w:tcW w:type="dxa" w:w="2203"/>
+            <w:tcW w:type="dxa" w:w="2304"/>
             <w:vAlign w:val="center"/>
             <w:shd w:fill="FFFFFF"/>
             <w:tcMar>
@@ -616,92 +1767,16 @@
             </w:pPr>
             <w:r>
               <w:rPr>
-                <w:b/>
+                <w:rFonts w:ascii="Calibri" w:hAnsi="Calibri"/>
                 <w:sz w:val="21"/>
               </w:rPr>
-              <w:t>Model extraction</w:t>
+              <w:t>[%]</w:t>
             </w:r>
           </w:p>
         </w:tc>
         <w:tc>
           <w:tcPr>
-            <w:tcW w:type="dxa" w:w="7834"/>
-            <w:vAlign w:val="center"/>
-            <w:shd w:fill="FFFFFF"/>
-            <w:tcMar>
-              <w:top w:w="90" w:type="dxa"/>
-              <w:bottom w:w="90" w:type="dxa"/>
-              <w:left w:w="110" w:type="dxa"/>
-              <w:right w:w="110" w:type="dxa"/>
-            </w:tcMar>
-            <w:tcBorders>
-              <w:top w:val="single" w:sz="5" w:color="D9D9D9"/>
-              <w:left w:val="single" w:sz="5" w:color="D9D9D9"/>
-              <w:bottom w:val="single" w:sz="5" w:color="D9D9D9"/>
-              <w:right w:val="single" w:sz="5" w:color="D9D9D9"/>
-            </w:tcBorders>
-          </w:tcPr>
-          <w:p>
-            <w:pPr>
-              <w:spacing w:after="40" w:before="0" w:line="240" w:lineRule="auto"/>
-            </w:pPr>
-            <w:r>
-              <w:rPr>
-                <w:rFonts w:ascii="Calibri" w:hAnsi="Calibri"/>
-                <w:sz w:val="21"/>
-                <w:color w:val="000000"/>
-              </w:rPr>
-              <w:t xml:space="preserve">[Source reconstruction report]</w:t>
-            </w:r>
-          </w:p>
-          <w:p>
-            <w:pPr>
-              <w:spacing w:after="40" w:before="0" w:line="240" w:lineRule="auto"/>
-            </w:pPr>
-            <w:r>
-              <w:rPr>
-                <w:rFonts w:ascii="Calibri" w:hAnsi="Calibri"/>
-                <w:sz w:val="21"/>
-                <w:color w:val="000000"/>
-              </w:rPr>
-              <w:t xml:space="preserve">[Material source conflicts; treatment | Conflict report]</w:t>
-            </w:r>
-          </w:p>
-          <w:p>
-            <w:pPr>
-              <w:spacing w:after="40" w:before="0" w:line="240" w:lineRule="auto"/>
-            </w:pPr>
-            <w:r>
-              <w:rPr>
-                <w:rFonts w:ascii="Calibri" w:hAnsi="Calibri"/>
-                <w:sz w:val="21"/>
-                <w:color w:val="000000"/>
-              </w:rPr>
-              <w:t xml:space="preserve">[Diet sums: discrepancy and treatment, if relevant]</w:t>
-            </w:r>
-          </w:p>
-          <w:p>
-            <w:pPr>
-              <w:spacing w:after="40" w:before="0" w:line="240" w:lineRule="auto"/>
-            </w:pPr>
-            <w:r>
-              <w:rPr>
-                <w:rFonts w:ascii="Calibri" w:hAnsi="Calibri"/>
-                <w:sz w:val="21"/>
-                <w:color w:val="000000"/>
-              </w:rPr>
-              <w:t xml:space="preserve">[Missing/default GS; derived BA; other material changes]</w:t>
-            </w:r>
-          </w:p>
-        </w:tc>
-      </w:tr>
-      <w:tr>
-        <w:trPr>
-          <w:cantSplit/>
-        </w:trPr>
-        <w:tc>
-          <w:tcPr>
-            <w:tcW w:type="dxa" w:w="2203"/>
+            <w:tcW w:type="dxa" w:w="2376"/>
             <w:vAlign w:val="center"/>
             <w:shd w:fill="FFFFFF"/>
             <w:tcMar>
@@ -723,16 +1798,21 @@
             </w:pPr>
             <w:r>
               <w:rPr>
-                <w:b/>
+                <w:rFonts w:ascii="Calibri" w:hAnsi="Calibri"/>
                 <w:sz w:val="21"/>
               </w:rPr>
-              <w:t>SPPR calculation</w:t>
+              <w:t>[%]</w:t>
             </w:r>
           </w:p>
         </w:tc>
+      </w:tr>
+      <w:tr>
+        <w:trPr>
+          <w:cantSplit/>
+        </w:trPr>
         <w:tc>
           <w:tcPr>
-            <w:tcW w:type="dxa" w:w="7834"/>
+            <w:tcW w:type="dxa" w:w="3888"/>
             <w:vAlign w:val="center"/>
             <w:shd w:fill="FFFFFF"/>
             <w:tcMar>
@@ -750,45 +1830,381 @@
           </w:tcPr>
           <w:p>
             <w:pPr>
-              <w:spacing w:after="40" w:before="0" w:line="240" w:lineRule="auto"/>
+              <w:spacing w:after="40"/>
             </w:pPr>
             <w:r>
               <w:rPr>
                 <w:rFonts w:ascii="Calibri" w:hAnsi="Calibri"/>
                 <w:sz w:val="21"/>
-                <w:color w:val="000000"/>
               </w:rPr>
-              <w:t xml:space="preserve">[MANUAL — Researcher: calculation choices and reasons]</w:t>
+              <w:t>Low</w:t>
             </w:r>
           </w:p>
+        </w:tc>
+        <w:tc>
+          <w:tcPr>
+            <w:tcW w:type="dxa" w:w="1440"/>
+            <w:vAlign w:val="center"/>
+            <w:shd w:fill="FFFFFF"/>
+            <w:tcMar>
+              <w:top w:w="90" w:type="dxa"/>
+              <w:bottom w:w="90" w:type="dxa"/>
+              <w:left w:w="110" w:type="dxa"/>
+              <w:right w:w="110" w:type="dxa"/>
+            </w:tcMar>
+            <w:tcBorders>
+              <w:top w:val="single" w:sz="5" w:color="D9D9D9"/>
+              <w:left w:val="single" w:sz="5" w:color="D9D9D9"/>
+              <w:bottom w:val="single" w:sz="5" w:color="D9D9D9"/>
+              <w:right w:val="single" w:sz="5" w:color="D9D9D9"/>
+            </w:tcBorders>
+          </w:tcPr>
           <w:p>
             <w:pPr>
-              <w:spacing w:after="40" w:before="0" w:line="240" w:lineRule="auto"/>
+              <w:spacing w:after="40"/>
             </w:pPr>
             <w:r>
               <w:rPr>
                 <w:rFonts w:ascii="Calibri" w:hAnsi="Calibri"/>
                 <w:sz w:val="21"/>
-                <w:color w:val="000000"/>
               </w:rPr>
-              <w:t xml:space="preserve">[Excluded groups, scope and relevant values; other adjustments]</w:t>
+              <w:t>[n]</w:t>
+            </w:r>
+          </w:p>
+        </w:tc>
+        <w:tc>
+          <w:tcPr>
+            <w:tcW w:type="dxa" w:w="2304"/>
+            <w:vAlign w:val="center"/>
+            <w:shd w:fill="FFFFFF"/>
+            <w:tcMar>
+              <w:top w:w="90" w:type="dxa"/>
+              <w:bottom w:w="90" w:type="dxa"/>
+              <w:left w:w="110" w:type="dxa"/>
+              <w:right w:w="110" w:type="dxa"/>
+            </w:tcMar>
+            <w:tcBorders>
+              <w:top w:val="single" w:sz="5" w:color="D9D9D9"/>
+              <w:left w:val="single" w:sz="5" w:color="D9D9D9"/>
+              <w:bottom w:val="single" w:sz="5" w:color="D9D9D9"/>
+              <w:right w:val="single" w:sz="5" w:color="D9D9D9"/>
+            </w:tcBorders>
+          </w:tcPr>
+          <w:p>
+            <w:pPr>
+              <w:spacing w:after="40"/>
+            </w:pPr>
+            <w:r>
+              <w:rPr>
+                <w:rFonts w:ascii="Calibri" w:hAnsi="Calibri"/>
+                <w:sz w:val="21"/>
+              </w:rPr>
+              <w:t>[%]</w:t>
+            </w:r>
+          </w:p>
+        </w:tc>
+        <w:tc>
+          <w:tcPr>
+            <w:tcW w:type="dxa" w:w="2376"/>
+            <w:vAlign w:val="center"/>
+            <w:shd w:fill="FFFFFF"/>
+            <w:tcMar>
+              <w:top w:w="90" w:type="dxa"/>
+              <w:bottom w:w="90" w:type="dxa"/>
+              <w:left w:w="110" w:type="dxa"/>
+              <w:right w:w="110" w:type="dxa"/>
+            </w:tcMar>
+            <w:tcBorders>
+              <w:top w:val="single" w:sz="5" w:color="D9D9D9"/>
+              <w:left w:val="single" w:sz="5" w:color="D9D9D9"/>
+              <w:bottom w:val="single" w:sz="5" w:color="D9D9D9"/>
+              <w:right w:val="single" w:sz="5" w:color="D9D9D9"/>
+            </w:tcBorders>
+          </w:tcPr>
+          <w:p>
+            <w:pPr>
+              <w:spacing w:after="40"/>
+            </w:pPr>
+            <w:r>
+              <w:rPr>
+                <w:rFonts w:ascii="Calibri" w:hAnsi="Calibri"/>
+                <w:sz w:val="21"/>
+              </w:rPr>
+              <w:t>[%]</w:t>
+            </w:r>
+          </w:p>
+        </w:tc>
+      </w:tr>
+      <w:tr>
+        <w:trPr>
+          <w:cantSplit/>
+        </w:trPr>
+        <w:tc>
+          <w:tcPr>
+            <w:tcW w:type="dxa" w:w="3888"/>
+            <w:vAlign w:val="center"/>
+            <w:shd w:fill="FFFFFF"/>
+            <w:tcMar>
+              <w:top w:w="90" w:type="dxa"/>
+              <w:bottom w:w="90" w:type="dxa"/>
+              <w:left w:w="110" w:type="dxa"/>
+              <w:right w:w="110" w:type="dxa"/>
+            </w:tcMar>
+            <w:tcBorders>
+              <w:top w:val="single" w:sz="5" w:color="D9D9D9"/>
+              <w:left w:val="single" w:sz="5" w:color="D9D9D9"/>
+              <w:bottom w:val="single" w:sz="5" w:color="D9D9D9"/>
+              <w:right w:val="single" w:sz="5" w:color="D9D9D9"/>
+            </w:tcBorders>
+          </w:tcPr>
+          <w:p>
+            <w:pPr>
+              <w:spacing w:after="40"/>
+            </w:pPr>
+            <w:r>
+              <w:rPr>
+                <w:rFonts w:ascii="Calibri" w:hAnsi="Calibri"/>
+                <w:sz w:val="21"/>
+              </w:rPr>
+              <w:t>Very low</w:t>
+            </w:r>
+          </w:p>
+        </w:tc>
+        <w:tc>
+          <w:tcPr>
+            <w:tcW w:type="dxa" w:w="1440"/>
+            <w:vAlign w:val="center"/>
+            <w:shd w:fill="FFFFFF"/>
+            <w:tcMar>
+              <w:top w:w="90" w:type="dxa"/>
+              <w:bottom w:w="90" w:type="dxa"/>
+              <w:left w:w="110" w:type="dxa"/>
+              <w:right w:w="110" w:type="dxa"/>
+            </w:tcMar>
+            <w:tcBorders>
+              <w:top w:val="single" w:sz="5" w:color="D9D9D9"/>
+              <w:left w:val="single" w:sz="5" w:color="D9D9D9"/>
+              <w:bottom w:val="single" w:sz="5" w:color="D9D9D9"/>
+              <w:right w:val="single" w:sz="5" w:color="D9D9D9"/>
+            </w:tcBorders>
+          </w:tcPr>
+          <w:p>
+            <w:pPr>
+              <w:spacing w:after="40"/>
+            </w:pPr>
+            <w:r>
+              <w:rPr>
+                <w:rFonts w:ascii="Calibri" w:hAnsi="Calibri"/>
+                <w:sz w:val="21"/>
+              </w:rPr>
+              <w:t>[n]</w:t>
+            </w:r>
+          </w:p>
+        </w:tc>
+        <w:tc>
+          <w:tcPr>
+            <w:tcW w:type="dxa" w:w="2304"/>
+            <w:vAlign w:val="center"/>
+            <w:shd w:fill="FFFFFF"/>
+            <w:tcMar>
+              <w:top w:w="90" w:type="dxa"/>
+              <w:bottom w:w="90" w:type="dxa"/>
+              <w:left w:w="110" w:type="dxa"/>
+              <w:right w:w="110" w:type="dxa"/>
+            </w:tcMar>
+            <w:tcBorders>
+              <w:top w:val="single" w:sz="5" w:color="D9D9D9"/>
+              <w:left w:val="single" w:sz="5" w:color="D9D9D9"/>
+              <w:bottom w:val="single" w:sz="5" w:color="D9D9D9"/>
+              <w:right w:val="single" w:sz="5" w:color="D9D9D9"/>
+            </w:tcBorders>
+          </w:tcPr>
+          <w:p>
+            <w:pPr>
+              <w:spacing w:after="40"/>
+            </w:pPr>
+            <w:r>
+              <w:rPr>
+                <w:rFonts w:ascii="Calibri" w:hAnsi="Calibri"/>
+                <w:sz w:val="21"/>
+              </w:rPr>
+              <w:t>[%]</w:t>
+            </w:r>
+          </w:p>
+        </w:tc>
+        <w:tc>
+          <w:tcPr>
+            <w:tcW w:type="dxa" w:w="2376"/>
+            <w:vAlign w:val="center"/>
+            <w:shd w:fill="FFFFFF"/>
+            <w:tcMar>
+              <w:top w:w="90" w:type="dxa"/>
+              <w:bottom w:w="90" w:type="dxa"/>
+              <w:left w:w="110" w:type="dxa"/>
+              <w:right w:w="110" w:type="dxa"/>
+            </w:tcMar>
+            <w:tcBorders>
+              <w:top w:val="single" w:sz="5" w:color="D9D9D9"/>
+              <w:left w:val="single" w:sz="5" w:color="D9D9D9"/>
+              <w:bottom w:val="single" w:sz="5" w:color="D9D9D9"/>
+              <w:right w:val="single" w:sz="5" w:color="D9D9D9"/>
+            </w:tcBorders>
+          </w:tcPr>
+          <w:p>
+            <w:pPr>
+              <w:spacing w:after="40"/>
+            </w:pPr>
+            <w:r>
+              <w:rPr>
+                <w:rFonts w:ascii="Calibri" w:hAnsi="Calibri"/>
+                <w:sz w:val="21"/>
+              </w:rPr>
+              <w:t>[%]</w:t>
+            </w:r>
+          </w:p>
+        </w:tc>
+      </w:tr>
+      <w:tr>
+        <w:trPr>
+          <w:cantSplit/>
+        </w:trPr>
+        <w:tc>
+          <w:tcPr>
+            <w:tcW w:type="dxa" w:w="3888"/>
+            <w:vAlign w:val="center"/>
+            <w:shd w:fill="FFFFFF"/>
+            <w:tcMar>
+              <w:top w:w="90" w:type="dxa"/>
+              <w:bottom w:w="90" w:type="dxa"/>
+              <w:left w:w="110" w:type="dxa"/>
+              <w:right w:w="110" w:type="dxa"/>
+            </w:tcMar>
+            <w:tcBorders>
+              <w:top w:val="single" w:sz="5" w:color="D9D9D9"/>
+              <w:left w:val="single" w:sz="5" w:color="D9D9D9"/>
+              <w:bottom w:val="single" w:sz="5" w:color="D9D9D9"/>
+              <w:right w:val="single" w:sz="5" w:color="D9D9D9"/>
+            </w:tcBorders>
+          </w:tcPr>
+          <w:p>
+            <w:pPr>
+              <w:spacing w:after="40"/>
+            </w:pPr>
+            <w:r>
+              <w:rPr>
+                <w:rFonts w:ascii="Calibri" w:hAnsi="Calibri"/>
+                <w:sz w:val="21"/>
+              </w:rPr>
+              <w:t>Unresolved</w:t>
+            </w:r>
+          </w:p>
+        </w:tc>
+        <w:tc>
+          <w:tcPr>
+            <w:tcW w:type="dxa" w:w="1440"/>
+            <w:vAlign w:val="center"/>
+            <w:shd w:fill="FFFFFF"/>
+            <w:tcMar>
+              <w:top w:w="90" w:type="dxa"/>
+              <w:bottom w:w="90" w:type="dxa"/>
+              <w:left w:w="110" w:type="dxa"/>
+              <w:right w:w="110" w:type="dxa"/>
+            </w:tcMar>
+            <w:tcBorders>
+              <w:top w:val="single" w:sz="5" w:color="D9D9D9"/>
+              <w:left w:val="single" w:sz="5" w:color="D9D9D9"/>
+              <w:bottom w:val="single" w:sz="5" w:color="D9D9D9"/>
+              <w:right w:val="single" w:sz="5" w:color="D9D9D9"/>
+            </w:tcBorders>
+          </w:tcPr>
+          <w:p>
+            <w:pPr>
+              <w:spacing w:after="40"/>
+            </w:pPr>
+            <w:r>
+              <w:rPr>
+                <w:rFonts w:ascii="Calibri" w:hAnsi="Calibri"/>
+                <w:sz w:val="21"/>
+              </w:rPr>
+              <w:t>[n]</w:t>
+            </w:r>
+          </w:p>
+        </w:tc>
+        <w:tc>
+          <w:tcPr>
+            <w:tcW w:type="dxa" w:w="2304"/>
+            <w:vAlign w:val="center"/>
+            <w:shd w:fill="FFFFFF"/>
+            <w:tcMar>
+              <w:top w:w="90" w:type="dxa"/>
+              <w:bottom w:w="90" w:type="dxa"/>
+              <w:left w:w="110" w:type="dxa"/>
+              <w:right w:w="110" w:type="dxa"/>
+            </w:tcMar>
+            <w:tcBorders>
+              <w:top w:val="single" w:sz="5" w:color="D9D9D9"/>
+              <w:left w:val="single" w:sz="5" w:color="D9D9D9"/>
+              <w:bottom w:val="single" w:sz="5" w:color="D9D9D9"/>
+              <w:right w:val="single" w:sz="5" w:color="D9D9D9"/>
+            </w:tcBorders>
+          </w:tcPr>
+          <w:p>
+            <w:pPr>
+              <w:spacing w:after="40"/>
+            </w:pPr>
+            <w:r>
+              <w:rPr>
+                <w:rFonts w:ascii="Calibri" w:hAnsi="Calibri"/>
+                <w:sz w:val="21"/>
+              </w:rPr>
+              <w:t>[%]</w:t>
+            </w:r>
+          </w:p>
+        </w:tc>
+        <w:tc>
+          <w:tcPr>
+            <w:tcW w:type="dxa" w:w="2376"/>
+            <w:vAlign w:val="center"/>
+            <w:shd w:fill="FFFFFF"/>
+            <w:tcMar>
+              <w:top w:w="90" w:type="dxa"/>
+              <w:bottom w:w="90" w:type="dxa"/>
+              <w:left w:w="110" w:type="dxa"/>
+              <w:right w:w="110" w:type="dxa"/>
+            </w:tcMar>
+            <w:tcBorders>
+              <w:top w:val="single" w:sz="5" w:color="D9D9D9"/>
+              <w:left w:val="single" w:sz="5" w:color="D9D9D9"/>
+              <w:bottom w:val="single" w:sz="5" w:color="D9D9D9"/>
+              <w:right w:val="single" w:sz="5" w:color="D9D9D9"/>
+            </w:tcBorders>
+          </w:tcPr>
+          <w:p>
+            <w:pPr>
+              <w:spacing w:after="40"/>
+            </w:pPr>
+            <w:r>
+              <w:rPr>
+                <w:rFonts w:ascii="Calibri" w:hAnsi="Calibri"/>
+                <w:sz w:val="21"/>
+              </w:rPr>
+              <w:t>[%]</w:t>
             </w:r>
           </w:p>
         </w:tc>
       </w:tr>
     </w:tbl>
     <w:p>
+      <w:r>
+        <w:t>Overall confidence uses the weaker required membership or allocation component.</w:t>
+      </w:r>
+    </w:p>
+    <w:p>
       <w:pPr>
-        <w:spacing w:after="40" w:before="0" w:line="240" w:lineRule="auto"/>
-        <w:pageBreakBefore/>
+        <w:pStyle w:val="Heading2"/>
       </w:pPr>
       <w:r>
-        <w:rPr>
-          <w:rFonts w:ascii="Calibri" w:hAnsi="Calibri"/>
-          <w:sz w:val="2"/>
-          <w:color w:val="000000"/>
-        </w:rPr>
-        <w:t xml:space="preserve"/>
+        <w:t>Group assignment rules</w:t>
       </w:r>
     </w:p>
     <w:tbl>
@@ -799,8 +2215,9 @@
         <w:tblLook w:firstColumn="1" w:firstRow="1" w:lastColumn="0" w:lastRow="0" w:noHBand="0" w:noVBand="1" w:val="04A0"/>
       </w:tblPr>
       <w:tblGrid>
-        <w:gridCol w:w="2203"/>
-        <w:gridCol w:w="7834"/>
+        <w:gridCol w:w="6624"/>
+        <w:gridCol w:w="1512"/>
+        <w:gridCol w:w="1872"/>
       </w:tblGrid>
       <w:tr>
         <w:trPr>
@@ -809,7 +2226,7 @@
         </w:trPr>
         <w:tc>
           <w:tcPr>
-            <w:tcW w:type="dxa" w:w="2203"/>
+            <w:tcW w:type="dxa" w:w="6624"/>
             <w:vAlign w:val="center"/>
             <w:shd w:fill="E5ECF0"/>
             <w:tcMar>
@@ -831,16 +2248,17 @@
             </w:pPr>
             <w:r>
               <w:rPr>
+                <w:rFonts w:ascii="Calibri" w:hAnsi="Calibri"/>
                 <w:b/>
                 <w:sz w:val="21"/>
               </w:rPr>
-              <w:t>Field</w:t>
+              <w:t>Plain-language rule</w:t>
             </w:r>
           </w:p>
         </w:tc>
         <w:tc>
           <w:tcPr>
-            <w:tcW w:type="dxa" w:w="7834"/>
+            <w:tcW w:type="dxa" w:w="1512"/>
             <w:vAlign w:val="center"/>
             <w:shd w:fill="E5ECF0"/>
             <w:tcMar>
@@ -858,16 +2276,47 @@
           </w:tcPr>
           <w:p>
             <w:pPr>
-              <w:spacing w:after="40" w:before="0" w:line="240" w:lineRule="auto"/>
+              <w:spacing w:after="40"/>
             </w:pPr>
             <w:r>
               <w:rPr>
                 <w:rFonts w:ascii="Calibri" w:hAnsi="Calibri"/>
+                <w:b/>
                 <w:sz w:val="21"/>
-                <w:color w:val="000000"/>
+              </w:rPr>
+              <w:t>Confidence</w:t>
+            </w:r>
+          </w:p>
+        </w:tc>
+        <w:tc>
+          <w:tcPr>
+            <w:tcW w:type="dxa" w:w="1872"/>
+            <w:vAlign w:val="center"/>
+            <w:shd w:fill="E5ECF0"/>
+            <w:tcMar>
+              <w:top w:w="90" w:type="dxa"/>
+              <w:bottom w:w="90" w:type="dxa"/>
+              <w:left w:w="110" w:type="dxa"/>
+              <w:right w:w="110" w:type="dxa"/>
+            </w:tcMar>
+            <w:tcBorders>
+              <w:top w:val="single" w:sz="5" w:color="D9D9D9"/>
+              <w:left w:val="single" w:sz="5" w:color="D9D9D9"/>
+              <w:bottom w:val="single" w:sz="5" w:color="D9D9D9"/>
+              <w:right w:val="single" w:sz="5" w:color="D9D9D9"/>
+            </w:tcBorders>
+          </w:tcPr>
+          <w:p>
+            <w:pPr>
+              <w:spacing w:after="40"/>
+            </w:pPr>
+            <w:r>
+              <w:rPr>
+                <w:rFonts w:ascii="Calibri" w:hAnsi="Calibri"/>
                 <w:b/>
+                <w:sz w:val="21"/>
               </w:rPr>
-              <w:t xml:space="preserve">Entry</w:t>
+              <w:t>PPR percentage</w:t>
             </w:r>
           </w:p>
         </w:tc>
@@ -878,7 +2327,7 @@
         </w:trPr>
         <w:tc>
           <w:tcPr>
-            <w:tcW w:type="dxa" w:w="2203"/>
+            <w:tcW w:type="dxa" w:w="6624"/>
             <w:vAlign w:val="center"/>
             <w:shd w:fill="FFFFFF"/>
             <w:tcMar>
@@ -900,79 +2349,16 @@
             </w:pPr>
             <w:r>
               <w:rPr>
-                <w:b/>
+                <w:rFonts w:ascii="Calibri" w:hAnsi="Calibri"/>
                 <w:sz w:val="21"/>
               </w:rPr>
-              <w:t>GE diagnostics</w:t>
+              <w:t>[Actual rules, highest PPR share first]</w:t>
             </w:r>
           </w:p>
         </w:tc>
         <w:tc>
           <w:tcPr>
-            <w:tcW w:type="dxa" w:w="7834"/>
-            <w:vAlign w:val="center"/>
-            <w:shd w:fill="FFFFFF"/>
-            <w:tcMar>
-              <w:top w:w="90" w:type="dxa"/>
-              <w:bottom w:w="90" w:type="dxa"/>
-              <w:left w:w="110" w:type="dxa"/>
-              <w:right w:w="110" w:type="dxa"/>
-            </w:tcMar>
-            <w:tcBorders>
-              <w:top w:val="single" w:sz="5" w:color="D9D9D9"/>
-              <w:left w:val="single" w:sz="5" w:color="D9D9D9"/>
-              <w:bottom w:val="single" w:sz="5" w:color="D9D9D9"/>
-              <w:right w:val="single" w:sz="5" w:color="D9D9D9"/>
-            </w:tcBorders>
-          </w:tcPr>
-          <w:p>
-            <w:pPr>
-              <w:spacing w:after="40" w:before="0" w:line="240" w:lineRule="auto"/>
-            </w:pPr>
-            <w:r>
-              <w:rPr>
-                <w:rFonts w:ascii="Calibri" w:hAnsi="Calibri"/>
-                <w:sz w:val="21"/>
-                <w:color w:val="000000"/>
-              </w:rPr>
-              <w:t xml:space="preserve">[No negative SPPR entries across the basal-source columns; otherwise list each affected source and its groups by name/ID.]</w:t>
-            </w:r>
-          </w:p>
-          <w:p>
-            <w:pPr>
-              <w:spacing w:after="40" w:before="0" w:line="240" w:lineRule="auto"/>
-            </w:pPr>
-            <w:r>
-              <w:rPr>
-                <w:rFonts w:ascii="Calibri" w:hAnsi="Calibri"/>
-                <w:sz w:val="21"/>
-                <w:color w:val="000000"/>
-              </w:rPr>
-              <w:t xml:space="preserve">rho_living = [value]; b = [value].</w:t>
-            </w:r>
-          </w:p>
-          <w:p>
-            <w:pPr>
-              <w:spacing w:after="40" w:before="0" w:line="240" w:lineRule="auto"/>
-            </w:pPr>
-            <w:r>
-              <w:rPr>
-                <w:rFonts w:ascii="Calibri" w:hAnsi="Calibri"/>
-                <w:sz w:val="21"/>
-                <w:color w:val="000000"/>
-              </w:rPr>
-              <w:t xml:space="preserve">Detritus [pool name/ID]: SPPR = [value].</w:t>
-            </w:r>
-          </w:p>
-        </w:tc>
-      </w:tr>
-      <w:tr>
-        <w:trPr>
-          <w:cantSplit/>
-        </w:trPr>
-        <w:tc>
-          <w:tcPr>
-            <w:tcW w:type="dxa" w:w="2203"/>
+            <w:tcW w:type="dxa" w:w="1512"/>
             <w:vAlign w:val="center"/>
             <w:shd w:fill="FFFFFF"/>
             <w:tcMar>
@@ -994,79 +2380,16 @@
             </w:pPr>
             <w:r>
               <w:rPr>
-                <w:b/>
+                <w:rFonts w:ascii="Calibri" w:hAnsi="Calibri"/>
                 <w:sz w:val="21"/>
               </w:rPr>
-              <w:t>TE diagnostics</w:t>
+              <w:t>[Level]</w:t>
             </w:r>
           </w:p>
         </w:tc>
         <w:tc>
           <w:tcPr>
-            <w:tcW w:type="dxa" w:w="7834"/>
-            <w:vAlign w:val="center"/>
-            <w:shd w:fill="FFFFFF"/>
-            <w:tcMar>
-              <w:top w:w="90" w:type="dxa"/>
-              <w:bottom w:w="90" w:type="dxa"/>
-              <w:left w:w="110" w:type="dxa"/>
-              <w:right w:w="110" w:type="dxa"/>
-            </w:tcMar>
-            <w:tcBorders>
-              <w:top w:val="single" w:sz="5" w:color="D9D9D9"/>
-              <w:left w:val="single" w:sz="5" w:color="D9D9D9"/>
-              <w:bottom w:val="single" w:sz="5" w:color="D9D9D9"/>
-              <w:right w:val="single" w:sz="5" w:color="D9D9D9"/>
-            </w:tcBorders>
-          </w:tcPr>
-          <w:p>
-            <w:pPr>
-              <w:spacing w:after="40" w:before="0" w:line="240" w:lineRule="auto"/>
-            </w:pPr>
-            <w:r>
-              <w:rPr>
-                <w:rFonts w:ascii="Calibri" w:hAnsi="Calibri"/>
-                <w:sz w:val="21"/>
-                <w:color w:val="000000"/>
-              </w:rPr>
-              <w:t xml:space="preserve">[No negative SPPR entries across the basal-source columns; otherwise list each affected source and its groups by name/ID.]</w:t>
-            </w:r>
-          </w:p>
-          <w:p>
-            <w:pPr>
-              <w:spacing w:after="40" w:before="0" w:line="240" w:lineRule="auto"/>
-            </w:pPr>
-            <w:r>
-              <w:rPr>
-                <w:rFonts w:ascii="Calibri" w:hAnsi="Calibri"/>
-                <w:sz w:val="21"/>
-                <w:color w:val="000000"/>
-              </w:rPr>
-              <w:t xml:space="preserve">rho_living = [value].</w:t>
-            </w:r>
-          </w:p>
-          <w:p>
-            <w:pPr>
-              <w:spacing w:after="40" w:before="0" w:line="240" w:lineRule="auto"/>
-            </w:pPr>
-            <w:r>
-              <w:rPr>
-                <w:rFonts w:ascii="Calibri" w:hAnsi="Calibri"/>
-                <w:sz w:val="21"/>
-                <w:color w:val="000000"/>
-              </w:rPr>
-              <w:t xml:space="preserve">Detritus [pool name/ID]: SPPR = [value].</w:t>
-            </w:r>
-          </w:p>
-        </w:tc>
-      </w:tr>
-      <w:tr>
-        <w:trPr>
-          <w:cantSplit/>
-        </w:trPr>
-        <w:tc>
-          <w:tcPr>
-            <w:tcW w:type="dxa" w:w="2203"/>
+            <w:tcW w:type="dxa" w:w="1872"/>
             <w:vAlign w:val="center"/>
             <w:shd w:fill="FFFFFF"/>
             <w:tcMar>
@@ -1088,18 +2411,50 @@
             </w:pPr>
             <w:r>
               <w:rPr>
-                <w:b/>
+                <w:rFonts w:ascii="Calibri" w:hAnsi="Calibri"/>
                 <w:sz w:val="21"/>
               </w:rPr>
-              <w:t>Geographic fit</w:t>
+              <w:t>[%]</w:t>
             </w:r>
           </w:p>
         </w:tc>
+      </w:tr>
+    </w:tbl>
+    <w:p>
+      <w:r>
+        <w:t>Membership evidence: [concise descriptive sources and useful links].</w:t>
+      </w:r>
+    </w:p>
+    <w:p>
+      <w:pPr>
+        <w:pStyle w:val="Heading2"/>
+      </w:pPr>
+      <w:r>
+        <w:t>Allocation weight rules</w:t>
+      </w:r>
+    </w:p>
+    <w:tbl>
+      <w:tblPr>
+        <w:tblW w:type="auto" w:w="0"/>
+        <w:jc w:val="center"/>
+        <w:tblLayout w:type="fixed"/>
+        <w:tblLook w:firstColumn="1" w:firstRow="1" w:lastColumn="0" w:lastRow="0" w:noHBand="0" w:noVBand="1" w:val="04A0"/>
+      </w:tblPr>
+      <w:tblGrid>
+        <w:gridCol w:w="6624"/>
+        <w:gridCol w:w="1512"/>
+        <w:gridCol w:w="1872"/>
+      </w:tblGrid>
+      <w:tr>
+        <w:trPr>
+          <w:cantSplit/>
+          <w:tblHeader/>
+        </w:trPr>
         <w:tc>
           <w:tcPr>
-            <w:tcW w:type="dxa" w:w="7834"/>
+            <w:tcW w:type="dxa" w:w="6624"/>
             <w:vAlign w:val="center"/>
-            <w:shd w:fill="FFFFFF"/>
+            <w:shd w:fill="E5ECF0"/>
             <w:tcMar>
               <w:top w:w="90" w:type="dxa"/>
               <w:bottom w:w="90" w:type="dxa"/>
@@ -1115,28 +2470,79 @@
           </w:tcPr>
           <w:p>
             <w:pPr>
-              <w:spacing w:after="40" w:before="0" w:line="240" w:lineRule="auto"/>
+              <w:spacing w:after="40"/>
             </w:pPr>
             <w:r>
               <w:rPr>
                 <w:rFonts w:ascii="Calibri" w:hAnsi="Calibri"/>
+                <w:b/>
                 <w:sz w:val="21"/>
-                <w:color w:val="000000"/>
               </w:rPr>
-              <w:t xml:space="preserve">A. Region covered by study: [approximately, if applicable] [value or range]%.</w:t>
+              <w:t>Plain-language rule</w:t>
             </w:r>
           </w:p>
+        </w:tc>
+        <w:tc>
+          <w:tcPr>
+            <w:tcW w:type="dxa" w:w="1512"/>
+            <w:vAlign w:val="center"/>
+            <w:shd w:fill="E5ECF0"/>
+            <w:tcMar>
+              <w:top w:w="90" w:type="dxa"/>
+              <w:bottom w:w="90" w:type="dxa"/>
+              <w:left w:w="110" w:type="dxa"/>
+              <w:right w:w="110" w:type="dxa"/>
+            </w:tcMar>
+            <w:tcBorders>
+              <w:top w:val="single" w:sz="5" w:color="D9D9D9"/>
+              <w:left w:val="single" w:sz="5" w:color="D9D9D9"/>
+              <w:bottom w:val="single" w:sz="5" w:color="D9D9D9"/>
+              <w:right w:val="single" w:sz="5" w:color="D9D9D9"/>
+            </w:tcBorders>
+          </w:tcPr>
           <w:p>
             <w:pPr>
-              <w:spacing w:after="40" w:before="0" w:line="240" w:lineRule="auto"/>
+              <w:spacing w:after="40"/>
             </w:pPr>
             <w:r>
               <w:rPr>
                 <w:rFonts w:ascii="Calibri" w:hAnsi="Calibri"/>
+                <w:b/>
                 <w:sz w:val="21"/>
-                <w:color w:val="000000"/>
               </w:rPr>
-              <w:t xml:space="preserve">B. Study area covered by region: [approximately, if applicable] [value or range]%.</w:t>
+              <w:t>Confidence</w:t>
+            </w:r>
+          </w:p>
+        </w:tc>
+        <w:tc>
+          <w:tcPr>
+            <w:tcW w:type="dxa" w:w="1872"/>
+            <w:vAlign w:val="center"/>
+            <w:shd w:fill="E5ECF0"/>
+            <w:tcMar>
+              <w:top w:w="90" w:type="dxa"/>
+              <w:bottom w:w="90" w:type="dxa"/>
+              <w:left w:w="110" w:type="dxa"/>
+              <w:right w:w="110" w:type="dxa"/>
+            </w:tcMar>
+            <w:tcBorders>
+              <w:top w:val="single" w:sz="5" w:color="D9D9D9"/>
+              <w:left w:val="single" w:sz="5" w:color="D9D9D9"/>
+              <w:bottom w:val="single" w:sz="5" w:color="D9D9D9"/>
+              <w:right w:val="single" w:sz="5" w:color="D9D9D9"/>
+            </w:tcBorders>
+          </w:tcPr>
+          <w:p>
+            <w:pPr>
+              <w:spacing w:after="40"/>
+            </w:pPr>
+            <w:r>
+              <w:rPr>
+                <w:rFonts w:ascii="Calibri" w:hAnsi="Calibri"/>
+                <w:b/>
+                <w:sz w:val="21"/>
+              </w:rPr>
+              <w:t>PPR percentage</w:t>
             </w:r>
           </w:p>
         </w:tc>
@@ -1147,7 +2553,7 @@
         </w:trPr>
         <w:tc>
           <w:tcPr>
-            <w:tcW w:type="dxa" w:w="2203"/>
+            <w:tcW w:type="dxa" w:w="6624"/>
             <w:vAlign w:val="center"/>
             <w:shd w:fill="FFFFFF"/>
             <w:tcMar>
@@ -1169,53 +2575,16 @@
             </w:pPr>
             <w:r>
               <w:rPr>
-                <w:b/>
+                <w:rFonts w:ascii="Calibri" w:hAnsi="Calibri"/>
                 <w:sz w:val="21"/>
               </w:rPr>
-              <w:t>Temporal fit</w:t>
+              <w:t>[Actual allocation rule in full words]</w:t>
             </w:r>
           </w:p>
         </w:tc>
         <w:tc>
           <w:tcPr>
-            <w:tcW w:type="dxa" w:w="7834"/>
-            <w:vAlign w:val="center"/>
-            <w:shd w:fill="FFFFFF"/>
-            <w:tcMar>
-              <w:top w:w="90" w:type="dxa"/>
-              <w:bottom w:w="90" w:type="dxa"/>
-              <w:left w:w="110" w:type="dxa"/>
-              <w:right w:w="110" w:type="dxa"/>
-            </w:tcMar>
-            <w:tcBorders>
-              <w:top w:val="single" w:sz="5" w:color="D9D9D9"/>
-              <w:left w:val="single" w:sz="5" w:color="D9D9D9"/>
-              <w:bottom w:val="single" w:sz="5" w:color="D9D9D9"/>
-              <w:right w:val="single" w:sz="5" w:color="D9D9D9"/>
-            </w:tcBorders>
-          </w:tcPr>
-          <w:p>
-            <w:pPr>
-              <w:spacing w:after="40" w:before="0" w:line="240" w:lineRule="auto"/>
-            </w:pPr>
-            <w:r>
-              <w:rPr>
-                <w:rFonts w:ascii="Calibri" w:hAnsi="Calibri"/>
-                <w:sz w:val="21"/>
-                <w:color w:val="000000"/>
-              </w:rPr>
-              <w:t xml:space="preserve">[Model period; catch years; material implications of applying fixed coefficients or weights across years.]</w:t>
-            </w:r>
-          </w:p>
-        </w:tc>
-      </w:tr>
-      <w:tr>
-        <w:trPr>
-          <w:cantSplit/>
-        </w:trPr>
-        <w:tc>
-          <w:tcPr>
-            <w:tcW w:type="dxa" w:w="2203"/>
+            <w:tcW w:type="dxa" w:w="1512"/>
             <w:vAlign w:val="center"/>
             <w:shd w:fill="FFFFFF"/>
             <w:tcMar>
@@ -1237,53 +2606,16 @@
             </w:pPr>
             <w:r>
               <w:rPr>
-                <w:b/>
+                <w:rFonts w:ascii="Calibri" w:hAnsi="Calibri"/>
                 <w:sz w:val="21"/>
               </w:rPr>
-              <w:t>Other</w:t>
+              <w:t>[Level]</w:t>
             </w:r>
           </w:p>
         </w:tc>
         <w:tc>
           <w:tcPr>
-            <w:tcW w:type="dxa" w:w="7834"/>
-            <w:vAlign w:val="center"/>
-            <w:shd w:fill="FFFFFF"/>
-            <w:tcMar>
-              <w:top w:w="90" w:type="dxa"/>
-              <w:bottom w:w="90" w:type="dxa"/>
-              <w:left w:w="110" w:type="dxa"/>
-              <w:right w:w="110" w:type="dxa"/>
-            </w:tcMar>
-            <w:tcBorders>
-              <w:top w:val="single" w:sz="5" w:color="D9D9D9"/>
-              <w:left w:val="single" w:sz="5" w:color="D9D9D9"/>
-              <w:bottom w:val="single" w:sz="5" w:color="D9D9D9"/>
-              <w:right w:val="single" w:sz="5" w:color="D9D9D9"/>
-            </w:tcBorders>
-          </w:tcPr>
-          <w:p>
-            <w:pPr>
-              <w:spacing w:after="40" w:before="0" w:line="240" w:lineRule="auto"/>
-            </w:pPr>
-            <w:r>
-              <w:rPr>
-                <w:rFonts w:ascii="Calibri" w:hAnsi="Calibri"/>
-                <w:sz w:val="21"/>
-                <w:color w:val="000000"/>
-              </w:rPr>
-              <w:t xml:space="preserve"/>
-            </w:r>
-          </w:p>
-        </w:tc>
-      </w:tr>
-      <w:tr>
-        <w:trPr>
-          <w:cantSplit/>
-        </w:trPr>
-        <w:tc>
-          <w:tcPr>
-            <w:tcW w:type="dxa" w:w="2203"/>
+            <w:tcW w:type="dxa" w:w="1872"/>
             <w:vAlign w:val="center"/>
             <w:shd w:fill="FFFFFF"/>
             <w:tcMar>
@@ -1305,16 +2637,126 @@
             </w:pPr>
             <w:r>
               <w:rPr>
+                <w:rFonts w:ascii="Calibri" w:hAnsi="Calibri"/>
+                <w:sz w:val="21"/>
+              </w:rPr>
+              <w:t>[%]</w:t>
+            </w:r>
+          </w:p>
+        </w:tc>
+      </w:tr>
+    </w:tbl>
+    <w:p>
+      <w:r>
+        <w:t>Weights and assumptions: [actual basis and material transfer assumptions; source links].</w:t>
+      </w:r>
+    </w:p>
+    <w:p>
+      <w:r>
+        <w:t>Each percentage is the independent simple-chain PPR associated with taxa using that rule.</w:t>
+      </w:r>
+    </w:p>
+    <w:p>
+      <w:r>
+        <w:t>Unresolved taxa: [names and short reasons, or none]. [n] Very low decisions cover [%] of catch and [%] of simple-chain PPR.</w:t>
+      </w:r>
+    </w:p>
+    <w:p>
+      <w:pPr>
+        <w:pStyle w:val="Heading2"/>
+      </w:pPr>
+      <w:r>
+        <w:t>Very low decisions</w:t>
+      </w:r>
+    </w:p>
+    <w:tbl>
+      <w:tblPr>
+        <w:tblW w:type="auto" w:w="0"/>
+        <w:jc w:val="center"/>
+        <w:tblLayout w:type="fixed"/>
+        <w:tblLook w:firstColumn="1" w:firstRow="1" w:lastColumn="0" w:lastRow="0" w:noHBand="0" w:noVBand="1" w:val="04A0"/>
+      </w:tblPr>
+      <w:tblGrid>
+        <w:gridCol w:w="3298"/>
+        <w:gridCol w:w="6710"/>
+      </w:tblGrid>
+      <w:tr>
+        <w:trPr>
+          <w:cantSplit/>
+          <w:tblHeader/>
+        </w:trPr>
+        <w:tc>
+          <w:tcPr>
+            <w:tcW w:type="dxa" w:w="3298"/>
+            <w:vAlign w:val="center"/>
+            <w:shd w:fill="E5ECF0"/>
+            <w:tcMar>
+              <w:top w:w="90" w:type="dxa"/>
+              <w:bottom w:w="90" w:type="dxa"/>
+              <w:left w:w="110" w:type="dxa"/>
+              <w:right w:w="110" w:type="dxa"/>
+            </w:tcMar>
+            <w:tcBorders>
+              <w:top w:val="single" w:sz="5" w:color="D9D9D9"/>
+              <w:left w:val="single" w:sz="5" w:color="D9D9D9"/>
+              <w:bottom w:val="single" w:sz="5" w:color="D9D9D9"/>
+              <w:right w:val="single" w:sz="5" w:color="D9D9D9"/>
+            </w:tcBorders>
+          </w:tcPr>
+          <w:p>
+            <w:pPr>
+              <w:spacing w:after="40"/>
+            </w:pPr>
+            <w:r>
+              <w:rPr>
+                <w:rFonts w:ascii="Calibri" w:hAnsi="Calibri"/>
                 <w:b/>
                 <w:sz w:val="21"/>
               </w:rPr>
-              <w:t>Open issues and next action</w:t>
+              <w:t>Affected taxa</w:t>
             </w:r>
           </w:p>
         </w:tc>
         <w:tc>
           <w:tcPr>
-            <w:tcW w:type="dxa" w:w="7834"/>
+            <w:tcW w:type="dxa" w:w="6710"/>
+            <w:vAlign w:val="center"/>
+            <w:shd w:fill="E5ECF0"/>
+            <w:tcMar>
+              <w:top w:w="90" w:type="dxa"/>
+              <w:bottom w:w="90" w:type="dxa"/>
+              <w:left w:w="110" w:type="dxa"/>
+              <w:right w:w="110" w:type="dxa"/>
+            </w:tcMar>
+            <w:tcBorders>
+              <w:top w:val="single" w:sz="5" w:color="D9D9D9"/>
+              <w:left w:val="single" w:sz="5" w:color="D9D9D9"/>
+              <w:bottom w:val="single" w:sz="5" w:color="D9D9D9"/>
+              <w:right w:val="single" w:sz="5" w:color="D9D9D9"/>
+            </w:tcBorders>
+          </w:tcPr>
+          <w:p>
+            <w:pPr>
+              <w:spacing w:after="40"/>
+            </w:pPr>
+            <w:r>
+              <w:rPr>
+                <w:rFonts w:ascii="Calibri" w:hAnsi="Calibri"/>
+                <w:b/>
+                <w:sz w:val="21"/>
+              </w:rPr>
+              <w:t>Why confidence is very low</w:t>
+            </w:r>
+          </w:p>
+        </w:tc>
+      </w:tr>
+      <w:tr>
+        <w:trPr>
+          <w:cantSplit/>
+        </w:trPr>
+        <w:tc>
+          <w:tcPr>
+            <w:tcW w:type="dxa" w:w="3298"/>
             <w:vAlign w:val="center"/>
             <w:shd w:fill="FFFFFF"/>
             <w:tcMar>
@@ -1336,24 +2778,16 @@
             </w:pPr>
             <w:r>
               <w:rPr>
+                <w:rFonts w:ascii="Calibri" w:hAnsi="Calibri"/>
                 <w:sz w:val="21"/>
               </w:rPr>
-              <w:t>[Researcher: open issues and next actions]</w:t>
-              <w:br/>
-              <w:t/>
-              <w:br/>
-              <w:t/>
+              <w:t>[Exact taxa sharing one evidenced reason]</w:t>
             </w:r>
           </w:p>
         </w:tc>
-      </w:tr>
-      <w:tr>
-        <w:trPr>
-          <w:cantSplit/>
-        </w:trPr>
         <w:tc>
           <w:tcPr>
-            <w:tcW w:type="dxa" w:w="2203"/>
+            <w:tcW w:type="dxa" w:w="6710"/>
             <w:vAlign w:val="center"/>
             <w:shd w:fill="FFFFFF"/>
             <w:tcMar>
@@ -1375,1763 +2809,31 @@
             </w:pPr>
             <w:r>
               <w:rPr>
-                <w:b/>
+                <w:rFonts w:ascii="Calibri" w:hAnsi="Calibri"/>
                 <w:sz w:val="21"/>
               </w:rPr>
-              <w:t>Review and reproducibility</w:t>
-            </w:r>
-          </w:p>
-        </w:tc>
-        <w:tc>
-          <w:tcPr>
-            <w:tcW w:type="dxa" w:w="7834"/>
-            <w:vAlign w:val="center"/>
-            <w:shd w:fill="FFFFFF"/>
-            <w:tcMar>
-              <w:top w:w="90" w:type="dxa"/>
-              <w:bottom w:w="90" w:type="dxa"/>
-              <w:left w:w="110" w:type="dxa"/>
-              <w:right w:w="110" w:type="dxa"/>
-            </w:tcMar>
-            <w:tcBorders>
-              <w:top w:val="single" w:sz="5" w:color="D9D9D9"/>
-              <w:left w:val="single" w:sz="5" w:color="D9D9D9"/>
-              <w:bottom w:val="single" w:sz="5" w:color="D9D9D9"/>
-              <w:right w:val="single" w:sz="5" w:color="D9D9D9"/>
-            </w:tcBorders>
-          </w:tcPr>
-          <w:p>
-            <w:pPr>
-              <w:spacing w:after="40"/>
-            </w:pPr>
-            <w:r>
-              <w:rPr>
-                <w:sz w:val="21"/>
-              </w:rPr>
-              <w:t>Researcher name: [name] | review date: [date]</w:t>
-              <w:br/>
-              <w:t/>
-              <w:br/>
-              <w:t/>
-              <w:br/>
-              <w:t/>
+              <w:t>[Region/model-specific composition, analogue or allocation uncertainty]</w:t>
             </w:r>
           </w:p>
         </w:tc>
       </w:tr>
     </w:tbl>
     <w:p>
-      <w:pPr>
-        <w:keepNext/>
-        <w:pageBreakBefore/>
-        <w:spacing w:after="120"/>
-      </w:pPr>
       <w:r>
-        <w:rPr>
-          <w:rFonts w:ascii="Calibri" w:hAnsi="Calibri"/>
-          <w:b/>
-          <w:color w:val="000000"/>
-          <w:sz w:val="30"/>
-        </w:rPr>
-        <w:t>Taxon mapping and coverage</w:t>
+        <w:br w:type="page"/>
       </w:r>
     </w:p>
     <w:p>
       <w:pPr>
-        <w:keepNext w:val="0"/>
-        <w:pageBreakBefore w:val="0"/>
-        <w:spacing w:after="120"/>
-      </w:pPr>
-      <w:r>
-        <w:rPr>
-          <w:rFonts w:ascii="Calibri" w:hAnsi="Calibri"/>
-          <w:b w:val="0"/>
-          <w:color w:val="000000"/>
-          <w:sz w:val="21"/>
-        </w:rPr>
-        <w:t>Reference: [year and catch basis]; [source scope and taxon/group filters].</w:t>
-      </w:r>
-    </w:p>
-    <w:p>
-      <w:pPr>
-        <w:keepNext w:val="0"/>
-        <w:pageBreakBefore w:val="0"/>
-        <w:spacing w:after="120"/>
-      </w:pPr>
-      <w:r>
-        <w:rPr>
-          <w:rFonts w:ascii="Calibri" w:hAnsi="Calibri"/>
-          <w:b w:val="0"/>
-          <w:color w:val="000000"/>
-          <w:sz w:val="21"/>
-        </w:rPr>
-        <w:t>[n] source groups [+ synthetic imports separately]; [n] catch taxa.</w:t>
-      </w:r>
-    </w:p>
-    <w:p>
-      <w:pPr>
-        <w:keepNext w:val="0"/>
-        <w:pageBreakBefore w:val="0"/>
-        <w:spacing w:after="120"/>
-      </w:pPr>
-      <w:r>
-        <w:rPr>
-          <w:rFonts w:ascii="Calibri" w:hAnsi="Calibri"/>
-          <w:b w:val="0"/>
-          <w:color w:val="000000"/>
-          <w:sz w:val="21"/>
-        </w:rPr>
-        <w:t>Simple-chain PPR totals [value] t C in [year].</w:t>
-      </w:r>
-    </w:p>
-    <w:p>
-      <w:pPr>
-        <w:keepNext w:val="0"/>
-        <w:pageBreakBefore w:val="0"/>
-        <w:spacing w:after="120"/>
-      </w:pPr>
-      <w:r>
-        <w:rPr>
-          <w:rFonts w:ascii="Calibri" w:hAnsi="Calibri"/>
-          <w:b w:val="0"/>
-          <w:color w:val="000000"/>
-          <w:sz w:val="21"/>
-        </w:rPr>
-        <w:t>[If applicable: n taxa lack assigned TL/coefficient. Zero recorded catch gives zero PPR; positive catch with no coefficient has unknown PPR.]</w:t>
-      </w:r>
-    </w:p>
-    <w:p>
-      <w:pPr>
-        <w:keepNext w:val="0"/>
-        <w:pageBreakBefore w:val="0"/>
-        <w:spacing w:after="120"/>
-      </w:pPr>
-      <w:r>
-        <w:rPr>
-          <w:rFonts w:ascii="Calibri" w:hAnsi="Calibri"/>
-          <w:b w:val="0"/>
-          <w:color w:val="000000"/>
-          <w:sz w:val="21"/>
-        </w:rPr>
-        <w:t>Simple-chain PPR is calculated with [method name].</w:t>
-      </w:r>
-    </w:p>
-    <w:p>
-      <w:pPr>
-        <w:keepNext w:val="0"/>
-        <w:pageBreakBefore w:val="0"/>
-        <w:spacing w:after="120"/>
-      </w:pPr>
-      <w:r>
-        <w:rPr>
-          <w:rFonts w:ascii="Calibri" w:hAnsi="Calibri"/>
-          <w:b w:val="0"/>
-          <w:color w:val="000000"/>
-          <w:sz w:val="21"/>
-        </w:rPr>
-      </w:r>
-      <w:hyperlink r:id="rIdValidation1">
-        <w:r>
-          <w:rPr>
-            <w:color w:val="175E72"/>
-            <w:u w:val="single"/>
-          </w:rPr>
-          <w:t>[Linked Excel taxon appendix and descriptive Sources sheet]</w:t>
-        </w:r>
-      </w:hyperlink>
-    </w:p>
-    <w:tbl>
-      <w:tblPr>
-        <w:tblW w:type="auto" w:w="0"/>
-        <w:tblLayout w:type="fixed"/>
-        <w:tblLook w:firstColumn="1" w:firstRow="1" w:lastColumn="0" w:lastRow="0" w:noHBand="0" w:noVBand="1" w:val="04A0"/>
-      </w:tblPr>
-      <w:tblGrid>
-        <w:gridCol w:w="3888"/>
-        <w:gridCol w:w="1440"/>
-        <w:gridCol w:w="2304"/>
-        <w:gridCol w:w="2376"/>
-      </w:tblGrid>
-      <w:tr>
-        <w:trPr>
-          <w:tblHeader/>
-          <w:cantSplit/>
-        </w:trPr>
-        <w:tc>
-          <w:tcPr>
-            <w:tcW w:type="dxa" w:w="3888"/>
-            <w:shd w:fill="DDE9EE"/>
-            <w:tcBorders>
-              <w:top w:val="single" w:sz="4" w:color="D9D9D9"/>
-              <w:left w:val="single" w:sz="4" w:color="D9D9D9"/>
-              <w:bottom w:val="single" w:sz="4" w:color="D9D9D9"/>
-              <w:right w:val="single" w:sz="4" w:color="D9D9D9"/>
-            </w:tcBorders>
-            <w:tcMar>
-              <w:top w:w="75" w:type="dxa"/>
-              <w:left w:w="75" w:type="dxa"/>
-              <w:bottom w:w="75" w:type="dxa"/>
-              <w:right w:w="75" w:type="dxa"/>
-            </w:tcMar>
-          </w:tcPr>
-          <w:p>
-            <w:pPr>
-              <w:spacing w:after="40" w:before="40"/>
-            </w:pPr>
-            <w:r>
-              <w:rPr>
-                <w:rFonts w:ascii="Calibri" w:hAnsi="Calibri"/>
-                <w:b/>
-                <w:color w:val="000000"/>
-                <w:sz w:val="20"/>
-              </w:rPr>
-              <w:t>Overall confidence</w:t>
-            </w:r>
-          </w:p>
-        </w:tc>
-        <w:tc>
-          <w:tcPr>
-            <w:tcW w:type="dxa" w:w="1440"/>
-            <w:shd w:fill="DDE9EE"/>
-            <w:tcBorders>
-              <w:top w:val="single" w:sz="4" w:color="D9D9D9"/>
-              <w:left w:val="single" w:sz="4" w:color="D9D9D9"/>
-              <w:bottom w:val="single" w:sz="4" w:color="D9D9D9"/>
-              <w:right w:val="single" w:sz="4" w:color="D9D9D9"/>
-            </w:tcBorders>
-            <w:tcMar>
-              <w:top w:w="75" w:type="dxa"/>
-              <w:left w:w="75" w:type="dxa"/>
-              <w:bottom w:w="75" w:type="dxa"/>
-              <w:right w:w="75" w:type="dxa"/>
-            </w:tcMar>
-          </w:tcPr>
-          <w:p>
-            <w:pPr>
-              <w:spacing w:after="40" w:before="40"/>
-              <w:jc w:val="center"/>
-            </w:pPr>
-            <w:r>
-              <w:rPr>
-                <w:rFonts w:ascii="Calibri" w:hAnsi="Calibri"/>
-                <w:b/>
-                <w:color w:val="000000"/>
-                <w:sz w:val="20"/>
-              </w:rPr>
-              <w:t>Taxa</w:t>
-            </w:r>
-          </w:p>
-        </w:tc>
-        <w:tc>
-          <w:tcPr>
-            <w:tcW w:type="dxa" w:w="2304"/>
-            <w:shd w:fill="DDE9EE"/>
-            <w:tcBorders>
-              <w:top w:val="single" w:sz="4" w:color="D9D9D9"/>
-              <w:left w:val="single" w:sz="4" w:color="D9D9D9"/>
-              <w:bottom w:val="single" w:sz="4" w:color="D9D9D9"/>
-              <w:right w:val="single" w:sz="4" w:color="D9D9D9"/>
-            </w:tcBorders>
-            <w:tcMar>
-              <w:top w:w="75" w:type="dxa"/>
-              <w:left w:w="75" w:type="dxa"/>
-              <w:bottom w:w="75" w:type="dxa"/>
-              <w:right w:w="75" w:type="dxa"/>
-            </w:tcMar>
-          </w:tcPr>
-          <w:p>
-            <w:pPr>
-              <w:spacing w:after="40" w:before="40"/>
-              <w:jc w:val="center"/>
-            </w:pPr>
-            <w:r>
-              <w:rPr>
-                <w:rFonts w:ascii="Calibri" w:hAnsi="Calibri"/>
-                <w:b/>
-                <w:color w:val="000000"/>
-                <w:sz w:val="20"/>
-              </w:rPr>
-              <w:t>Catch percentage</w:t>
-            </w:r>
-          </w:p>
-        </w:tc>
-        <w:tc>
-          <w:tcPr>
-            <w:tcW w:type="dxa" w:w="2376"/>
-            <w:shd w:fill="DDE9EE"/>
-            <w:tcBorders>
-              <w:top w:val="single" w:sz="4" w:color="D9D9D9"/>
-              <w:left w:val="single" w:sz="4" w:color="D9D9D9"/>
-              <w:bottom w:val="single" w:sz="4" w:color="D9D9D9"/>
-              <w:right w:val="single" w:sz="4" w:color="D9D9D9"/>
-            </w:tcBorders>
-            <w:tcMar>
-              <w:top w:w="75" w:type="dxa"/>
-              <w:left w:w="75" w:type="dxa"/>
-              <w:bottom w:w="75" w:type="dxa"/>
-              <w:right w:w="75" w:type="dxa"/>
-            </w:tcMar>
-          </w:tcPr>
-          <w:p>
-            <w:pPr>
-              <w:spacing w:after="40" w:before="40"/>
-              <w:jc w:val="center"/>
-            </w:pPr>
-            <w:r>
-              <w:rPr>
-                <w:rFonts w:ascii="Calibri" w:hAnsi="Calibri"/>
-                <w:b/>
-                <w:color w:val="000000"/>
-                <w:sz w:val="20"/>
-              </w:rPr>
-              <w:t>PPR percentage</w:t>
-            </w:r>
-          </w:p>
-        </w:tc>
-      </w:tr>
-      <w:tr>
-        <w:trPr>
-          <w:cantSplit/>
-        </w:trPr>
-        <w:tc>
-          <w:tcPr>
-            <w:tcW w:type="dxa" w:w="3888"/>
-            <w:shd w:fill="FFFFFF"/>
-            <w:tcBorders>
-              <w:top w:val="single" w:sz="4" w:color="D9D9D9"/>
-              <w:left w:val="single" w:sz="4" w:color="D9D9D9"/>
-              <w:bottom w:val="single" w:sz="4" w:color="D9D9D9"/>
-              <w:right w:val="single" w:sz="4" w:color="D9D9D9"/>
-            </w:tcBorders>
-            <w:tcMar>
-              <w:top w:w="75" w:type="dxa"/>
-              <w:left w:w="75" w:type="dxa"/>
-              <w:bottom w:w="75" w:type="dxa"/>
-              <w:right w:w="75" w:type="dxa"/>
-            </w:tcMar>
-          </w:tcPr>
-          <w:p>
-            <w:pPr>
-              <w:spacing w:after="40" w:before="40"/>
-            </w:pPr>
-            <w:r>
-              <w:rPr>
-                <w:rFonts w:ascii="Calibri" w:hAnsi="Calibri"/>
-                <w:b w:val="0"/>
-                <w:color w:val="000000"/>
-                <w:sz w:val="20"/>
-              </w:rPr>
-              <w:t>High</w:t>
-            </w:r>
-          </w:p>
-        </w:tc>
-        <w:tc>
-          <w:tcPr>
-            <w:tcW w:type="dxa" w:w="1440"/>
-            <w:shd w:fill="FFFFFF"/>
-            <w:tcBorders>
-              <w:top w:val="single" w:sz="4" w:color="D9D9D9"/>
-              <w:left w:val="single" w:sz="4" w:color="D9D9D9"/>
-              <w:bottom w:val="single" w:sz="4" w:color="D9D9D9"/>
-              <w:right w:val="single" w:sz="4" w:color="D9D9D9"/>
-            </w:tcBorders>
-            <w:tcMar>
-              <w:top w:w="75" w:type="dxa"/>
-              <w:left w:w="75" w:type="dxa"/>
-              <w:bottom w:w="75" w:type="dxa"/>
-              <w:right w:w="75" w:type="dxa"/>
-            </w:tcMar>
-          </w:tcPr>
-          <w:p>
-            <w:pPr>
-              <w:spacing w:after="40" w:before="40"/>
-              <w:jc w:val="center"/>
-            </w:pPr>
-            <w:r>
-              <w:rPr>
-                <w:rFonts w:ascii="Calibri" w:hAnsi="Calibri"/>
-                <w:b w:val="0"/>
-                <w:color w:val="000000"/>
-                <w:sz w:val="20"/>
-              </w:rPr>
-              <w:t>[n]</w:t>
-            </w:r>
-          </w:p>
-        </w:tc>
-        <w:tc>
-          <w:tcPr>
-            <w:tcW w:type="dxa" w:w="2304"/>
-            <w:shd w:fill="FFFFFF"/>
-            <w:tcBorders>
-              <w:top w:val="single" w:sz="4" w:color="D9D9D9"/>
-              <w:left w:val="single" w:sz="4" w:color="D9D9D9"/>
-              <w:bottom w:val="single" w:sz="4" w:color="D9D9D9"/>
-              <w:right w:val="single" w:sz="4" w:color="D9D9D9"/>
-            </w:tcBorders>
-            <w:tcMar>
-              <w:top w:w="75" w:type="dxa"/>
-              <w:left w:w="75" w:type="dxa"/>
-              <w:bottom w:w="75" w:type="dxa"/>
-              <w:right w:w="75" w:type="dxa"/>
-            </w:tcMar>
-          </w:tcPr>
-          <w:p>
-            <w:pPr>
-              <w:spacing w:after="40" w:before="40"/>
-              <w:jc w:val="center"/>
-            </w:pPr>
-            <w:r>
-              <w:rPr>
-                <w:rFonts w:ascii="Calibri" w:hAnsi="Calibri"/>
-                <w:b w:val="0"/>
-                <w:color w:val="000000"/>
-                <w:sz w:val="20"/>
-              </w:rPr>
-              <w:t>[%]</w:t>
-            </w:r>
-          </w:p>
-        </w:tc>
-        <w:tc>
-          <w:tcPr>
-            <w:tcW w:type="dxa" w:w="2376"/>
-            <w:shd w:fill="FFFFFF"/>
-            <w:tcBorders>
-              <w:top w:val="single" w:sz="4" w:color="D9D9D9"/>
-              <w:left w:val="single" w:sz="4" w:color="D9D9D9"/>
-              <w:bottom w:val="single" w:sz="4" w:color="D9D9D9"/>
-              <w:right w:val="single" w:sz="4" w:color="D9D9D9"/>
-            </w:tcBorders>
-            <w:tcMar>
-              <w:top w:w="75" w:type="dxa"/>
-              <w:left w:w="75" w:type="dxa"/>
-              <w:bottom w:w="75" w:type="dxa"/>
-              <w:right w:w="75" w:type="dxa"/>
-            </w:tcMar>
-          </w:tcPr>
-          <w:p>
-            <w:pPr>
-              <w:spacing w:after="40" w:before="40"/>
-              <w:jc w:val="center"/>
-            </w:pPr>
-            <w:r>
-              <w:rPr>
-                <w:rFonts w:ascii="Calibri" w:hAnsi="Calibri"/>
-                <w:b w:val="0"/>
-                <w:color w:val="000000"/>
-                <w:sz w:val="20"/>
-              </w:rPr>
-              <w:t>[%]</w:t>
-            </w:r>
-          </w:p>
-        </w:tc>
-      </w:tr>
-      <w:tr>
-        <w:trPr>
-          <w:cantSplit/>
-        </w:trPr>
-        <w:tc>
-          <w:tcPr>
-            <w:tcW w:type="dxa" w:w="3888"/>
-            <w:shd w:fill="F5F7F8"/>
-            <w:tcBorders>
-              <w:top w:val="single" w:sz="4" w:color="D9D9D9"/>
-              <w:left w:val="single" w:sz="4" w:color="D9D9D9"/>
-              <w:bottom w:val="single" w:sz="4" w:color="D9D9D9"/>
-              <w:right w:val="single" w:sz="4" w:color="D9D9D9"/>
-            </w:tcBorders>
-            <w:tcMar>
-              <w:top w:w="75" w:type="dxa"/>
-              <w:left w:w="75" w:type="dxa"/>
-              <w:bottom w:w="75" w:type="dxa"/>
-              <w:right w:w="75" w:type="dxa"/>
-            </w:tcMar>
-          </w:tcPr>
-          <w:p>
-            <w:pPr>
-              <w:spacing w:after="40" w:before="40"/>
-            </w:pPr>
-            <w:r>
-              <w:rPr>
-                <w:rFonts w:ascii="Calibri" w:hAnsi="Calibri"/>
-                <w:b w:val="0"/>
-                <w:color w:val="000000"/>
-                <w:sz w:val="20"/>
-              </w:rPr>
-              <w:t>Medium</w:t>
-            </w:r>
-          </w:p>
-        </w:tc>
-        <w:tc>
-          <w:tcPr>
-            <w:tcW w:type="dxa" w:w="1440"/>
-            <w:shd w:fill="F5F7F8"/>
-            <w:tcBorders>
-              <w:top w:val="single" w:sz="4" w:color="D9D9D9"/>
-              <w:left w:val="single" w:sz="4" w:color="D9D9D9"/>
-              <w:bottom w:val="single" w:sz="4" w:color="D9D9D9"/>
-              <w:right w:val="single" w:sz="4" w:color="D9D9D9"/>
-            </w:tcBorders>
-            <w:tcMar>
-              <w:top w:w="75" w:type="dxa"/>
-              <w:left w:w="75" w:type="dxa"/>
-              <w:bottom w:w="75" w:type="dxa"/>
-              <w:right w:w="75" w:type="dxa"/>
-            </w:tcMar>
-          </w:tcPr>
-          <w:p>
-            <w:pPr>
-              <w:spacing w:after="40" w:before="40"/>
-              <w:jc w:val="center"/>
-            </w:pPr>
-            <w:r>
-              <w:rPr>
-                <w:rFonts w:ascii="Calibri" w:hAnsi="Calibri"/>
-                <w:b w:val="0"/>
-                <w:color w:val="000000"/>
-                <w:sz w:val="20"/>
-              </w:rPr>
-              <w:t>[n]</w:t>
-            </w:r>
-          </w:p>
-        </w:tc>
-        <w:tc>
-          <w:tcPr>
-            <w:tcW w:type="dxa" w:w="2304"/>
-            <w:shd w:fill="F5F7F8"/>
-            <w:tcBorders>
-              <w:top w:val="single" w:sz="4" w:color="D9D9D9"/>
-              <w:left w:val="single" w:sz="4" w:color="D9D9D9"/>
-              <w:bottom w:val="single" w:sz="4" w:color="D9D9D9"/>
-              <w:right w:val="single" w:sz="4" w:color="D9D9D9"/>
-            </w:tcBorders>
-            <w:tcMar>
-              <w:top w:w="75" w:type="dxa"/>
-              <w:left w:w="75" w:type="dxa"/>
-              <w:bottom w:w="75" w:type="dxa"/>
-              <w:right w:w="75" w:type="dxa"/>
-            </w:tcMar>
-          </w:tcPr>
-          <w:p>
-            <w:pPr>
-              <w:spacing w:after="40" w:before="40"/>
-              <w:jc w:val="center"/>
-            </w:pPr>
-            <w:r>
-              <w:rPr>
-                <w:rFonts w:ascii="Calibri" w:hAnsi="Calibri"/>
-                <w:b w:val="0"/>
-                <w:color w:val="000000"/>
-                <w:sz w:val="20"/>
-              </w:rPr>
-              <w:t>[%]</w:t>
-            </w:r>
-          </w:p>
-        </w:tc>
-        <w:tc>
-          <w:tcPr>
-            <w:tcW w:type="dxa" w:w="2376"/>
-            <w:shd w:fill="F5F7F8"/>
-            <w:tcBorders>
-              <w:top w:val="single" w:sz="4" w:color="D9D9D9"/>
-              <w:left w:val="single" w:sz="4" w:color="D9D9D9"/>
-              <w:bottom w:val="single" w:sz="4" w:color="D9D9D9"/>
-              <w:right w:val="single" w:sz="4" w:color="D9D9D9"/>
-            </w:tcBorders>
-            <w:tcMar>
-              <w:top w:w="75" w:type="dxa"/>
-              <w:left w:w="75" w:type="dxa"/>
-              <w:bottom w:w="75" w:type="dxa"/>
-              <w:right w:w="75" w:type="dxa"/>
-            </w:tcMar>
-          </w:tcPr>
-          <w:p>
-            <w:pPr>
-              <w:spacing w:after="40" w:before="40"/>
-              <w:jc w:val="center"/>
-            </w:pPr>
-            <w:r>
-              <w:rPr>
-                <w:rFonts w:ascii="Calibri" w:hAnsi="Calibri"/>
-                <w:b w:val="0"/>
-                <w:color w:val="000000"/>
-                <w:sz w:val="20"/>
-              </w:rPr>
-              <w:t>[%]</w:t>
-            </w:r>
-          </w:p>
-        </w:tc>
-      </w:tr>
-      <w:tr>
-        <w:trPr>
-          <w:cantSplit/>
-        </w:trPr>
-        <w:tc>
-          <w:tcPr>
-            <w:tcW w:type="dxa" w:w="3888"/>
-            <w:shd w:fill="FFFFFF"/>
-            <w:tcBorders>
-              <w:top w:val="single" w:sz="4" w:color="D9D9D9"/>
-              <w:left w:val="single" w:sz="4" w:color="D9D9D9"/>
-              <w:bottom w:val="single" w:sz="4" w:color="D9D9D9"/>
-              <w:right w:val="single" w:sz="4" w:color="D9D9D9"/>
-            </w:tcBorders>
-            <w:tcMar>
-              <w:top w:w="75" w:type="dxa"/>
-              <w:left w:w="75" w:type="dxa"/>
-              <w:bottom w:w="75" w:type="dxa"/>
-              <w:right w:w="75" w:type="dxa"/>
-            </w:tcMar>
-          </w:tcPr>
-          <w:p>
-            <w:pPr>
-              <w:spacing w:after="40" w:before="40"/>
-            </w:pPr>
-            <w:r>
-              <w:rPr>
-                <w:rFonts w:ascii="Calibri" w:hAnsi="Calibri"/>
-                <w:b w:val="0"/>
-                <w:color w:val="000000"/>
-                <w:sz w:val="20"/>
-              </w:rPr>
-              <w:t>Low</w:t>
-            </w:r>
-          </w:p>
-        </w:tc>
-        <w:tc>
-          <w:tcPr>
-            <w:tcW w:type="dxa" w:w="1440"/>
-            <w:shd w:fill="FFFFFF"/>
-            <w:tcBorders>
-              <w:top w:val="single" w:sz="4" w:color="D9D9D9"/>
-              <w:left w:val="single" w:sz="4" w:color="D9D9D9"/>
-              <w:bottom w:val="single" w:sz="4" w:color="D9D9D9"/>
-              <w:right w:val="single" w:sz="4" w:color="D9D9D9"/>
-            </w:tcBorders>
-            <w:tcMar>
-              <w:top w:w="75" w:type="dxa"/>
-              <w:left w:w="75" w:type="dxa"/>
-              <w:bottom w:w="75" w:type="dxa"/>
-              <w:right w:w="75" w:type="dxa"/>
-            </w:tcMar>
-          </w:tcPr>
-          <w:p>
-            <w:pPr>
-              <w:spacing w:after="40" w:before="40"/>
-              <w:jc w:val="center"/>
-            </w:pPr>
-            <w:r>
-              <w:rPr>
-                <w:rFonts w:ascii="Calibri" w:hAnsi="Calibri"/>
-                <w:b w:val="0"/>
-                <w:color w:val="000000"/>
-                <w:sz w:val="20"/>
-              </w:rPr>
-              <w:t>[n]</w:t>
-            </w:r>
-          </w:p>
-        </w:tc>
-        <w:tc>
-          <w:tcPr>
-            <w:tcW w:type="dxa" w:w="2304"/>
-            <w:shd w:fill="FFFFFF"/>
-            <w:tcBorders>
-              <w:top w:val="single" w:sz="4" w:color="D9D9D9"/>
-              <w:left w:val="single" w:sz="4" w:color="D9D9D9"/>
-              <w:bottom w:val="single" w:sz="4" w:color="D9D9D9"/>
-              <w:right w:val="single" w:sz="4" w:color="D9D9D9"/>
-            </w:tcBorders>
-            <w:tcMar>
-              <w:top w:w="75" w:type="dxa"/>
-              <w:left w:w="75" w:type="dxa"/>
-              <w:bottom w:w="75" w:type="dxa"/>
-              <w:right w:w="75" w:type="dxa"/>
-            </w:tcMar>
-          </w:tcPr>
-          <w:p>
-            <w:pPr>
-              <w:spacing w:after="40" w:before="40"/>
-              <w:jc w:val="center"/>
-            </w:pPr>
-            <w:r>
-              <w:rPr>
-                <w:rFonts w:ascii="Calibri" w:hAnsi="Calibri"/>
-                <w:b w:val="0"/>
-                <w:color w:val="000000"/>
-                <w:sz w:val="20"/>
-              </w:rPr>
-              <w:t>[%]</w:t>
-            </w:r>
-          </w:p>
-        </w:tc>
-        <w:tc>
-          <w:tcPr>
-            <w:tcW w:type="dxa" w:w="2376"/>
-            <w:shd w:fill="FFFFFF"/>
-            <w:tcBorders>
-              <w:top w:val="single" w:sz="4" w:color="D9D9D9"/>
-              <w:left w:val="single" w:sz="4" w:color="D9D9D9"/>
-              <w:bottom w:val="single" w:sz="4" w:color="D9D9D9"/>
-              <w:right w:val="single" w:sz="4" w:color="D9D9D9"/>
-            </w:tcBorders>
-            <w:tcMar>
-              <w:top w:w="75" w:type="dxa"/>
-              <w:left w:w="75" w:type="dxa"/>
-              <w:bottom w:w="75" w:type="dxa"/>
-              <w:right w:w="75" w:type="dxa"/>
-            </w:tcMar>
-          </w:tcPr>
-          <w:p>
-            <w:pPr>
-              <w:spacing w:after="40" w:before="40"/>
-              <w:jc w:val="center"/>
-            </w:pPr>
-            <w:r>
-              <w:rPr>
-                <w:rFonts w:ascii="Calibri" w:hAnsi="Calibri"/>
-                <w:b w:val="0"/>
-                <w:color w:val="000000"/>
-                <w:sz w:val="20"/>
-              </w:rPr>
-              <w:t>[%]</w:t>
-            </w:r>
-          </w:p>
-        </w:tc>
-      </w:tr>
-      <w:tr>
-        <w:trPr>
-          <w:cantSplit/>
-        </w:trPr>
-        <w:tc>
-          <w:tcPr>
-            <w:tcW w:type="dxa" w:w="3888"/>
-            <w:shd w:fill="F5F7F8"/>
-            <w:tcBorders>
-              <w:top w:val="single" w:sz="4" w:color="D9D9D9"/>
-              <w:left w:val="single" w:sz="4" w:color="D9D9D9"/>
-              <w:bottom w:val="single" w:sz="4" w:color="D9D9D9"/>
-              <w:right w:val="single" w:sz="4" w:color="D9D9D9"/>
-            </w:tcBorders>
-            <w:tcMar>
-              <w:top w:w="75" w:type="dxa"/>
-              <w:left w:w="75" w:type="dxa"/>
-              <w:bottom w:w="75" w:type="dxa"/>
-              <w:right w:w="75" w:type="dxa"/>
-            </w:tcMar>
-          </w:tcPr>
-          <w:p>
-            <w:pPr>
-              <w:spacing w:after="40" w:before="40"/>
-            </w:pPr>
-            <w:r>
-              <w:rPr>
-                <w:rFonts w:ascii="Calibri" w:hAnsi="Calibri"/>
-                <w:b w:val="0"/>
-                <w:color w:val="000000"/>
-                <w:sz w:val="20"/>
-              </w:rPr>
-              <w:t>Very low</w:t>
-            </w:r>
-          </w:p>
-        </w:tc>
-        <w:tc>
-          <w:tcPr>
-            <w:tcW w:type="dxa" w:w="1440"/>
-            <w:shd w:fill="F5F7F8"/>
-            <w:tcBorders>
-              <w:top w:val="single" w:sz="4" w:color="D9D9D9"/>
-              <w:left w:val="single" w:sz="4" w:color="D9D9D9"/>
-              <w:bottom w:val="single" w:sz="4" w:color="D9D9D9"/>
-              <w:right w:val="single" w:sz="4" w:color="D9D9D9"/>
-            </w:tcBorders>
-            <w:tcMar>
-              <w:top w:w="75" w:type="dxa"/>
-              <w:left w:w="75" w:type="dxa"/>
-              <w:bottom w:w="75" w:type="dxa"/>
-              <w:right w:w="75" w:type="dxa"/>
-            </w:tcMar>
-          </w:tcPr>
-          <w:p>
-            <w:pPr>
-              <w:spacing w:after="40" w:before="40"/>
-              <w:jc w:val="center"/>
-            </w:pPr>
-            <w:r>
-              <w:rPr>
-                <w:rFonts w:ascii="Calibri" w:hAnsi="Calibri"/>
-                <w:b w:val="0"/>
-                <w:color w:val="000000"/>
-                <w:sz w:val="20"/>
-              </w:rPr>
-              <w:t>[n]</w:t>
-            </w:r>
-          </w:p>
-        </w:tc>
-        <w:tc>
-          <w:tcPr>
-            <w:tcW w:type="dxa" w:w="2304"/>
-            <w:shd w:fill="F5F7F8"/>
-            <w:tcBorders>
-              <w:top w:val="single" w:sz="4" w:color="D9D9D9"/>
-              <w:left w:val="single" w:sz="4" w:color="D9D9D9"/>
-              <w:bottom w:val="single" w:sz="4" w:color="D9D9D9"/>
-              <w:right w:val="single" w:sz="4" w:color="D9D9D9"/>
-            </w:tcBorders>
-            <w:tcMar>
-              <w:top w:w="75" w:type="dxa"/>
-              <w:left w:w="75" w:type="dxa"/>
-              <w:bottom w:w="75" w:type="dxa"/>
-              <w:right w:w="75" w:type="dxa"/>
-            </w:tcMar>
-          </w:tcPr>
-          <w:p>
-            <w:pPr>
-              <w:spacing w:after="40" w:before="40"/>
-              <w:jc w:val="center"/>
-            </w:pPr>
-            <w:r>
-              <w:rPr>
-                <w:rFonts w:ascii="Calibri" w:hAnsi="Calibri"/>
-                <w:b w:val="0"/>
-                <w:color w:val="000000"/>
-                <w:sz w:val="20"/>
-              </w:rPr>
-              <w:t>[%]</w:t>
-            </w:r>
-          </w:p>
-        </w:tc>
-        <w:tc>
-          <w:tcPr>
-            <w:tcW w:type="dxa" w:w="2376"/>
-            <w:shd w:fill="F5F7F8"/>
-            <w:tcBorders>
-              <w:top w:val="single" w:sz="4" w:color="D9D9D9"/>
-              <w:left w:val="single" w:sz="4" w:color="D9D9D9"/>
-              <w:bottom w:val="single" w:sz="4" w:color="D9D9D9"/>
-              <w:right w:val="single" w:sz="4" w:color="D9D9D9"/>
-            </w:tcBorders>
-            <w:tcMar>
-              <w:top w:w="75" w:type="dxa"/>
-              <w:left w:w="75" w:type="dxa"/>
-              <w:bottom w:w="75" w:type="dxa"/>
-              <w:right w:w="75" w:type="dxa"/>
-            </w:tcMar>
-          </w:tcPr>
-          <w:p>
-            <w:pPr>
-              <w:spacing w:after="40" w:before="40"/>
-              <w:jc w:val="center"/>
-            </w:pPr>
-            <w:r>
-              <w:rPr>
-                <w:rFonts w:ascii="Calibri" w:hAnsi="Calibri"/>
-                <w:b w:val="0"/>
-                <w:color w:val="000000"/>
-                <w:sz w:val="20"/>
-              </w:rPr>
-              <w:t>[%]</w:t>
-            </w:r>
-          </w:p>
-        </w:tc>
-      </w:tr>
-      <w:tr>
-        <w:trPr>
-          <w:cantSplit/>
-        </w:trPr>
-        <w:tc>
-          <w:tcPr>
-            <w:tcW w:type="dxa" w:w="3888"/>
-            <w:shd w:fill="FFFFFF"/>
-            <w:tcBorders>
-              <w:top w:val="single" w:sz="4" w:color="D9D9D9"/>
-              <w:left w:val="single" w:sz="4" w:color="D9D9D9"/>
-              <w:bottom w:val="single" w:sz="4" w:color="D9D9D9"/>
-              <w:right w:val="single" w:sz="4" w:color="D9D9D9"/>
-            </w:tcBorders>
-            <w:tcMar>
-              <w:top w:w="75" w:type="dxa"/>
-              <w:left w:w="75" w:type="dxa"/>
-              <w:bottom w:w="75" w:type="dxa"/>
-              <w:right w:w="75" w:type="dxa"/>
-            </w:tcMar>
-          </w:tcPr>
-          <w:p>
-            <w:pPr>
-              <w:spacing w:after="40" w:before="40"/>
-            </w:pPr>
-            <w:r>
-              <w:rPr>
-                <w:rFonts w:ascii="Calibri" w:hAnsi="Calibri"/>
-                <w:b w:val="0"/>
-                <w:color w:val="000000"/>
-                <w:sz w:val="20"/>
-              </w:rPr>
-              <w:t>Unresolved</w:t>
-            </w:r>
-          </w:p>
-        </w:tc>
-        <w:tc>
-          <w:tcPr>
-            <w:tcW w:type="dxa" w:w="1440"/>
-            <w:shd w:fill="FFFFFF"/>
-            <w:tcBorders>
-              <w:top w:val="single" w:sz="4" w:color="D9D9D9"/>
-              <w:left w:val="single" w:sz="4" w:color="D9D9D9"/>
-              <w:bottom w:val="single" w:sz="4" w:color="D9D9D9"/>
-              <w:right w:val="single" w:sz="4" w:color="D9D9D9"/>
-            </w:tcBorders>
-            <w:tcMar>
-              <w:top w:w="75" w:type="dxa"/>
-              <w:left w:w="75" w:type="dxa"/>
-              <w:bottom w:w="75" w:type="dxa"/>
-              <w:right w:w="75" w:type="dxa"/>
-            </w:tcMar>
-          </w:tcPr>
-          <w:p>
-            <w:pPr>
-              <w:spacing w:after="40" w:before="40"/>
-              <w:jc w:val="center"/>
-            </w:pPr>
-            <w:r>
-              <w:rPr>
-                <w:rFonts w:ascii="Calibri" w:hAnsi="Calibri"/>
-                <w:b w:val="0"/>
-                <w:color w:val="000000"/>
-                <w:sz w:val="20"/>
-              </w:rPr>
-              <w:t>[n]</w:t>
-            </w:r>
-          </w:p>
-        </w:tc>
-        <w:tc>
-          <w:tcPr>
-            <w:tcW w:type="dxa" w:w="2304"/>
-            <w:shd w:fill="FFFFFF"/>
-            <w:tcBorders>
-              <w:top w:val="single" w:sz="4" w:color="D9D9D9"/>
-              <w:left w:val="single" w:sz="4" w:color="D9D9D9"/>
-              <w:bottom w:val="single" w:sz="4" w:color="D9D9D9"/>
-              <w:right w:val="single" w:sz="4" w:color="D9D9D9"/>
-            </w:tcBorders>
-            <w:tcMar>
-              <w:top w:w="75" w:type="dxa"/>
-              <w:left w:w="75" w:type="dxa"/>
-              <w:bottom w:w="75" w:type="dxa"/>
-              <w:right w:w="75" w:type="dxa"/>
-            </w:tcMar>
-          </w:tcPr>
-          <w:p>
-            <w:pPr>
-              <w:spacing w:after="40" w:before="40"/>
-              <w:jc w:val="center"/>
-            </w:pPr>
-            <w:r>
-              <w:rPr>
-                <w:rFonts w:ascii="Calibri" w:hAnsi="Calibri"/>
-                <w:b w:val="0"/>
-                <w:color w:val="000000"/>
-                <w:sz w:val="20"/>
-              </w:rPr>
-              <w:t>[%]</w:t>
-            </w:r>
-          </w:p>
-        </w:tc>
-        <w:tc>
-          <w:tcPr>
-            <w:tcW w:type="dxa" w:w="2376"/>
-            <w:shd w:fill="FFFFFF"/>
-            <w:tcBorders>
-              <w:top w:val="single" w:sz="4" w:color="D9D9D9"/>
-              <w:left w:val="single" w:sz="4" w:color="D9D9D9"/>
-              <w:bottom w:val="single" w:sz="4" w:color="D9D9D9"/>
-              <w:right w:val="single" w:sz="4" w:color="D9D9D9"/>
-            </w:tcBorders>
-            <w:tcMar>
-              <w:top w:w="75" w:type="dxa"/>
-              <w:left w:w="75" w:type="dxa"/>
-              <w:bottom w:w="75" w:type="dxa"/>
-              <w:right w:w="75" w:type="dxa"/>
-            </w:tcMar>
-          </w:tcPr>
-          <w:p>
-            <w:pPr>
-              <w:spacing w:after="40" w:before="40"/>
-              <w:jc w:val="center"/>
-            </w:pPr>
-            <w:r>
-              <w:rPr>
-                <w:rFonts w:ascii="Calibri" w:hAnsi="Calibri"/>
-                <w:b w:val="0"/>
-                <w:color w:val="000000"/>
-                <w:sz w:val="20"/>
-              </w:rPr>
-              <w:t>[%]</w:t>
-            </w:r>
-          </w:p>
-        </w:tc>
-      </w:tr>
-    </w:tbl>
-    <w:p>
-      <w:pPr>
-        <w:keepNext w:val="0"/>
-        <w:pageBreakBefore w:val="0"/>
-        <w:spacing w:after="120"/>
-      </w:pPr>
-      <w:r>
-        <w:rPr>
-          <w:rFonts w:ascii="Calibri" w:hAnsi="Calibri"/>
-          <w:b w:val="0"/>
-          <w:color w:val="000000"/>
-          <w:sz w:val="21"/>
-        </w:rPr>
-        <w:t>The summary uses the weaker required membership or allocation confidence. The following tables show each component separately.</w:t>
-      </w:r>
-    </w:p>
-    <w:p>
-      <w:pPr>
-        <w:keepNext/>
-        <w:pageBreakBefore w:val="0"/>
-        <w:spacing w:after="120"/>
-      </w:pPr>
-      <w:r>
-        <w:rPr>
-          <w:rFonts w:ascii="Calibri" w:hAnsi="Calibri"/>
-          <w:b/>
-          <w:color w:val="000000"/>
-          <w:sz w:val="23"/>
-        </w:rPr>
-        <w:t>Group assignment rules</w:t>
-      </w:r>
-    </w:p>
-    <w:tbl>
-      <w:tblPr>
-        <w:tblW w:type="auto" w:w="0"/>
-        <w:tblLayout w:type="fixed"/>
-        <w:tblLook w:firstColumn="1" w:firstRow="1" w:lastColumn="0" w:lastRow="0" w:noHBand="0" w:noVBand="1" w:val="04A0"/>
-      </w:tblPr>
-      <w:tblGrid>
-        <w:gridCol w:w="6624"/>
-        <w:gridCol w:w="1512"/>
-        <w:gridCol w:w="1872"/>
-      </w:tblGrid>
-      <w:tr>
-        <w:trPr>
-          <w:tblHeader/>
-          <w:cantSplit/>
-        </w:trPr>
-        <w:tc>
-          <w:tcPr>
-            <w:tcW w:type="dxa" w:w="6624"/>
-            <w:shd w:fill="DDE9EE"/>
-            <w:tcBorders>
-              <w:top w:val="single" w:sz="4" w:color="D9D9D9"/>
-              <w:left w:val="single" w:sz="4" w:color="D9D9D9"/>
-              <w:bottom w:val="single" w:sz="4" w:color="D9D9D9"/>
-              <w:right w:val="single" w:sz="4" w:color="D9D9D9"/>
-            </w:tcBorders>
-            <w:tcMar>
-              <w:top w:w="75" w:type="dxa"/>
-              <w:left w:w="75" w:type="dxa"/>
-              <w:bottom w:w="75" w:type="dxa"/>
-              <w:right w:w="75" w:type="dxa"/>
-            </w:tcMar>
-          </w:tcPr>
-          <w:p>
-            <w:pPr>
-              <w:spacing w:after="40" w:before="40"/>
-            </w:pPr>
-            <w:r>
-              <w:rPr>
-                <w:rFonts w:ascii="Calibri" w:hAnsi="Calibri"/>
-                <w:b/>
-                <w:color w:val="000000"/>
-                <w:sz w:val="20"/>
-              </w:rPr>
-              <w:t>Plain-language rule</w:t>
-            </w:r>
-          </w:p>
-        </w:tc>
-        <w:tc>
-          <w:tcPr>
-            <w:tcW w:type="dxa" w:w="1512"/>
-            <w:shd w:fill="DDE9EE"/>
-            <w:tcBorders>
-              <w:top w:val="single" w:sz="4" w:color="D9D9D9"/>
-              <w:left w:val="single" w:sz="4" w:color="D9D9D9"/>
-              <w:bottom w:val="single" w:sz="4" w:color="D9D9D9"/>
-              <w:right w:val="single" w:sz="4" w:color="D9D9D9"/>
-            </w:tcBorders>
-            <w:tcMar>
-              <w:top w:w="75" w:type="dxa"/>
-              <w:left w:w="75" w:type="dxa"/>
-              <w:bottom w:w="75" w:type="dxa"/>
-              <w:right w:w="75" w:type="dxa"/>
-            </w:tcMar>
-          </w:tcPr>
-          <w:p>
-            <w:pPr>
-              <w:spacing w:after="40" w:before="40"/>
-              <w:jc w:val="center"/>
-            </w:pPr>
-            <w:r>
-              <w:rPr>
-                <w:rFonts w:ascii="Calibri" w:hAnsi="Calibri"/>
-                <w:b/>
-                <w:color w:val="000000"/>
-                <w:sz w:val="20"/>
-              </w:rPr>
-              <w:t>Confidence</w:t>
-            </w:r>
-          </w:p>
-        </w:tc>
-        <w:tc>
-          <w:tcPr>
-            <w:tcW w:type="dxa" w:w="1872"/>
-            <w:shd w:fill="DDE9EE"/>
-            <w:tcBorders>
-              <w:top w:val="single" w:sz="4" w:color="D9D9D9"/>
-              <w:left w:val="single" w:sz="4" w:color="D9D9D9"/>
-              <w:bottom w:val="single" w:sz="4" w:color="D9D9D9"/>
-              <w:right w:val="single" w:sz="4" w:color="D9D9D9"/>
-            </w:tcBorders>
-            <w:tcMar>
-              <w:top w:w="75" w:type="dxa"/>
-              <w:left w:w="75" w:type="dxa"/>
-              <w:bottom w:w="75" w:type="dxa"/>
-              <w:right w:w="75" w:type="dxa"/>
-            </w:tcMar>
-          </w:tcPr>
-          <w:p>
-            <w:pPr>
-              <w:spacing w:after="40" w:before="40"/>
-              <w:jc w:val="center"/>
-            </w:pPr>
-            <w:r>
-              <w:rPr>
-                <w:rFonts w:ascii="Calibri" w:hAnsi="Calibri"/>
-                <w:b/>
-                <w:color w:val="000000"/>
-                <w:sz w:val="20"/>
-              </w:rPr>
-              <w:t>PPR percentage</w:t>
-            </w:r>
-          </w:p>
-        </w:tc>
-      </w:tr>
-      <w:tr>
-        <w:trPr>
-          <w:cantSplit/>
-        </w:trPr>
-        <w:tc>
-          <w:tcPr>
-            <w:tcW w:type="dxa" w:w="6624"/>
-            <w:shd w:fill="FFFFFF"/>
-            <w:tcBorders>
-              <w:top w:val="single" w:sz="4" w:color="D9D9D9"/>
-              <w:left w:val="single" w:sz="4" w:color="D9D9D9"/>
-              <w:bottom w:val="single" w:sz="4" w:color="D9D9D9"/>
-              <w:right w:val="single" w:sz="4" w:color="D9D9D9"/>
-            </w:tcBorders>
-            <w:tcMar>
-              <w:top w:w="75" w:type="dxa"/>
-              <w:left w:w="75" w:type="dxa"/>
-              <w:bottom w:w="75" w:type="dxa"/>
-              <w:right w:w="75" w:type="dxa"/>
-            </w:tcMar>
-          </w:tcPr>
-          <w:p>
-            <w:pPr>
-              <w:spacing w:after="40" w:before="40"/>
-            </w:pPr>
-            <w:r>
-              <w:rPr>
-                <w:rFonts w:ascii="Calibri" w:hAnsi="Calibri"/>
-                <w:b w:val="0"/>
-                <w:color w:val="000000"/>
-                <w:sz w:val="20"/>
-              </w:rPr>
-              <w:t>[Rules in descending PPR coverage; highest first]</w:t>
-            </w:r>
-          </w:p>
-        </w:tc>
-        <w:tc>
-          <w:tcPr>
-            <w:tcW w:type="dxa" w:w="1512"/>
-            <w:shd w:fill="FFFFFF"/>
-            <w:tcBorders>
-              <w:top w:val="single" w:sz="4" w:color="D9D9D9"/>
-              <w:left w:val="single" w:sz="4" w:color="D9D9D9"/>
-              <w:bottom w:val="single" w:sz="4" w:color="D9D9D9"/>
-              <w:right w:val="single" w:sz="4" w:color="D9D9D9"/>
-            </w:tcBorders>
-            <w:tcMar>
-              <w:top w:w="75" w:type="dxa"/>
-              <w:left w:w="75" w:type="dxa"/>
-              <w:bottom w:w="75" w:type="dxa"/>
-              <w:right w:w="75" w:type="dxa"/>
-            </w:tcMar>
-          </w:tcPr>
-          <w:p>
-            <w:pPr>
-              <w:spacing w:after="40" w:before="40"/>
-              <w:jc w:val="center"/>
-            </w:pPr>
-            <w:r>
-              <w:rPr>
-                <w:rFonts w:ascii="Calibri" w:hAnsi="Calibri"/>
-                <w:b w:val="0"/>
-                <w:color w:val="000000"/>
-                <w:sz w:val="20"/>
-              </w:rPr>
-              <w:t>[Level]</w:t>
-            </w:r>
-          </w:p>
-        </w:tc>
-        <w:tc>
-          <w:tcPr>
-            <w:tcW w:type="dxa" w:w="1872"/>
-            <w:shd w:fill="FFFFFF"/>
-            <w:tcBorders>
-              <w:top w:val="single" w:sz="4" w:color="D9D9D9"/>
-              <w:left w:val="single" w:sz="4" w:color="D9D9D9"/>
-              <w:bottom w:val="single" w:sz="4" w:color="D9D9D9"/>
-              <w:right w:val="single" w:sz="4" w:color="D9D9D9"/>
-            </w:tcBorders>
-            <w:tcMar>
-              <w:top w:w="75" w:type="dxa"/>
-              <w:left w:w="75" w:type="dxa"/>
-              <w:bottom w:w="75" w:type="dxa"/>
-              <w:right w:w="75" w:type="dxa"/>
-            </w:tcMar>
-          </w:tcPr>
-          <w:p>
-            <w:pPr>
-              <w:spacing w:after="40" w:before="40"/>
-              <w:jc w:val="center"/>
-            </w:pPr>
-            <w:r>
-              <w:rPr>
-                <w:rFonts w:ascii="Calibri" w:hAnsi="Calibri"/>
-                <w:b w:val="0"/>
-                <w:color w:val="000000"/>
-                <w:sz w:val="20"/>
-              </w:rPr>
-              <w:t>[%]</w:t>
-            </w:r>
-          </w:p>
-        </w:tc>
-      </w:tr>
-      <w:tr>
-        <w:trPr>
-          <w:cantSplit/>
-        </w:trPr>
-        <w:tc>
-          <w:tcPr>
-            <w:tcW w:type="dxa" w:w="6624"/>
-            <w:shd w:fill="F5F7F8"/>
-            <w:tcBorders>
-              <w:top w:val="single" w:sz="4" w:color="D9D9D9"/>
-              <w:left w:val="single" w:sz="4" w:color="D9D9D9"/>
-              <w:bottom w:val="single" w:sz="4" w:color="D9D9D9"/>
-              <w:right w:val="single" w:sz="4" w:color="D9D9D9"/>
-            </w:tcBorders>
-            <w:tcMar>
-              <w:top w:w="75" w:type="dxa"/>
-              <w:left w:w="75" w:type="dxa"/>
-              <w:bottom w:w="75" w:type="dxa"/>
-              <w:right w:w="75" w:type="dxa"/>
-            </w:tcMar>
-          </w:tcPr>
-          <w:p>
-            <w:pPr>
-              <w:spacing w:after="40" w:before="40"/>
-            </w:pPr>
-            <w:r>
-              <w:rPr>
-                <w:rFonts w:ascii="Calibri" w:hAnsi="Calibri"/>
-                <w:b w:val="0"/>
-                <w:color w:val="000000"/>
-                <w:sz w:val="20"/>
-              </w:rPr>
-              <w:t>[Continue in descending order; include unresolved if used]</w:t>
-            </w:r>
-          </w:p>
-        </w:tc>
-        <w:tc>
-          <w:tcPr>
-            <w:tcW w:type="dxa" w:w="1512"/>
-            <w:shd w:fill="F5F7F8"/>
-            <w:tcBorders>
-              <w:top w:val="single" w:sz="4" w:color="D9D9D9"/>
-              <w:left w:val="single" w:sz="4" w:color="D9D9D9"/>
-              <w:bottom w:val="single" w:sz="4" w:color="D9D9D9"/>
-              <w:right w:val="single" w:sz="4" w:color="D9D9D9"/>
-            </w:tcBorders>
-            <w:tcMar>
-              <w:top w:w="75" w:type="dxa"/>
-              <w:left w:w="75" w:type="dxa"/>
-              <w:bottom w:w="75" w:type="dxa"/>
-              <w:right w:w="75" w:type="dxa"/>
-            </w:tcMar>
-          </w:tcPr>
-          <w:p>
-            <w:pPr>
-              <w:spacing w:after="40" w:before="40"/>
-              <w:jc w:val="center"/>
-            </w:pPr>
-            <w:r>
-              <w:rPr>
-                <w:rFonts w:ascii="Calibri" w:hAnsi="Calibri"/>
-                <w:b w:val="0"/>
-                <w:color w:val="000000"/>
-                <w:sz w:val="20"/>
-              </w:rPr>
-              <w:t>[Level]</w:t>
-            </w:r>
-          </w:p>
-        </w:tc>
-        <w:tc>
-          <w:tcPr>
-            <w:tcW w:type="dxa" w:w="1872"/>
-            <w:shd w:fill="F5F7F8"/>
-            <w:tcBorders>
-              <w:top w:val="single" w:sz="4" w:color="D9D9D9"/>
-              <w:left w:val="single" w:sz="4" w:color="D9D9D9"/>
-              <w:bottom w:val="single" w:sz="4" w:color="D9D9D9"/>
-              <w:right w:val="single" w:sz="4" w:color="D9D9D9"/>
-            </w:tcBorders>
-            <w:tcMar>
-              <w:top w:w="75" w:type="dxa"/>
-              <w:left w:w="75" w:type="dxa"/>
-              <w:bottom w:w="75" w:type="dxa"/>
-              <w:right w:w="75" w:type="dxa"/>
-            </w:tcMar>
-          </w:tcPr>
-          <w:p>
-            <w:pPr>
-              <w:spacing w:after="40" w:before="40"/>
-              <w:jc w:val="center"/>
-            </w:pPr>
-            <w:r>
-              <w:rPr>
-                <w:rFonts w:ascii="Calibri" w:hAnsi="Calibri"/>
-                <w:b w:val="0"/>
-                <w:color w:val="000000"/>
-                <w:sz w:val="20"/>
-              </w:rPr>
-              <w:t>[%]</w:t>
-            </w:r>
-          </w:p>
-        </w:tc>
-      </w:tr>
-    </w:tbl>
-    <w:p>
-      <w:pPr>
-        <w:keepNext w:val="0"/>
-        <w:pageBreakBefore w:val="0"/>
-        <w:spacing w:after="120"/>
-      </w:pPr>
-      <w:r>
-        <w:rPr>
-          <w:rFonts w:ascii="Calibri" w:hAnsi="Calibri"/>
-          <w:b w:val="0"/>
-          <w:color w:val="000000"/>
-          <w:sz w:val="21"/>
-        </w:rPr>
-        <w:t>[Add a Sum row only if the PPR percentages do not total 100%; otherwise omit it.]</w:t>
-      </w:r>
-    </w:p>
-    <w:p>
-      <w:pPr>
-        <w:keepNext/>
-        <w:pageBreakBefore w:val="0"/>
-        <w:spacing w:after="120"/>
-      </w:pPr>
-      <w:r>
-        <w:rPr>
-          <w:rFonts w:ascii="Calibri" w:hAnsi="Calibri"/>
-          <w:b/>
-          <w:color w:val="000000"/>
-          <w:sz w:val="23"/>
-        </w:rPr>
-        <w:t>Allocation weight rules</w:t>
-      </w:r>
-    </w:p>
-    <w:tbl>
-      <w:tblPr>
-        <w:tblW w:type="auto" w:w="0"/>
-        <w:tblLayout w:type="fixed"/>
-        <w:tblLook w:firstColumn="1" w:firstRow="1" w:lastColumn="0" w:lastRow="0" w:noHBand="0" w:noVBand="1" w:val="04A0"/>
-      </w:tblPr>
-      <w:tblGrid>
-        <w:gridCol w:w="6624"/>
-        <w:gridCol w:w="1512"/>
-        <w:gridCol w:w="1872"/>
-      </w:tblGrid>
-      <w:tr>
-        <w:trPr>
-          <w:tblHeader/>
-          <w:cantSplit/>
-        </w:trPr>
-        <w:tc>
-          <w:tcPr>
-            <w:tcW w:type="dxa" w:w="6624"/>
-            <w:shd w:fill="DDE9EE"/>
-            <w:tcBorders>
-              <w:top w:val="single" w:sz="4" w:color="D9D9D9"/>
-              <w:left w:val="single" w:sz="4" w:color="D9D9D9"/>
-              <w:bottom w:val="single" w:sz="4" w:color="D9D9D9"/>
-              <w:right w:val="single" w:sz="4" w:color="D9D9D9"/>
-            </w:tcBorders>
-            <w:tcMar>
-              <w:top w:w="75" w:type="dxa"/>
-              <w:left w:w="75" w:type="dxa"/>
-              <w:bottom w:w="75" w:type="dxa"/>
-              <w:right w:w="75" w:type="dxa"/>
-            </w:tcMar>
-          </w:tcPr>
-          <w:p>
-            <w:pPr>
-              <w:spacing w:after="40" w:before="40"/>
-            </w:pPr>
-            <w:r>
-              <w:rPr>
-                <w:rFonts w:ascii="Calibri" w:hAnsi="Calibri"/>
-                <w:b/>
-                <w:color w:val="000000"/>
-                <w:sz w:val="20"/>
-              </w:rPr>
-              <w:t>Plain-language rule</w:t>
-            </w:r>
-          </w:p>
-        </w:tc>
-        <w:tc>
-          <w:tcPr>
-            <w:tcW w:type="dxa" w:w="1512"/>
-            <w:shd w:fill="DDE9EE"/>
-            <w:tcBorders>
-              <w:top w:val="single" w:sz="4" w:color="D9D9D9"/>
-              <w:left w:val="single" w:sz="4" w:color="D9D9D9"/>
-              <w:bottom w:val="single" w:sz="4" w:color="D9D9D9"/>
-              <w:right w:val="single" w:sz="4" w:color="D9D9D9"/>
-            </w:tcBorders>
-            <w:tcMar>
-              <w:top w:w="75" w:type="dxa"/>
-              <w:left w:w="75" w:type="dxa"/>
-              <w:bottom w:w="75" w:type="dxa"/>
-              <w:right w:w="75" w:type="dxa"/>
-            </w:tcMar>
-          </w:tcPr>
-          <w:p>
-            <w:pPr>
-              <w:spacing w:after="40" w:before="40"/>
-              <w:jc w:val="center"/>
-            </w:pPr>
-            <w:r>
-              <w:rPr>
-                <w:rFonts w:ascii="Calibri" w:hAnsi="Calibri"/>
-                <w:b/>
-                <w:color w:val="000000"/>
-                <w:sz w:val="20"/>
-              </w:rPr>
-              <w:t>Confidence</w:t>
-            </w:r>
-          </w:p>
-        </w:tc>
-        <w:tc>
-          <w:tcPr>
-            <w:tcW w:type="dxa" w:w="1872"/>
-            <w:shd w:fill="DDE9EE"/>
-            <w:tcBorders>
-              <w:top w:val="single" w:sz="4" w:color="D9D9D9"/>
-              <w:left w:val="single" w:sz="4" w:color="D9D9D9"/>
-              <w:bottom w:val="single" w:sz="4" w:color="D9D9D9"/>
-              <w:right w:val="single" w:sz="4" w:color="D9D9D9"/>
-            </w:tcBorders>
-            <w:tcMar>
-              <w:top w:w="75" w:type="dxa"/>
-              <w:left w:w="75" w:type="dxa"/>
-              <w:bottom w:w="75" w:type="dxa"/>
-              <w:right w:w="75" w:type="dxa"/>
-            </w:tcMar>
-          </w:tcPr>
-          <w:p>
-            <w:pPr>
-              <w:spacing w:after="40" w:before="40"/>
-              <w:jc w:val="center"/>
-            </w:pPr>
-            <w:r>
-              <w:rPr>
-                <w:rFonts w:ascii="Calibri" w:hAnsi="Calibri"/>
-                <w:b/>
-                <w:color w:val="000000"/>
-                <w:sz w:val="20"/>
-              </w:rPr>
-              <w:t>PPR percentage</w:t>
-            </w:r>
-          </w:p>
-        </w:tc>
-      </w:tr>
-      <w:tr>
-        <w:trPr>
-          <w:cantSplit/>
-        </w:trPr>
-        <w:tc>
-          <w:tcPr>
-            <w:tcW w:type="dxa" w:w="6624"/>
-            <w:shd w:fill="FFFFFF"/>
-            <w:tcBorders>
-              <w:top w:val="single" w:sz="4" w:color="D9D9D9"/>
-              <w:left w:val="single" w:sz="4" w:color="D9D9D9"/>
-              <w:bottom w:val="single" w:sz="4" w:color="D9D9D9"/>
-              <w:right w:val="single" w:sz="4" w:color="D9D9D9"/>
-            </w:tcBorders>
-            <w:tcMar>
-              <w:top w:w="75" w:type="dxa"/>
-              <w:left w:w="75" w:type="dxa"/>
-              <w:bottom w:w="75" w:type="dxa"/>
-              <w:right w:w="75" w:type="dxa"/>
-            </w:tcMar>
-          </w:tcPr>
-          <w:p>
-            <w:pPr>
-              <w:spacing w:after="40" w:before="40"/>
-            </w:pPr>
-            <w:r>
-              <w:rPr>
-                <w:rFonts w:ascii="Calibri" w:hAnsi="Calibri"/>
-                <w:b w:val="0"/>
-                <w:color w:val="000000"/>
-                <w:sz w:val="20"/>
-              </w:rPr>
-              <w:t>[Every actual allocation rule in full words]</w:t>
-            </w:r>
-          </w:p>
-        </w:tc>
-        <w:tc>
-          <w:tcPr>
-            <w:tcW w:type="dxa" w:w="1512"/>
-            <w:shd w:fill="FFFFFF"/>
-            <w:tcBorders>
-              <w:top w:val="single" w:sz="4" w:color="D9D9D9"/>
-              <w:left w:val="single" w:sz="4" w:color="D9D9D9"/>
-              <w:bottom w:val="single" w:sz="4" w:color="D9D9D9"/>
-              <w:right w:val="single" w:sz="4" w:color="D9D9D9"/>
-            </w:tcBorders>
-            <w:tcMar>
-              <w:top w:w="75" w:type="dxa"/>
-              <w:left w:w="75" w:type="dxa"/>
-              <w:bottom w:w="75" w:type="dxa"/>
-              <w:right w:w="75" w:type="dxa"/>
-            </w:tcMar>
-          </w:tcPr>
-          <w:p>
-            <w:pPr>
-              <w:spacing w:after="40" w:before="40"/>
-              <w:jc w:val="center"/>
-            </w:pPr>
-            <w:r>
-              <w:rPr>
-                <w:rFonts w:ascii="Calibri" w:hAnsi="Calibri"/>
-                <w:b w:val="0"/>
-                <w:color w:val="000000"/>
-                <w:sz w:val="20"/>
-              </w:rPr>
-              <w:t>[Level]</w:t>
-            </w:r>
-          </w:p>
-        </w:tc>
-        <w:tc>
-          <w:tcPr>
-            <w:tcW w:type="dxa" w:w="1872"/>
-            <w:shd w:fill="FFFFFF"/>
-            <w:tcBorders>
-              <w:top w:val="single" w:sz="4" w:color="D9D9D9"/>
-              <w:left w:val="single" w:sz="4" w:color="D9D9D9"/>
-              <w:bottom w:val="single" w:sz="4" w:color="D9D9D9"/>
-              <w:right w:val="single" w:sz="4" w:color="D9D9D9"/>
-            </w:tcBorders>
-            <w:tcMar>
-              <w:top w:w="75" w:type="dxa"/>
-              <w:left w:w="75" w:type="dxa"/>
-              <w:bottom w:w="75" w:type="dxa"/>
-              <w:right w:w="75" w:type="dxa"/>
-            </w:tcMar>
-          </w:tcPr>
-          <w:p>
-            <w:pPr>
-              <w:spacing w:after="40" w:before="40"/>
-              <w:jc w:val="center"/>
-            </w:pPr>
-            <w:r>
-              <w:rPr>
-                <w:rFonts w:ascii="Calibri" w:hAnsi="Calibri"/>
-                <w:b w:val="0"/>
-                <w:color w:val="000000"/>
-                <w:sz w:val="20"/>
-              </w:rPr>
-              <w:t>[%]</w:t>
-            </w:r>
-          </w:p>
-        </w:tc>
-      </w:tr>
-      <w:tr>
-        <w:trPr>
-          <w:cantSplit/>
-        </w:trPr>
-        <w:tc>
-          <w:tcPr>
-            <w:tcW w:type="dxa" w:w="6624"/>
-            <w:shd w:fill="F5F7F8"/>
-            <w:tcBorders>
-              <w:top w:val="single" w:sz="4" w:color="D9D9D9"/>
-              <w:left w:val="single" w:sz="4" w:color="D9D9D9"/>
-              <w:bottom w:val="single" w:sz="4" w:color="D9D9D9"/>
-              <w:right w:val="single" w:sz="4" w:color="D9D9D9"/>
-            </w:tcBorders>
-            <w:tcMar>
-              <w:top w:w="75" w:type="dxa"/>
-              <w:left w:w="75" w:type="dxa"/>
-              <w:bottom w:w="75" w:type="dxa"/>
-              <w:right w:w="75" w:type="dxa"/>
-            </w:tcMar>
-          </w:tcPr>
-          <w:p>
-            <w:pPr>
-              <w:spacing w:after="40" w:before="40"/>
-            </w:pPr>
-            <w:r>
-              <w:rPr>
-                <w:rFonts w:ascii="Calibri" w:hAnsi="Calibri"/>
-                <w:b w:val="0"/>
-                <w:color w:val="000000"/>
-                <w:sz w:val="20"/>
-              </w:rPr>
-              <w:t>[Unresolved or not applicable where used]</w:t>
-            </w:r>
-          </w:p>
-        </w:tc>
-        <w:tc>
-          <w:tcPr>
-            <w:tcW w:type="dxa" w:w="1512"/>
-            <w:shd w:fill="F5F7F8"/>
-            <w:tcBorders>
-              <w:top w:val="single" w:sz="4" w:color="D9D9D9"/>
-              <w:left w:val="single" w:sz="4" w:color="D9D9D9"/>
-              <w:bottom w:val="single" w:sz="4" w:color="D9D9D9"/>
-              <w:right w:val="single" w:sz="4" w:color="D9D9D9"/>
-            </w:tcBorders>
-            <w:tcMar>
-              <w:top w:w="75" w:type="dxa"/>
-              <w:left w:w="75" w:type="dxa"/>
-              <w:bottom w:w="75" w:type="dxa"/>
-              <w:right w:w="75" w:type="dxa"/>
-            </w:tcMar>
-          </w:tcPr>
-          <w:p>
-            <w:pPr>
-              <w:spacing w:after="40" w:before="40"/>
-              <w:jc w:val="center"/>
-            </w:pPr>
-            <w:r>
-              <w:rPr>
-                <w:rFonts w:ascii="Calibri" w:hAnsi="Calibri"/>
-                <w:b w:val="0"/>
-                <w:color w:val="000000"/>
-                <w:sz w:val="20"/>
-              </w:rPr>
-              <w:t>[Level]</w:t>
-            </w:r>
-          </w:p>
-        </w:tc>
-        <w:tc>
-          <w:tcPr>
-            <w:tcW w:type="dxa" w:w="1872"/>
-            <w:shd w:fill="F5F7F8"/>
-            <w:tcBorders>
-              <w:top w:val="single" w:sz="4" w:color="D9D9D9"/>
-              <w:left w:val="single" w:sz="4" w:color="D9D9D9"/>
-              <w:bottom w:val="single" w:sz="4" w:color="D9D9D9"/>
-              <w:right w:val="single" w:sz="4" w:color="D9D9D9"/>
-            </w:tcBorders>
-            <w:tcMar>
-              <w:top w:w="75" w:type="dxa"/>
-              <w:left w:w="75" w:type="dxa"/>
-              <w:bottom w:w="75" w:type="dxa"/>
-              <w:right w:w="75" w:type="dxa"/>
-            </w:tcMar>
-          </w:tcPr>
-          <w:p>
-            <w:pPr>
-              <w:spacing w:after="40" w:before="40"/>
-              <w:jc w:val="center"/>
-            </w:pPr>
-            <w:r>
-              <w:rPr>
-                <w:rFonts w:ascii="Calibri" w:hAnsi="Calibri"/>
-                <w:b w:val="0"/>
-                <w:color w:val="000000"/>
-                <w:sz w:val="20"/>
-              </w:rPr>
-              <w:t>[%]</w:t>
-            </w:r>
-          </w:p>
-        </w:tc>
-      </w:tr>
-    </w:tbl>
-    <w:p>
-      <w:pPr>
-        <w:keepNext w:val="0"/>
-        <w:pageBreakBefore w:val="0"/>
-        <w:spacing w:after="120"/>
-      </w:pPr>
-      <w:r>
-        <w:rPr>
-          <w:rFonts w:ascii="Calibri" w:hAnsi="Calibri"/>
-          <w:b w:val="0"/>
-          <w:color w:val="000000"/>
-          <w:sz w:val="21"/>
-        </w:rPr>
-        <w:t>Each percentage is the simple-chain PPR associated with taxa using that rule. [Use known PPR only when unknown annual contributions remain.]</w:t>
-      </w:r>
-    </w:p>
-    <w:p>
-      <w:pPr>
-        <w:keepNext w:val="0"/>
-        <w:pageBreakBefore w:val="0"/>
-        <w:spacing w:after="120"/>
-      </w:pPr>
-      <w:r>
-        <w:rPr>
-          <w:rFonts w:ascii="Calibri" w:hAnsi="Calibri"/>
-          <w:b w:val="0"/>
-          <w:color w:val="000000"/>
-          <w:sz w:val="21"/>
-        </w:rPr>
-        <w:t>[Unresolved taxa: name each and give a short reason, or state none. Very low decisions: group by assumption, name the taxa or link exact appendix rows, and give their catch/PPR share. Scientific findings only; keep workflow and verification details in supporting records.]</w:t>
-      </w:r>
-    </w:p>
-    <w:p>
-      <w:pPr>
-        <w:pStyle w:val="Title"/>
-        <w:pageBreakBefore/>
-        <w:keepNext/>
-        <w:pageBreakBefore/>
+        <w:pStyle w:val="Heading1"/>
       </w:pPr>
       <w:r>
         <w:t>Geographic evidence screenshots</w:t>
       </w:r>
     </w:p>
     <w:p>
-      <w:pPr>
-        <w:spacing w:after="40" w:before="0" w:line="240" w:lineRule="auto"/>
-      </w:pPr>
       <w:r>
-        <w:rPr>
-          <w:rFonts w:ascii="Calibri" w:hAnsi="Calibri"/>
-          <w:sz w:val="21"/>
-          <w:color w:val="000000"/>
-        </w:rPr>
-        <w:t xml:space="preserve">Target region R and selected model study area S. [Overlap method and approximation, if applicable.]</w:t>
+        <w:t>Target region R and selected model study area S. [Overlap method and approximation, if applicable.]</w:t>
       </w:r>
     </w:p>
     <w:p>
@@ -3181,6 +2883,7 @@
             </w:pPr>
             <w:r>
               <w:rPr>
+                <w:rFonts w:ascii="Calibri" w:hAnsi="Calibri"/>
                 <w:b/>
                 <w:sz w:val="21"/>
               </w:rPr>
@@ -3192,7 +2895,6 @@
       <w:tr>
         <w:trPr>
           <w:cantSplit/>
-          <w:trHeight w:val="2880" w:hRule="atLeast"/>
         </w:trPr>
         <w:tc>
           <w:tcPr>
@@ -3214,31 +2916,26 @@
           </w:tcPr>
           <w:p>
             <w:pPr>
-              <w:spacing w:after="40" w:before="0" w:line="240" w:lineRule="auto"/>
+              <w:spacing w:after="40"/>
             </w:pPr>
             <w:r>
               <w:rPr>
                 <w:rFonts w:ascii="Calibri" w:hAnsi="Calibri"/>
                 <w:sz w:val="21"/>
-                <w:color w:val="000000"/>
               </w:rPr>
-              <w:t xml:space="preserve">[Insert readable boundary image]</w:t>
+              <w:t>[Insert readable boundary image]</w:t>
+              <w:br/>
+              <w:br/>
+              <w:br/>
+              <w:br/>
             </w:r>
           </w:p>
         </w:tc>
       </w:tr>
     </w:tbl>
     <w:p>
-      <w:pPr>
-        <w:spacing w:after="40" w:before="0" w:line="240" w:lineRule="auto"/>
-      </w:pPr>
       <w:r>
-        <w:rPr>
-          <w:rFonts w:ascii="Calibri" w:hAnsi="Calibri"/>
-          <w:sz w:val="20"/>
-          <w:color w:val="000000"/>
-        </w:rPr>
-        <w:t xml:space="preserve">[Region name/ID; boundary source/version | Source | Image]</w:t>
+        <w:t>[Region name/ID; boundary source/version | Source | Image]</w:t>
       </w:r>
     </w:p>
     <w:p>
@@ -3288,6 +2985,7 @@
             </w:pPr>
             <w:r>
               <w:rPr>
+                <w:rFonts w:ascii="Calibri" w:hAnsi="Calibri"/>
                 <w:b/>
                 <w:sz w:val="21"/>
               </w:rPr>
@@ -3299,7 +2997,6 @@
       <w:tr>
         <w:trPr>
           <w:cantSplit/>
-          <w:trHeight w:val="2880" w:hRule="atLeast"/>
         </w:trPr>
         <w:tc>
           <w:tcPr>
@@ -3321,48 +3018,34 @@
           </w:tcPr>
           <w:p>
             <w:pPr>
-              <w:spacing w:after="40" w:before="0" w:line="240" w:lineRule="auto"/>
+              <w:spacing w:after="40"/>
             </w:pPr>
             <w:r>
               <w:rPr>
                 <w:rFonts w:ascii="Calibri" w:hAnsi="Calibri"/>
                 <w:sz w:val="21"/>
-                <w:color w:val="000000"/>
               </w:rPr>
-              <w:t xml:space="preserve">[Insert readable boundary image]</w:t>
+              <w:t>[Insert readable boundary image]</w:t>
+              <w:br/>
+              <w:br/>
+              <w:br/>
+              <w:br/>
             </w:r>
           </w:p>
         </w:tc>
       </w:tr>
     </w:tbl>
     <w:p>
-      <w:pPr>
-        <w:spacing w:after="40" w:before="0" w:line="240" w:lineRule="auto"/>
-      </w:pPr>
       <w:r>
-        <w:rPr>
-          <w:rFonts w:ascii="Calibri" w:hAnsi="Calibri"/>
-          <w:sz w:val="20"/>
-          <w:color w:val="000000"/>
-        </w:rPr>
-        <w:t xml:space="preserve">[Article; figure/page; represented model area | Source PDF | Image]</w:t>
+        <w:t>[Article; figure/page; represented model area | Source PDF | Image]</w:t>
       </w:r>
     </w:p>
     <w:p>
-      <w:pPr>
-        <w:spacing w:after="40" w:before="0" w:line="240" w:lineRule="auto"/>
-      </w:pPr>
       <w:r>
-        <w:rPr>
-          <w:rFonts w:ascii="Calibri" w:hAnsi="Calibri"/>
-          <w:sz w:val="20"/>
-          <w:color w:val="000000"/>
-        </w:rPr>
-        <w:t xml:space="preserve">[If a figure is unavailable, state the missing source or reason.]</w:t>
+        <w:t>[If a figure is unavailable, state the missing source or reason.]</w:t>
       </w:r>
     </w:p>
     <w:sectPr>
-      <w:type w:val="nextPage"/>
       <w:pgSz w:w="11909" w:h="16834"/>
       <w:pgMar w:top="936" w:right="936" w:bottom="936" w:left="936" w:header="720" w:footer="720" w:gutter="0"/>
       <w:cols w:space="720"/>
